--- a/11-变流电路/03-变频电路/矩阵变换器电路/矩阵变换器电路.docx
+++ b/11-变流电路/03-变频电路/矩阵变换器电路/矩阵变换器电路.docx
@@ -2331,6 +2331,20 @@
     </w:p>
     <w:bookmarkEnd w:id="26"/>
     <w:bookmarkEnd w:id="27"/>
+    <w:p>
+      <w:pPr>
+        <w:spacing w:before="360"/>
+        <w:jc w:val="center"/>
+      </w:pPr>
+      <w:r>
+        <w:rPr>
+          <w:rFonts w:ascii="Times New Roman" w:hAnsi="Times New Roman"/>
+          <w:color w:val="555555"/>
+          <w:sz w:val="21"/>
+        </w:rPr>
+        <w:t>材料收集者：杜文杰</w:t>
+      </w:r>
+    </w:p>
     <w:sectPr>
       <w:headerReference r:id="rId9" w:type="default"/>
       <w:footerReference r:id="rId10" w:type="default"/>

--- a/11-变流电路/03-变频电路/矩阵变换器电路/矩阵变换器电路.docx
+++ b/11-变流电路/03-变频电路/矩阵变换器电路/矩阵变换器电路.docx
@@ -1,6 +1,6 @@
 
 <file path=word/document.xml><?xml version="1.0" encoding="utf-8"?>
-<w:document xmlns:w="http://schemas.openxmlformats.org/wordprocessingml/2006/main" xmlns:m="http://schemas.openxmlformats.org/officeDocument/2006/math" xmlns:r="http://schemas.openxmlformats.org/officeDocument/2006/relationships" xmlns:o="urn:schemas-microsoft-com:office:office" xmlns:v="urn:schemas-microsoft-com:vml" xmlns:w10="urn:schemas-microsoft-com:office:word" xmlns:a="http://schemas.openxmlformats.org/drawingml/2006/main" xmlns:pic="http://schemas.openxmlformats.org/drawingml/2006/picture" xmlns:wp="http://schemas.openxmlformats.org/drawingml/2006/wordprocessingDrawing">
+<w:document xmlns:m="http://schemas.openxmlformats.org/officeDocument/2006/math" xmlns:r="http://schemas.openxmlformats.org/officeDocument/2006/relationships" xmlns:w="http://schemas.openxmlformats.org/wordprocessingml/2006/main" xmlns:o="urn:schemas-microsoft-com:office:office" xmlns:v="urn:schemas-microsoft-com:vml" xmlns:w10="urn:schemas-microsoft-com:office:word" xmlns:a="http://schemas.openxmlformats.org/drawingml/2006/main" xmlns:pic="http://schemas.openxmlformats.org/drawingml/2006/picture" xmlns:wp="http://schemas.openxmlformats.org/drawingml/2006/wordprocessingDrawing">
   <w:body>
     <w:bookmarkStart w:id="27" w:name="矩阵变换器电路"/>
     <w:p>
@@ -9,7 +9,7 @@
       </w:pPr>
       <w:r>
         <w:rPr>
-          <w:rFonts w:hint="eastAsia"/>
+          <w:rFonts w:hint="eastAsia" w:eastAsia="黑体"/>
         </w:rPr>
         <w:t xml:space="preserve">矩阵变换器电路</w:t>
       </w:r>
@@ -21,7 +21,7 @@
       </w:pPr>
       <w:r>
         <w:rPr>
-          <w:rFonts w:hint="eastAsia"/>
+          <w:rFonts w:hint="eastAsia" w:eastAsia="黑体"/>
         </w:rPr>
         <w:t xml:space="preserve">拓扑描述</w:t>
       </w:r>
@@ -32,11 +32,14 @@
       </w:pPr>
       <w:r>
         <w:rPr>
-          <w:rFonts w:hint="eastAsia"/>
+          <w:rFonts w:hint="eastAsia" w:eastAsia="黑体"/>
         </w:rPr>
         <w:t xml:space="preserve">该电路由九个双向开关</w:t>
       </w:r>
       <w:r>
+        <w:rPr>
+          <w:rFonts w:eastAsia="黑体"/>
+        </w:rPr>
         <w:t xml:space="preserve"> </w:t>
       </w:r>
       <m:oMath>
@@ -54,6 +57,9 @@
         </m:sSub>
       </m:oMath>
       <w:r>
+        <w:rPr>
+          <w:rFonts w:eastAsia="黑体"/>
+        </w:rPr>
         <w:t xml:space="preserve">~</w:t>
       </w:r>
       <m:oMath>
@@ -72,29 +78,38 @@
       </m:oMath>
       <w:r>
         <w:rPr>
-          <w:rFonts w:hint="eastAsia"/>
+          <w:rFonts w:hint="eastAsia" w:eastAsia="黑体"/>
         </w:rPr>
         <w:t xml:space="preserve">（编号</w:t>
       </w:r>
       <w:r>
+        <w:rPr>
+          <w:rFonts w:eastAsia="黑体"/>
+        </w:rPr>
         <w:t xml:space="preserve"> </w:t>
       </w:r>
       <w:r>
         <w:rPr>
-          <w:rFonts w:hint="eastAsia"/>
+          <w:rFonts w:hint="eastAsia" w:eastAsia="黑体"/>
         </w:rPr>
         <w:t xml:space="preserve">S11~S33，每个双向开关由两个反并联</w:t>
       </w:r>
       <w:r>
+        <w:rPr>
+          <w:rFonts w:eastAsia="黑体"/>
+        </w:rPr>
         <w:t xml:space="preserve"> IGBT </w:t>
       </w:r>
       <w:r>
         <w:rPr>
-          <w:rFonts w:hint="eastAsia"/>
+          <w:rFonts w:hint="eastAsia" w:eastAsia="黑体"/>
         </w:rPr>
         <w:t xml:space="preserve">及其串联二极管构成，如</w:t>
       </w:r>
       <w:r>
+        <w:rPr>
+          <w:rFonts w:eastAsia="黑体"/>
+        </w:rPr>
         <w:t xml:space="preserve"> </w:t>
       </w:r>
       <m:oMath>
@@ -115,15 +130,21 @@
         </m:sSub>
       </m:oMath>
       <w:r>
+        <w:rPr>
+          <w:rFonts w:eastAsia="黑体"/>
+        </w:rPr>
         <w:t xml:space="preserve"> </w:t>
       </w:r>
       <w:r>
         <w:rPr>
-          <w:rFonts w:hint="eastAsia"/>
+          <w:rFonts w:hint="eastAsia" w:eastAsia="黑体"/>
         </w:rPr>
         <w:t xml:space="preserve">由</w:t>
       </w:r>
       <w:r>
+        <w:rPr>
+          <w:rFonts w:eastAsia="黑体"/>
+        </w:rPr>
         <w:t xml:space="preserve"> IGBT</w:t>
       </w:r>
       <m:oMath>
@@ -141,6 +162,9 @@
         </m:sSub>
       </m:oMath>
       <w:r>
+        <w:rPr>
+          <w:rFonts w:eastAsia="黑体"/>
+        </w:rPr>
         <w:t xml:space="preserve">、IGBT</w:t>
       </w:r>
       <m:oMath>
@@ -158,15 +182,21 @@
         </m:sSub>
       </m:oMath>
       <w:r>
+        <w:rPr>
+          <w:rFonts w:eastAsia="黑体"/>
+        </w:rPr>
         <w:t xml:space="preserve"> </w:t>
       </w:r>
       <w:r>
         <w:rPr>
-          <w:rFonts w:hint="eastAsia"/>
+          <w:rFonts w:hint="eastAsia" w:eastAsia="黑体"/>
         </w:rPr>
         <w:t xml:space="preserve">与二极管</w:t>
       </w:r>
       <w:r>
+        <w:rPr>
+          <w:rFonts w:eastAsia="黑体"/>
+        </w:rPr>
         <w:t xml:space="preserve"> </w:t>
       </w:r>
       <m:oMath>
@@ -184,6 +214,9 @@
         </m:sSub>
       </m:oMath>
       <w:r>
+        <w:rPr>
+          <w:rFonts w:eastAsia="黑体"/>
+        </w:rPr>
         <w:t xml:space="preserve">、</w:t>
       </w:r>
       <m:oMath>
@@ -201,15 +234,21 @@
         </m:sSub>
       </m:oMath>
       <w:r>
+        <w:rPr>
+          <w:rFonts w:eastAsia="黑体"/>
+        </w:rPr>
         <w:t xml:space="preserve"> </w:t>
       </w:r>
       <w:r>
         <w:rPr>
-          <w:rFonts w:hint="eastAsia"/>
+          <w:rFonts w:hint="eastAsia" w:eastAsia="黑体"/>
         </w:rPr>
         <w:t xml:space="preserve">组成）构成的</w:t>
       </w:r>
       <w:r>
+        <w:rPr>
+          <w:rFonts w:eastAsia="黑体"/>
+        </w:rPr>
         <w:t xml:space="preserve"> </w:t>
       </w:r>
       <m:oMath>
@@ -227,15 +266,21 @@
         </m:r>
       </m:oMath>
       <w:r>
+        <w:rPr>
+          <w:rFonts w:eastAsia="黑体"/>
+        </w:rPr>
         <w:t xml:space="preserve"> </w:t>
       </w:r>
       <w:r>
         <w:rPr>
-          <w:rFonts w:hint="eastAsia"/>
+          <w:rFonts w:hint="eastAsia" w:eastAsia="黑体"/>
         </w:rPr>
         <w:t xml:space="preserve">开关矩阵组成，无中间直流储能环节。关键节点定义如下：三相输入节点</w:t>
       </w:r>
       <w:r>
+        <w:rPr>
+          <w:rFonts w:eastAsia="黑体"/>
+        </w:rPr>
         <w:t xml:space="preserve"> </w:t>
       </w:r>
       <m:oMath>
@@ -262,15 +307,21 @@
         </m:r>
       </m:oMath>
       <w:r>
+        <w:rPr>
+          <w:rFonts w:eastAsia="黑体"/>
+        </w:rPr>
         <w:t xml:space="preserve"> </w:t>
       </w:r>
       <w:r>
         <w:rPr>
-          <w:rFonts w:hint="eastAsia"/>
+          <w:rFonts w:hint="eastAsia" w:eastAsia="黑体"/>
         </w:rPr>
         <w:t xml:space="preserve">是三相输入电源的三根相线，分别接矩阵的三条输入行；三相输出节点</w:t>
       </w:r>
       <w:r>
+        <w:rPr>
+          <w:rFonts w:eastAsia="黑体"/>
+        </w:rPr>
         <w:t xml:space="preserve"> </w:t>
       </w:r>
       <m:oMath>
@@ -297,15 +348,21 @@
         </m:r>
       </m:oMath>
       <w:r>
+        <w:rPr>
+          <w:rFonts w:eastAsia="黑体"/>
+        </w:rPr>
         <w:t xml:space="preserve"> </w:t>
       </w:r>
       <w:r>
         <w:rPr>
-          <w:rFonts w:hint="eastAsia"/>
+          <w:rFonts w:hint="eastAsia" w:eastAsia="黑体"/>
         </w:rPr>
         <w:t xml:space="preserve">是矩阵的三条输出列，接三相负载（电机）；中间节点即各双向开关的输入侧端（接</w:t>
       </w:r>
       <w:r>
+        <w:rPr>
+          <w:rFonts w:eastAsia="黑体"/>
+        </w:rPr>
         <w:t xml:space="preserve"> </w:t>
       </w:r>
       <m:oMath>
@@ -333,11 +390,14 @@
       </m:oMath>
       <w:r>
         <w:rPr>
-          <w:rFonts w:hint="eastAsia"/>
+          <w:rFonts w:hint="eastAsia" w:eastAsia="黑体"/>
         </w:rPr>
         <w:t xml:space="preserve">）与输出侧端（接</w:t>
       </w:r>
       <w:r>
+        <w:rPr>
+          <w:rFonts w:eastAsia="黑体"/>
+        </w:rPr>
         <w:t xml:space="preserve"> </w:t>
       </w:r>
       <m:oMath>
@@ -365,7 +425,7 @@
       </m:oMath>
       <w:r>
         <w:rPr>
-          <w:rFonts w:hint="eastAsia"/>
+          <w:rFonts w:hint="eastAsia" w:eastAsia="黑体"/>
         </w:rPr>
         <w:t xml:space="preserve">）及其内部反并联器件连接点。</w:t>
       </w:r>
@@ -374,11 +434,14 @@
       <w:pPr/>
       <w:r>
         <w:rPr>
-          <w:rFonts w:hint="eastAsia"/>
+          <w:rFonts w:hint="eastAsia" w:eastAsia="黑体"/>
         </w:rPr>
         <w:t xml:space="preserve">各元件管脚连接：双向开关</w:t>
       </w:r>
       <w:r>
+        <w:rPr>
+          <w:rFonts w:eastAsia="黑体"/>
+        </w:rPr>
         <w:t xml:space="preserve"> </w:t>
       </w:r>
       <m:oMath>
@@ -399,15 +462,21 @@
         </m:sSub>
       </m:oMath>
       <w:r>
+        <w:rPr>
+          <w:rFonts w:eastAsia="黑体"/>
+        </w:rPr>
         <w:t xml:space="preserve"> </w:t>
       </w:r>
       <w:r>
         <w:rPr>
-          <w:rFonts w:hint="eastAsia"/>
+          <w:rFonts w:hint="eastAsia" w:eastAsia="黑体"/>
         </w:rPr>
         <w:t xml:space="preserve">一端接输入节点（第</w:t>
       </w:r>
       <w:r>
+        <w:rPr>
+          <w:rFonts w:eastAsia="黑体"/>
+        </w:rPr>
         <w:t xml:space="preserve"> </w:t>
       </w:r>
       <m:oMath>
@@ -416,15 +485,21 @@
         </m:r>
       </m:oMath>
       <w:r>
+        <w:rPr>
+          <w:rFonts w:eastAsia="黑体"/>
+        </w:rPr>
         <w:t xml:space="preserve"> </w:t>
       </w:r>
       <w:r>
         <w:rPr>
-          <w:rFonts w:hint="eastAsia"/>
+          <w:rFonts w:hint="eastAsia" w:eastAsia="黑体"/>
         </w:rPr>
         <w:t xml:space="preserve">行输入相</w:t>
       </w:r>
       <w:r>
+        <w:rPr>
+          <w:rFonts w:eastAsia="黑体"/>
+        </w:rPr>
         <w:t xml:space="preserve"> </w:t>
       </w:r>
       <m:oMath>
@@ -452,11 +527,14 @@
       </m:oMath>
       <w:r>
         <w:rPr>
-          <w:rFonts w:hint="eastAsia"/>
+          <w:rFonts w:hint="eastAsia" w:eastAsia="黑体"/>
         </w:rPr>
         <w:t xml:space="preserve">），另一端接输出节点（第</w:t>
       </w:r>
       <w:r>
+        <w:rPr>
+          <w:rFonts w:eastAsia="黑体"/>
+        </w:rPr>
         <w:t xml:space="preserve"> </w:t>
       </w:r>
       <m:oMath>
@@ -465,15 +543,21 @@
         </m:r>
       </m:oMath>
       <w:r>
+        <w:rPr>
+          <w:rFonts w:eastAsia="黑体"/>
+        </w:rPr>
         <w:t xml:space="preserve"> </w:t>
       </w:r>
       <w:r>
         <w:rPr>
-          <w:rFonts w:hint="eastAsia"/>
+          <w:rFonts w:hint="eastAsia" w:eastAsia="黑体"/>
         </w:rPr>
         <w:t xml:space="preserve">列输出相</w:t>
       </w:r>
       <w:r>
+        <w:rPr>
+          <w:rFonts w:eastAsia="黑体"/>
+        </w:rPr>
         <w:t xml:space="preserve"> </w:t>
       </w:r>
       <m:oMath>
@@ -501,56 +585,74 @@
       </m:oMath>
       <w:r>
         <w:rPr>
-          <w:rFonts w:hint="eastAsia"/>
+          <w:rFonts w:hint="eastAsia" w:eastAsia="黑体"/>
         </w:rPr>
         <w:t xml:space="preserve">），每个双向开关内部由两个</w:t>
       </w:r>
       <w:r>
+        <w:rPr>
+          <w:rFonts w:eastAsia="黑体"/>
+        </w:rPr>
         <w:t xml:space="preserve"> IGBT </w:t>
       </w:r>
       <w:r>
         <w:rPr>
-          <w:rFonts w:hint="eastAsia"/>
+          <w:rFonts w:hint="eastAsia" w:eastAsia="黑体"/>
         </w:rPr>
         <w:t xml:space="preserve">共发射极（或共集电极）反并联组成，各</w:t>
       </w:r>
       <w:r>
+        <w:rPr>
+          <w:rFonts w:eastAsia="黑体"/>
+        </w:rPr>
         <w:t xml:space="preserve"> IGBT </w:t>
       </w:r>
       <w:r>
         <w:rPr>
-          <w:rFonts w:hint="eastAsia"/>
+          <w:rFonts w:hint="eastAsia" w:eastAsia="黑体"/>
         </w:rPr>
         <w:t xml:space="preserve">的栅极</w:t>
       </w:r>
       <w:r>
+        <w:rPr>
+          <w:rFonts w:eastAsia="黑体"/>
+        </w:rPr>
         <w:t xml:space="preserve"> G </w:t>
       </w:r>
       <w:r>
         <w:rPr>
-          <w:rFonts w:hint="eastAsia"/>
+          <w:rFonts w:hint="eastAsia" w:eastAsia="黑体"/>
         </w:rPr>
         <w:t xml:space="preserve">接控制器</w:t>
       </w:r>
       <w:r>
+        <w:rPr>
+          <w:rFonts w:eastAsia="黑体"/>
+        </w:rPr>
         <w:t xml:space="preserve"> IC1 </w:t>
       </w:r>
       <w:r>
         <w:rPr>
-          <w:rFonts w:hint="eastAsia"/>
+          <w:rFonts w:hint="eastAsia" w:eastAsia="黑体"/>
         </w:rPr>
         <w:t xml:space="preserve">的对应驱动信号，各</w:t>
       </w:r>
       <w:r>
+        <w:rPr>
+          <w:rFonts w:eastAsia="黑体"/>
+        </w:rPr>
         <w:t xml:space="preserve"> IGBT </w:t>
       </w:r>
       <w:r>
         <w:rPr>
-          <w:rFonts w:hint="eastAsia"/>
+          <w:rFonts w:hint="eastAsia" w:eastAsia="黑体"/>
         </w:rPr>
         <w:t xml:space="preserve">串联的二极管</w:t>
       </w:r>
       <w:r>
+        <w:rPr>
+          <w:rFonts w:eastAsia="黑体"/>
+        </w:rPr>
         <w:t xml:space="preserve"> </w:t>
       </w:r>
       <m:oMath>
@@ -568,6 +670,9 @@
         </m:sSub>
       </m:oMath>
       <w:r>
+        <w:rPr>
+          <w:rFonts w:eastAsia="黑体"/>
+        </w:rPr>
         <w:t xml:space="preserve">、</w:t>
       </w:r>
       <m:oMath>
@@ -585,15 +690,21 @@
         </m:sSub>
       </m:oMath>
       <w:r>
+        <w:rPr>
+          <w:rFonts w:eastAsia="黑体"/>
+        </w:rPr>
         <w:t xml:space="preserve"> </w:t>
       </w:r>
       <w:r>
         <w:rPr>
-          <w:rFonts w:hint="eastAsia"/>
+          <w:rFonts w:hint="eastAsia" w:eastAsia="黑体"/>
         </w:rPr>
         <w:t xml:space="preserve">用以阻断反向、构成双向通断能力；九个双向开关按行（输入相）与列（输出相）交叉排布，第</w:t>
       </w:r>
       <w:r>
+        <w:rPr>
+          <w:rFonts w:eastAsia="黑体"/>
+        </w:rPr>
         <w:t xml:space="preserve"> </w:t>
       </w:r>
       <m:oMath>
@@ -602,15 +713,21 @@
         </m:r>
       </m:oMath>
       <w:r>
+        <w:rPr>
+          <w:rFonts w:eastAsia="黑体"/>
+        </w:rPr>
         <w:t xml:space="preserve"> </w:t>
       </w:r>
       <w:r>
         <w:rPr>
-          <w:rFonts w:hint="eastAsia"/>
+          <w:rFonts w:hint="eastAsia" w:eastAsia="黑体"/>
         </w:rPr>
         <w:t xml:space="preserve">行的三个开关</w:t>
       </w:r>
       <w:r>
+        <w:rPr>
+          <w:rFonts w:eastAsia="黑体"/>
+        </w:rPr>
         <w:t xml:space="preserve"> </w:t>
       </w:r>
       <m:oMath>
@@ -673,15 +790,21 @@
         </m:sSub>
       </m:oMath>
       <w:r>
+        <w:rPr>
+          <w:rFonts w:eastAsia="黑体"/>
+        </w:rPr>
         <w:t xml:space="preserve"> </w:t>
       </w:r>
       <w:r>
         <w:rPr>
-          <w:rFonts w:hint="eastAsia"/>
+          <w:rFonts w:hint="eastAsia" w:eastAsia="黑体"/>
         </w:rPr>
         <w:t xml:space="preserve">分别将输入相</w:t>
       </w:r>
       <w:r>
+        <w:rPr>
+          <w:rFonts w:eastAsia="黑体"/>
+        </w:rPr>
         <w:t xml:space="preserve"> </w:t>
       </w:r>
       <m:oMath>
@@ -690,15 +813,21 @@
         </m:r>
       </m:oMath>
       <w:r>
+        <w:rPr>
+          <w:rFonts w:eastAsia="黑体"/>
+        </w:rPr>
         <w:t xml:space="preserve"> </w:t>
       </w:r>
       <w:r>
         <w:rPr>
-          <w:rFonts w:hint="eastAsia"/>
+          <w:rFonts w:hint="eastAsia" w:eastAsia="黑体"/>
         </w:rPr>
         <w:t xml:space="preserve">连接到三个输出</w:t>
       </w:r>
       <w:r>
+        <w:rPr>
+          <w:rFonts w:eastAsia="黑体"/>
+        </w:rPr>
         <w:t xml:space="preserve"> </w:t>
       </w:r>
       <m:oMath>
@@ -725,6 +854,9 @@
         </m:r>
       </m:oMath>
       <w:r>
+        <w:rPr>
+          <w:rFonts w:eastAsia="黑体"/>
+        </w:rPr>
         <w:t xml:space="preserve">。</w:t>
       </w:r>
     </w:p>
@@ -732,11 +864,14 @@
       <w:pPr/>
       <w:r>
         <w:rPr>
-          <w:rFonts w:hint="eastAsia"/>
+          <w:rFonts w:hint="eastAsia" w:eastAsia="黑体"/>
         </w:rPr>
         <w:t xml:space="preserve">由此构成”九双向开关</w:t>
       </w:r>
       <w:r>
+        <w:rPr>
+          <w:rFonts w:eastAsia="黑体"/>
+        </w:rPr>
         <w:t xml:space="preserve"> </w:t>
       </w:r>
       <m:oMath>
@@ -754,11 +889,14 @@
         </m:r>
       </m:oMath>
       <w:r>
+        <w:rPr>
+          <w:rFonts w:eastAsia="黑体"/>
+        </w:rPr>
         <w:t xml:space="preserve"> </w:t>
       </w:r>
       <w:r>
         <w:rPr>
-          <w:rFonts w:hint="eastAsia"/>
+          <w:rFonts w:hint="eastAsia" w:eastAsia="黑体"/>
         </w:rPr>
         <w:t xml:space="preserve">直接交-交矩阵”组态，三相输入经双向开关矩阵直接斩波连接到三相输出，无中间直流储能环节，可同时任意调节输出电压幅值与频率，输入电流正弦、功率因数可调。</w:t>
       </w:r>
@@ -771,7 +909,7 @@
       </w:pPr>
       <w:r>
         <w:rPr>
-          <w:rFonts w:hint="eastAsia"/>
+          <w:rFonts w:hint="eastAsia" w:eastAsia="黑体"/>
         </w:rPr>
         <w:t xml:space="preserve">工作原理</w:t>
       </w:r>
@@ -782,7 +920,7 @@
       </w:pPr>
       <w:r>
         <w:rPr>
-          <w:rFonts w:hint="eastAsia"/>
+          <w:rFonts w:hint="eastAsia" w:eastAsia="黑体"/>
         </w:rPr>
         <w:t xml:space="preserve">通过高频切换双向开关，把三相输入电压按一定占空比对输出端进行直接「斩波」合成，使输出得到期望幅值与频率的三相交流；同一时刻需保证不会造成输入相间短路，也不会使输出感性负载开路。</w:t>
       </w:r>
@@ -795,7 +933,7 @@
       </w:pPr>
       <w:r>
         <w:rPr>
-          <w:rFonts w:hint="eastAsia"/>
+          <w:rFonts w:hint="eastAsia" w:eastAsia="黑体"/>
         </w:rPr>
         <w:t xml:space="preserve">关键计算公式</w:t>
       </w:r>
@@ -809,7 +947,7 @@
       </w:pPr>
       <w:r>
         <w:rPr>
-          <w:rFonts w:hint="eastAsia"/>
+          <w:rFonts w:hint="eastAsia" w:eastAsia="黑体"/>
         </w:rPr>
         <w:t xml:space="preserve">输出电压合成（平均模型，</w:t>
       </w:r>
@@ -831,11 +969,14 @@
         </m:sSub>
       </m:oMath>
       <w:r>
+        <w:rPr>
+          <w:rFonts w:eastAsia="黑体"/>
+        </w:rPr>
         <w:t xml:space="preserve"> </w:t>
       </w:r>
       <w:r>
         <w:rPr>
-          <w:rFonts w:hint="eastAsia"/>
+          <w:rFonts w:hint="eastAsia" w:eastAsia="黑体"/>
         </w:rPr>
         <w:t xml:space="preserve">为占空比）：</w:t>
       </w:r>
@@ -942,7 +1083,7 @@
       </w:pPr>
       <w:r>
         <w:rPr>
-          <w:rFonts w:hint="eastAsia"/>
+          <w:rFonts w:hint="eastAsia" w:eastAsia="黑体"/>
         </w:rPr>
         <w:t xml:space="preserve">电压传输比上限（线性调制）：</w:t>
       </w:r>
@@ -1049,7 +1190,7 @@
       </w:pPr>
       <w:r>
         <w:rPr>
-          <w:rFonts w:hint="eastAsia"/>
+          <w:rFonts w:hint="eastAsia" w:eastAsia="黑体"/>
         </w:rPr>
         <w:t xml:space="preserve">输入电流合成（对偶关系）：</w:t>
       </w:r>
@@ -1156,7 +1297,7 @@
       </w:pPr>
       <w:r>
         <w:rPr>
-          <w:rFonts w:hint="eastAsia"/>
+          <w:rFonts w:hint="eastAsia" w:eastAsia="黑体"/>
         </w:rPr>
         <w:t xml:space="preserve">占空比约束：</w:t>
       </w:r>
@@ -1258,7 +1399,7 @@
             </w:pPr>
             <w:r>
               <w:rPr>
-                <w:rFonts w:hint="eastAsia"/>
+                <w:rFonts w:hint="eastAsia" w:eastAsia="黑体"/>
               </w:rPr>
               <w:t xml:space="preserve">符号</w:t>
             </w:r>
@@ -1272,7 +1413,7 @@
             </w:pPr>
             <w:r>
               <w:rPr>
-                <w:rFonts w:hint="eastAsia"/>
+                <w:rFonts w:hint="eastAsia" w:eastAsia="黑体"/>
               </w:rPr>
               <w:t xml:space="preserve">含义</w:t>
             </w:r>
@@ -1286,7 +1427,7 @@
             </w:pPr>
             <w:r>
               <w:rPr>
-                <w:rFonts w:hint="eastAsia"/>
+                <w:rFonts w:hint="eastAsia" w:eastAsia="黑体"/>
               </w:rPr>
               <w:t xml:space="preserve">单位</w:t>
             </w:r>
@@ -1315,6 +1456,9 @@
               </m:sSub>
             </m:oMath>
             <w:r>
+              <w:rPr>
+                <w:rFonts w:eastAsia="黑体"/>
+              </w:rPr>
               <w:t xml:space="preserve">​</w:t>
             </w:r>
           </w:p>
@@ -1327,7 +1471,7 @@
             </w:pPr>
             <w:r>
               <w:rPr>
-                <w:rFonts w:hint="eastAsia"/>
+                <w:rFonts w:hint="eastAsia" w:eastAsia="黑体"/>
               </w:rPr>
               <w:t xml:space="preserve">输入相电压幅值</w:t>
             </w:r>
@@ -1340,6 +1484,9 @@
               <w:pStyle w:val="Compact"/>
             </w:pPr>
             <w:r>
+              <w:rPr>
+                <w:rFonts w:eastAsia="黑体"/>
+              </w:rPr>
               <w:t xml:space="preserve">V</w:t>
             </w:r>
           </w:p>
@@ -1367,6 +1514,9 @@
               </m:sSub>
             </m:oMath>
             <w:r>
+              <w:rPr>
+                <w:rFonts w:eastAsia="黑体"/>
+              </w:rPr>
               <w:t xml:space="preserve">​</w:t>
             </w:r>
           </w:p>
@@ -1379,7 +1529,7 @@
             </w:pPr>
             <w:r>
               <w:rPr>
-                <w:rFonts w:hint="eastAsia"/>
+                <w:rFonts w:hint="eastAsia" w:eastAsia="黑体"/>
               </w:rPr>
               <w:t xml:space="preserve">输出相电压幅值</w:t>
             </w:r>
@@ -1392,6 +1542,9 @@
               <w:pStyle w:val="Compact"/>
             </w:pPr>
             <w:r>
+              <w:rPr>
+                <w:rFonts w:eastAsia="黑体"/>
+              </w:rPr>
               <w:t xml:space="preserve">V</w:t>
             </w:r>
           </w:p>
@@ -1410,6 +1563,9 @@
               </m:r>
             </m:oMath>
             <w:r>
+              <w:rPr>
+                <w:rFonts w:eastAsia="黑体"/>
+              </w:rPr>
               <w:t xml:space="preserve">​</w:t>
             </w:r>
           </w:p>
@@ -1422,7 +1578,7 @@
             </w:pPr>
             <w:r>
               <w:rPr>
-                <w:rFonts w:hint="eastAsia"/>
+                <w:rFonts w:hint="eastAsia" w:eastAsia="黑体"/>
               </w:rPr>
               <w:t xml:space="preserve">电压传输比</w:t>
             </w:r>
@@ -1435,6 +1591,9 @@
               <w:pStyle w:val="Compact"/>
             </w:pPr>
             <w:r>
+              <w:rPr>
+                <w:rFonts w:eastAsia="黑体"/>
+              </w:rPr>
               <w:t xml:space="preserve">—</w:t>
             </w:r>
           </w:p>
@@ -1465,6 +1624,9 @@
               </m:sSub>
             </m:oMath>
             <w:r>
+              <w:rPr>
+                <w:rFonts w:eastAsia="黑体"/>
+              </w:rPr>
               <w:t xml:space="preserve">​</w:t>
             </w:r>
           </w:p>
@@ -1477,11 +1639,14 @@
             </w:pPr>
             <w:r>
               <w:rPr>
-                <w:rFonts w:hint="eastAsia"/>
+                <w:rFonts w:hint="eastAsia" w:eastAsia="黑体"/>
               </w:rPr>
               <w:t xml:space="preserve">输入相</w:t>
             </w:r>
             <w:r>
+              <w:rPr>
+                <w:rFonts w:eastAsia="黑体"/>
+              </w:rPr>
               <w:t xml:space="preserve"> </w:t>
             </w:r>
             <m:oMath>
@@ -1490,15 +1655,21 @@
               </m:r>
             </m:oMath>
             <w:r>
+              <w:rPr>
+                <w:rFonts w:eastAsia="黑体"/>
+              </w:rPr>
               <w:t xml:space="preserve"> </w:t>
             </w:r>
             <w:r>
               <w:rPr>
-                <w:rFonts w:hint="eastAsia"/>
+                <w:rFonts w:hint="eastAsia" w:eastAsia="黑体"/>
               </w:rPr>
               <w:t xml:space="preserve">到输出相</w:t>
             </w:r>
             <w:r>
+              <w:rPr>
+                <w:rFonts w:eastAsia="黑体"/>
+              </w:rPr>
               <w:t xml:space="preserve"> </w:t>
             </w:r>
             <m:oMath>
@@ -1507,11 +1678,14 @@
               </m:r>
             </m:oMath>
             <w:r>
+              <w:rPr>
+                <w:rFonts w:eastAsia="黑体"/>
+              </w:rPr>
               <w:t xml:space="preserve"> </w:t>
             </w:r>
             <w:r>
               <w:rPr>
-                <w:rFonts w:hint="eastAsia"/>
+                <w:rFonts w:hint="eastAsia" w:eastAsia="黑体"/>
               </w:rPr>
               <w:t xml:space="preserve">的占空比</w:t>
             </w:r>
@@ -1524,6 +1698,9 @@
               <w:pStyle w:val="Compact"/>
             </w:pPr>
             <w:r>
+              <w:rPr>
+                <w:rFonts w:eastAsia="黑体"/>
+              </w:rPr>
               <w:t xml:space="preserve">—</w:t>
             </w:r>
           </w:p>
@@ -1554,6 +1731,9 @@
               </m:sSub>
             </m:oMath>
             <w:r>
+              <w:rPr>
+                <w:rFonts w:eastAsia="黑体"/>
+              </w:rPr>
               <w:t xml:space="preserve">​</w:t>
             </w:r>
           </w:p>
@@ -1566,7 +1746,7 @@
             </w:pPr>
             <w:r>
               <w:rPr>
-                <w:rFonts w:hint="eastAsia"/>
+                <w:rFonts w:hint="eastAsia" w:eastAsia="黑体"/>
               </w:rPr>
               <w:t xml:space="preserve">输入相电压</w:t>
             </w:r>
@@ -1579,6 +1759,9 @@
               <w:pStyle w:val="Compact"/>
             </w:pPr>
             <w:r>
+              <w:rPr>
+                <w:rFonts w:eastAsia="黑体"/>
+              </w:rPr>
               <w:t xml:space="preserve">V</w:t>
             </w:r>
           </w:p>
@@ -1609,6 +1792,9 @@
               </m:sSub>
             </m:oMath>
             <w:r>
+              <w:rPr>
+                <w:rFonts w:eastAsia="黑体"/>
+              </w:rPr>
               <w:t xml:space="preserve">​</w:t>
             </w:r>
           </w:p>
@@ -1621,7 +1807,7 @@
             </w:pPr>
             <w:r>
               <w:rPr>
-                <w:rFonts w:hint="eastAsia"/>
+                <w:rFonts w:hint="eastAsia" w:eastAsia="黑体"/>
               </w:rPr>
               <w:t xml:space="preserve">输出相电压</w:t>
             </w:r>
@@ -1634,6 +1820,9 @@
               <w:pStyle w:val="Compact"/>
             </w:pPr>
             <w:r>
+              <w:rPr>
+                <w:rFonts w:eastAsia="黑体"/>
+              </w:rPr>
               <w:t xml:space="preserve">V</w:t>
             </w:r>
           </w:p>
@@ -1664,12 +1853,21 @@
               </m:sSub>
             </m:oMath>
             <w:r>
+              <w:rPr>
+                <w:rFonts w:eastAsia="黑体"/>
+              </w:rPr>
               <w:t xml:space="preserve"> </w:t>
             </w:r>
             <w:r>
+              <w:rPr>
+                <w:rFonts w:eastAsia="黑体"/>
+              </w:rPr>
               <w:t xml:space="preserve">/</w:t>
             </w:r>
             <w:r>
+              <w:rPr>
+                <w:rFonts w:eastAsia="黑体"/>
+              </w:rPr>
               <w:t xml:space="preserve"> </w:t>
             </w:r>
             <m:oMath>
@@ -1699,7 +1897,7 @@
             </w:pPr>
             <w:r>
               <w:rPr>
-                <w:rFonts w:hint="eastAsia"/>
+                <w:rFonts w:hint="eastAsia" w:eastAsia="黑体"/>
               </w:rPr>
               <w:t xml:space="preserve">输入/输出相电流</w:t>
             </w:r>
@@ -1712,6 +1910,9 @@
               <w:pStyle w:val="Compact"/>
             </w:pPr>
             <w:r>
+              <w:rPr>
+                <w:rFonts w:eastAsia="黑体"/>
+              </w:rPr>
               <w:t xml:space="preserve">A</w:t>
             </w:r>
           </w:p>
@@ -1726,7 +1927,7 @@
       </w:pPr>
       <w:r>
         <w:rPr>
-          <w:rFonts w:hint="eastAsia"/>
+          <w:rFonts w:hint="eastAsia" w:eastAsia="黑体"/>
         </w:rPr>
         <w:t xml:space="preserve">元件调整影响</w:t>
       </w:r>
@@ -1741,7 +1942,7 @@
       </w:pPr>
       <w:r>
         <w:rPr>
-          <w:rFonts w:hint="eastAsia"/>
+          <w:rFonts w:hint="eastAsia" w:eastAsia="黑体"/>
           <w:b/>
           <w:bCs/>
         </w:rPr>
@@ -1749,20 +1950,27 @@
       </w:r>
       <w:r>
         <w:rPr>
+          <w:rFonts w:eastAsia="黑体"/>
           <w:b/>
           <w:bCs/>
         </w:rPr>
         <w:t xml:space="preserve"> ↑</w:t>
       </w:r>
       <w:r>
+        <w:rPr>
+          <w:rFonts w:eastAsia="黑体"/>
+        </w:rPr>
         <w:t xml:space="preserve"> </w:t>
       </w:r>
       <w:r>
+        <w:rPr>
+          <w:rFonts w:eastAsia="黑体"/>
+        </w:rPr>
         <w:t xml:space="preserve">→ </w:t>
       </w:r>
       <w:r>
         <w:rPr>
-          <w:rFonts w:hint="eastAsia"/>
+          <w:rFonts w:hint="eastAsia" w:eastAsia="黑体"/>
         </w:rPr>
         <w:t xml:space="preserve">输出波形谐波减小、滤波更易，但开关损耗与换流复杂度上升。</w:t>
       </w:r>
@@ -1777,7 +1985,7 @@
       </w:pPr>
       <w:r>
         <w:rPr>
-          <w:rFonts w:hint="eastAsia"/>
+          <w:rFonts w:hint="eastAsia" w:eastAsia="黑体"/>
           <w:b/>
           <w:bCs/>
         </w:rPr>
@@ -1785,6 +1993,7 @@
       </w:r>
       <w:r>
         <w:rPr>
+          <w:rFonts w:eastAsia="黑体"/>
           <w:b/>
           <w:bCs/>
         </w:rPr>
@@ -1792,7 +2001,7 @@
       </w:r>
       <w:r>
         <w:rPr>
-          <w:rFonts w:hint="eastAsia"/>
+          <w:rFonts w:hint="eastAsia" w:eastAsia="黑体"/>
           <w:b/>
           <w:bCs/>
         </w:rPr>
@@ -1800,6 +2009,7 @@
       </w:r>
       <w:r>
         <w:rPr>
+          <w:rFonts w:eastAsia="黑体"/>
           <w:b/>
           <w:bCs/>
         </w:rPr>
@@ -1807,21 +2017,27 @@
       </w:r>
       <w:r>
         <w:rPr>
-          <w:rFonts w:hint="eastAsia"/>
+          <w:rFonts w:hint="eastAsia" w:eastAsia="黑体"/>
           <w:b/>
           <w:bCs/>
         </w:rPr>
         <w:t xml:space="preserve">0.866）</w:t>
       </w:r>
       <w:r>
+        <w:rPr>
+          <w:rFonts w:eastAsia="黑体"/>
+        </w:rPr>
         <w:t xml:space="preserve"> </w:t>
       </w:r>
       <w:r>
+        <w:rPr>
+          <w:rFonts w:eastAsia="黑体"/>
+        </w:rPr>
         <w:t xml:space="preserve">→ </w:t>
       </w:r>
       <w:r>
         <w:rPr>
-          <w:rFonts w:hint="eastAsia"/>
+          <w:rFonts w:hint="eastAsia" w:eastAsia="黑体"/>
         </w:rPr>
         <w:t xml:space="preserve">输出能力提高，但输入功率因数调节范围受限。</w:t>
       </w:r>
@@ -1836,7 +2052,7 @@
       </w:pPr>
       <w:r>
         <w:rPr>
-          <w:rFonts w:hint="eastAsia"/>
+          <w:rFonts w:hint="eastAsia" w:eastAsia="黑体"/>
           <w:b/>
           <w:bCs/>
         </w:rPr>
@@ -1844,20 +2060,27 @@
       </w:r>
       <w:r>
         <w:rPr>
+          <w:rFonts w:eastAsia="黑体"/>
           <w:b/>
           <w:bCs/>
         </w:rPr>
         <w:t xml:space="preserve"> ↓</w:t>
       </w:r>
       <w:r>
+        <w:rPr>
+          <w:rFonts w:eastAsia="黑体"/>
+        </w:rPr>
         <w:t xml:space="preserve"> </w:t>
       </w:r>
       <w:r>
+        <w:rPr>
+          <w:rFonts w:eastAsia="黑体"/>
+        </w:rPr>
         <w:t xml:space="preserve">→ </w:t>
       </w:r>
       <w:r>
         <w:rPr>
-          <w:rFonts w:hint="eastAsia"/>
+          <w:rFonts w:hint="eastAsia" w:eastAsia="黑体"/>
         </w:rPr>
         <w:t xml:space="preserve">效率提高，双向开关损耗占比大。</w:t>
       </w:r>
@@ -1872,7 +2095,7 @@
       </w:pPr>
       <w:r>
         <w:rPr>
-          <w:rFonts w:hint="eastAsia"/>
+          <w:rFonts w:hint="eastAsia" w:eastAsia="黑体"/>
           <w:b/>
           <w:bCs/>
         </w:rPr>
@@ -1880,6 +2103,7 @@
       </w:r>
       <w:r>
         <w:rPr>
+          <w:rFonts w:eastAsia="黑体"/>
           <w:b/>
           <w:bCs/>
         </w:rPr>
@@ -1901,6 +2125,7 @@
       </m:oMath>
       <w:r>
         <w:rPr>
+          <w:rFonts w:eastAsia="黑体"/>
           <w:b/>
           <w:bCs/>
         </w:rPr>
@@ -1908,20 +2133,27 @@
       </w:r>
       <w:r>
         <w:rPr>
+          <w:rFonts w:eastAsia="黑体"/>
           <w:b/>
           <w:bCs/>
         </w:rPr>
         <w:t xml:space="preserve">↑</w:t>
       </w:r>
       <w:r>
+        <w:rPr>
+          <w:rFonts w:eastAsia="黑体"/>
+        </w:rPr>
         <w:t xml:space="preserve"> </w:t>
       </w:r>
       <w:r>
+        <w:rPr>
+          <w:rFonts w:eastAsia="黑体"/>
+        </w:rPr>
         <w:t xml:space="preserve">→ </w:t>
       </w:r>
       <w:r>
         <w:rPr>
-          <w:rFonts w:hint="eastAsia"/>
+          <w:rFonts w:hint="eastAsia" w:eastAsia="黑体"/>
         </w:rPr>
         <w:t xml:space="preserve">输入电流纹波减小，但体积成本上升。</w:t>
       </w:r>
@@ -1934,7 +2166,7 @@
       </w:pPr>
       <w:r>
         <w:rPr>
-          <w:rFonts w:hint="eastAsia"/>
+          <w:rFonts w:hint="eastAsia" w:eastAsia="黑体"/>
         </w:rPr>
         <w:t xml:space="preserve">典型参数示例</w:t>
       </w:r>
@@ -1949,11 +2181,14 @@
       </w:pPr>
       <w:r>
         <w:rPr>
-          <w:rFonts w:hint="eastAsia"/>
+          <w:rFonts w:hint="eastAsia" w:eastAsia="黑体"/>
         </w:rPr>
         <w:t xml:space="preserve">取</w:t>
       </w:r>
       <w:r>
+        <w:rPr>
+          <w:rFonts w:eastAsia="黑体"/>
+        </w:rPr>
         <w:t xml:space="preserve"> </w:t>
       </w:r>
       <m:oMath>
@@ -1991,20 +2226,26 @@
       </m:oMath>
       <w:r>
         <w:rPr>
-          <w:rFonts w:hint="eastAsia"/>
+          <w:rFonts w:hint="eastAsia" w:eastAsia="黑体"/>
         </w:rPr>
         <w:t xml:space="preserve">（220</w:t>
       </w:r>
       <w:r>
+        <w:rPr>
+          <w:rFonts w:eastAsia="黑体"/>
+        </w:rPr>
         <w:t xml:space="preserve"> V </w:t>
       </w:r>
       <w:r>
         <w:rPr>
-          <w:rFonts w:hint="eastAsia"/>
+          <w:rFonts w:hint="eastAsia" w:eastAsia="黑体"/>
         </w:rPr>
         <w:t xml:space="preserve">峰值）：最大输出相电压幅值</w:t>
       </w:r>
       <w:r>
+        <w:rPr>
+          <w:rFonts w:eastAsia="黑体"/>
+        </w:rPr>
         <w:t xml:space="preserve"> </w:t>
       </w:r>
       <m:oMath>
@@ -2059,6 +2300,9 @@
         </m:r>
       </m:oMath>
       <w:r>
+        <w:rPr>
+          <w:rFonts w:eastAsia="黑体"/>
+        </w:rPr>
         <w:t xml:space="preserve">。</w:t>
       </w:r>
     </w:p>
@@ -2072,34 +2316,43 @@
       </w:pPr>
       <w:r>
         <w:rPr>
-          <w:rFonts w:hint="eastAsia"/>
+          <w:rFonts w:hint="eastAsia" w:eastAsia="黑体"/>
         </w:rPr>
         <w:t xml:space="preserve">取</w:t>
       </w:r>
       <w:r>
+        <w:rPr>
+          <w:rFonts w:eastAsia="黑体"/>
+        </w:rPr>
         <w:t xml:space="preserve"> 9 </w:t>
       </w:r>
       <w:r>
         <w:rPr>
-          <w:rFonts w:hint="eastAsia"/>
+          <w:rFonts w:hint="eastAsia" w:eastAsia="黑体"/>
         </w:rPr>
         <w:t xml:space="preserve">个双向开关、开关频率</w:t>
       </w:r>
       <w:r>
+        <w:rPr>
+          <w:rFonts w:eastAsia="黑体"/>
+        </w:rPr>
         <w:t xml:space="preserve"> 10 kHz </w:t>
       </w:r>
       <w:r>
         <w:rPr>
-          <w:rFonts w:hint="eastAsia"/>
+          <w:rFonts w:hint="eastAsia" w:eastAsia="黑体"/>
         </w:rPr>
         <w:t xml:space="preserve">时，输出谐波主要集中在开关频率附近，经小容量</w:t>
       </w:r>
       <w:r>
+        <w:rPr>
+          <w:rFonts w:eastAsia="黑体"/>
+        </w:rPr>
         <w:t xml:space="preserve"> LC </w:t>
       </w:r>
       <w:r>
         <w:rPr>
-          <w:rFonts w:hint="eastAsia"/>
+          <w:rFonts w:hint="eastAsia" w:eastAsia="黑体"/>
         </w:rPr>
         <w:t xml:space="preserve">即可滤除。</w:t>
       </w:r>
@@ -2112,7 +2365,7 @@
       </w:pPr>
       <w:r>
         <w:rPr>
-          <w:rFonts w:hint="eastAsia"/>
+          <w:rFonts w:hint="eastAsia" w:eastAsia="黑体"/>
         </w:rPr>
         <w:t xml:space="preserve">常见器件型号</w:t>
       </w:r>
@@ -2127,25 +2380,31 @@
       </w:pPr>
       <w:r>
         <w:rPr>
-          <w:rFonts w:hint="eastAsia"/>
+          <w:rFonts w:hint="eastAsia" w:eastAsia="黑体"/>
         </w:rPr>
         <w:t xml:space="preserve">IGBT：IXYS</w:t>
       </w:r>
       <w:r>
+        <w:rPr>
+          <w:rFonts w:eastAsia="黑体"/>
+        </w:rPr>
         <w:t xml:space="preserve"> </w:t>
       </w:r>
       <w:r>
         <w:rPr>
-          <w:rFonts w:hint="eastAsia"/>
+          <w:rFonts w:hint="eastAsia" w:eastAsia="黑体"/>
         </w:rPr>
         <w:t xml:space="preserve">双向开关模块、FGH</w:t>
       </w:r>
       <w:r>
+        <w:rPr>
+          <w:rFonts w:eastAsia="黑体"/>
+        </w:rPr>
         <w:t xml:space="preserve"> </w:t>
       </w:r>
       <w:r>
         <w:rPr>
-          <w:rFonts w:hint="eastAsia"/>
+          <w:rFonts w:hint="eastAsia" w:eastAsia="黑体"/>
         </w:rPr>
         <w:t xml:space="preserve">系列配对。</w:t>
       </w:r>
@@ -2160,7 +2419,7 @@
       </w:pPr>
       <w:r>
         <w:rPr>
-          <w:rFonts w:hint="eastAsia"/>
+          <w:rFonts w:hint="eastAsia" w:eastAsia="黑体"/>
         </w:rPr>
         <w:t xml:space="preserve">二极管：快恢复/肖特基反并联二极管。</w:t>
       </w:r>
@@ -2175,20 +2434,26 @@
       </w:pPr>
       <w:r>
         <w:rPr>
-          <w:rFonts w:hint="eastAsia"/>
+          <w:rFonts w:hint="eastAsia" w:eastAsia="黑体"/>
         </w:rPr>
         <w:t xml:space="preserve">控制</w:t>
       </w:r>
       <w:r>
+        <w:rPr>
+          <w:rFonts w:eastAsia="黑体"/>
+        </w:rPr>
         <w:t xml:space="preserve"> </w:t>
       </w:r>
       <w:r>
         <w:rPr>
-          <w:rFonts w:hint="eastAsia"/>
+          <w:rFonts w:hint="eastAsia" w:eastAsia="黑体"/>
         </w:rPr>
         <w:t xml:space="preserve">FPGA/DSP：TMS320F28335</w:t>
       </w:r>
       <w:r>
+        <w:rPr>
+          <w:rFonts w:eastAsia="黑体"/>
+        </w:rPr>
         <w:t xml:space="preserve"> + CPLD/FPGA。</w:t>
       </w:r>
     </w:p>
@@ -2200,7 +2465,7 @@
       </w:pPr>
       <w:r>
         <w:rPr>
-          <w:rFonts w:hint="eastAsia"/>
+          <w:rFonts w:hint="eastAsia" w:eastAsia="黑体"/>
         </w:rPr>
         <w:t xml:space="preserve">注意事项</w:t>
       </w:r>
@@ -2215,7 +2480,7 @@
       </w:pPr>
       <w:r>
         <w:rPr>
-          <w:rFonts w:hint="eastAsia"/>
+          <w:rFonts w:hint="eastAsia" w:eastAsia="黑体"/>
         </w:rPr>
         <w:t xml:space="preserve">换流过程中必须防止输入短路与输出开路，需安全换流策略（四步换流）。</w:t>
       </w:r>
@@ -2230,7 +2495,7 @@
       </w:pPr>
       <w:r>
         <w:rPr>
-          <w:rFonts w:hint="eastAsia"/>
+          <w:rFonts w:hint="eastAsia" w:eastAsia="黑体"/>
         </w:rPr>
         <w:t xml:space="preserve">无中间储能，输入扰动会直接传递到输出，抗扰能力较弱。</w:t>
       </w:r>
@@ -2245,16 +2510,19 @@
       </w:pPr>
       <w:r>
         <w:rPr>
-          <w:rFonts w:hint="eastAsia"/>
+          <w:rFonts w:hint="eastAsia" w:eastAsia="黑体"/>
         </w:rPr>
         <w:t xml:space="preserve">电压传输比上限约</w:t>
       </w:r>
       <w:r>
+        <w:rPr>
+          <w:rFonts w:eastAsia="黑体"/>
+        </w:rPr>
         <w:t xml:space="preserve"> </w:t>
       </w:r>
       <w:r>
         <w:rPr>
-          <w:rFonts w:hint="eastAsia"/>
+          <w:rFonts w:hint="eastAsia" w:eastAsia="黑体"/>
         </w:rPr>
         <w:t xml:space="preserve">0.866，低于交直交结构，升压场合受限。</w:t>
       </w:r>
@@ -2269,7 +2537,7 @@
       </w:pPr>
       <w:r>
         <w:rPr>
-          <w:rFonts w:hint="eastAsia"/>
+          <w:rFonts w:hint="eastAsia" w:eastAsia="黑体"/>
         </w:rPr>
         <w:t xml:space="preserve">双向开关数量多、驱动与保护复杂，成本较高。</w:t>
       </w:r>
@@ -2282,7 +2550,7 @@
       </w:pPr>
       <w:r>
         <w:rPr>
-          <w:rFonts w:hint="eastAsia"/>
+          <w:rFonts w:hint="eastAsia" w:eastAsia="黑体"/>
         </w:rPr>
         <w:t xml:space="preserve">参考资料</w:t>
       </w:r>
@@ -2297,7 +2565,7 @@
       </w:pPr>
       <w:r>
         <w:rPr>
-          <w:rFonts w:hint="eastAsia"/>
+          <w:rFonts w:hint="eastAsia" w:eastAsia="黑体"/>
         </w:rPr>
         <w:t xml:space="preserve">《电力电子技术》（王兆安、刘进军）。</w:t>
       </w:r>
@@ -2311,6 +2579,9 @@
         </w:numPr>
       </w:pPr>
       <w:r>
+        <w:rPr>
+          <w:rFonts w:eastAsia="黑体"/>
+        </w:rPr>
         <w:t xml:space="preserve">Wikipedia: Matrix converter。</w:t>
       </w:r>
     </w:p>
@@ -2324,7 +2595,7 @@
       </w:pPr>
       <w:r>
         <w:rPr>
-          <w:rFonts w:hint="eastAsia"/>
+          <w:rFonts w:hint="eastAsia" w:eastAsia="黑体"/>
         </w:rPr>
         <w:t xml:space="preserve">相关矩阵变换器综述论文（IEEE）。</w:t>
       </w:r>
@@ -2338,11 +2609,11 @@
       </w:pPr>
       <w:r>
         <w:rPr>
-          <w:rFonts w:ascii="Times New Roman" w:hAnsi="Times New Roman"/>
+          <w:rFonts w:ascii="Times New Roman" w:hAnsi="Times New Roman" w:eastAsia="黑体"/>
           <w:color w:val="555555"/>
           <w:sz w:val="21"/>
         </w:rPr>
-        <w:t>材料收集者：杜文杰</w:t>
+        <w:t>材料收集者：杜文杰，WX手机：19519196569，QQ:3478827729</w:t>
       </w:r>
     </w:p>
     <w:sectPr>
@@ -2362,7 +2633,7 @@
 </file>
 
 <file path=word/footer1.xml><?xml version="1.0" encoding="utf-8"?>
-<w:ftr xmlns:m="http://schemas.openxmlformats.org/officeDocument/2006/math" xmlns:mc="http://schemas.openxmlformats.org/markup-compatibility/2006" xmlns:mo="http://schemas.microsoft.com/office/mac/office/2008/main" xmlns:mv="urn:schemas-microsoft-com:mac:vml" xmlns:o="urn:schemas-microsoft-com:office:office" xmlns:r="http://schemas.openxmlformats.org/officeDocument/2006/relationships" xmlns:v="urn:schemas-microsoft-com:vml" xmlns:w10="urn:schemas-microsoft-com:office:word" xmlns:w14="http://schemas.microsoft.com/office/word/2010/wordml" xmlns:w="http://schemas.openxmlformats.org/wordprocessingml/2006/main" xmlns:wne="http://schemas.microsoft.com/office/word/2006/wordml" xmlns:wp14="http://schemas.microsoft.com/office/word/2010/wordprocessingDrawing" xmlns:wp="http://schemas.openxmlformats.org/drawingml/2006/wordprocessingDrawing" xmlns:wpc="http://schemas.microsoft.com/office/word/2010/wordprocessingCanvas" xmlns:wpg="http://schemas.microsoft.com/office/word/2010/wordprocessingGroup" xmlns:wpi="http://schemas.microsoft.com/office/word/2010/wordprocessingInk" xmlns:wps="http://schemas.microsoft.com/office/word/2010/wordprocessingShape" mc:Ignorable="w14 wp14">
+<w:ftr xmlns:mc="http://schemas.openxmlformats.org/markup-compatibility/2006" xmlns:w="http://schemas.openxmlformats.org/wordprocessingml/2006/main" xmlns:m="http://schemas.openxmlformats.org/officeDocument/2006/math" xmlns:mo="http://schemas.microsoft.com/office/mac/office/2008/main" xmlns:mv="urn:schemas-microsoft-com:mac:vml" xmlns:o="urn:schemas-microsoft-com:office:office" xmlns:r="http://schemas.openxmlformats.org/officeDocument/2006/relationships" xmlns:v="urn:schemas-microsoft-com:vml" xmlns:w10="urn:schemas-microsoft-com:office:word" xmlns:w14="http://schemas.microsoft.com/office/word/2010/wordml" xmlns:wne="http://schemas.microsoft.com/office/word/2006/wordml" xmlns:wp14="http://schemas.microsoft.com/office/word/2010/wordprocessingDrawing" xmlns:wp="http://schemas.openxmlformats.org/drawingml/2006/wordprocessingDrawing" xmlns:wpc="http://schemas.microsoft.com/office/word/2010/wordprocessingCanvas" xmlns:wpg="http://schemas.microsoft.com/office/word/2010/wordprocessingGroup" xmlns:wpi="http://schemas.microsoft.com/office/word/2010/wordprocessingInk" xmlns:wps="http://schemas.microsoft.com/office/word/2010/wordprocessingShape" mc:Ignorable="w14 wp14">
   <w:p>
     <w:pPr>
       <w:pStyle w:val="Footer"/>
@@ -2370,12 +2641,14 @@
     </w:pPr>
     <w:r>
       <w:rPr>
+        <w:rFonts w:eastAsia="黑体"/>
         <w:sz w:val="18"/>
       </w:rPr>
       <w:t xml:space="preserve">第 </w:t>
     </w:r>
     <w:r>
       <w:rPr>
+        <w:rFonts w:eastAsia="黑体"/>
         <w:sz w:val="18"/>
       </w:rPr>
       <w:fldChar w:fldCharType="begin"/>
@@ -2384,6 +2657,7 @@
     </w:r>
     <w:r>
       <w:rPr>
+        <w:rFonts w:eastAsia="黑体"/>
         <w:sz w:val="18"/>
       </w:rPr>
       <w:t xml:space="preserve"> 页</w:t>
@@ -2397,6 +2671,9 @@
   <w:footnote w:type="continuationSeparator" w:id="0">
     <w:p>
       <w:r>
+        <w:rPr>
+          <w:rFonts w:eastAsia="黑体"/>
+        </w:rPr>
         <w:continuationSeparator/>
       </w:r>
     </w:p>
@@ -2404,6 +2681,9 @@
   <w:footnote w:type="separator" w:id="-1">
     <w:p>
       <w:r>
+        <w:rPr>
+          <w:rFonts w:eastAsia="黑体"/>
+        </w:rPr>
         <w:separator/>
       </w:r>
     </w:p>
@@ -2412,7 +2692,7 @@
 </file>
 
 <file path=word/header1.xml><?xml version="1.0" encoding="utf-8"?>
-<w:hdr xmlns:m="http://schemas.openxmlformats.org/officeDocument/2006/math" xmlns:mc="http://schemas.openxmlformats.org/markup-compatibility/2006" xmlns:mo="http://schemas.microsoft.com/office/mac/office/2008/main" xmlns:mv="urn:schemas-microsoft-com:mac:vml" xmlns:o="urn:schemas-microsoft-com:office:office" xmlns:r="http://schemas.openxmlformats.org/officeDocument/2006/relationships" xmlns:v="urn:schemas-microsoft-com:vml" xmlns:w10="urn:schemas-microsoft-com:office:word" xmlns:w14="http://schemas.microsoft.com/office/word/2010/wordml" xmlns:w="http://schemas.openxmlformats.org/wordprocessingml/2006/main" xmlns:wne="http://schemas.microsoft.com/office/word/2006/wordml" xmlns:wp14="http://schemas.microsoft.com/office/word/2010/wordprocessingDrawing" xmlns:wp="http://schemas.openxmlformats.org/drawingml/2006/wordprocessingDrawing" xmlns:wpc="http://schemas.microsoft.com/office/word/2010/wordprocessingCanvas" xmlns:wpg="http://schemas.microsoft.com/office/word/2010/wordprocessingGroup" xmlns:wpi="http://schemas.microsoft.com/office/word/2010/wordprocessingInk" xmlns:wps="http://schemas.microsoft.com/office/word/2010/wordprocessingShape" mc:Ignorable="w14 wp14">
+<w:hdr xmlns:mc="http://schemas.openxmlformats.org/markup-compatibility/2006" xmlns:w="http://schemas.openxmlformats.org/wordprocessingml/2006/main" xmlns:m="http://schemas.openxmlformats.org/officeDocument/2006/math" xmlns:mo="http://schemas.microsoft.com/office/mac/office/2008/main" xmlns:mv="urn:schemas-microsoft-com:mac:vml" xmlns:o="urn:schemas-microsoft-com:office:office" xmlns:r="http://schemas.openxmlformats.org/officeDocument/2006/relationships" xmlns:v="urn:schemas-microsoft-com:vml" xmlns:w10="urn:schemas-microsoft-com:office:word" xmlns:w14="http://schemas.microsoft.com/office/word/2010/wordml" xmlns:wne="http://schemas.microsoft.com/office/word/2006/wordml" xmlns:wp14="http://schemas.microsoft.com/office/word/2010/wordprocessingDrawing" xmlns:wp="http://schemas.openxmlformats.org/drawingml/2006/wordprocessingDrawing" xmlns:wpc="http://schemas.microsoft.com/office/word/2010/wordprocessingCanvas" xmlns:wpg="http://schemas.microsoft.com/office/word/2010/wordprocessingGroup" xmlns:wpi="http://schemas.microsoft.com/office/word/2010/wordprocessingInk" xmlns:wps="http://schemas.microsoft.com/office/word/2010/wordprocessingShape" mc:Ignorable="w14 wp14">
   <w:p>
     <w:pPr>
       <w:pStyle w:val="Header"/>
@@ -2420,7 +2700,7 @@
     </w:pPr>
     <w:r>
       <w:rPr>
-        <w:rFonts w:ascii="Times New Roman" w:hAnsi="Times New Roman"/>
+        <w:rFonts w:ascii="Times New Roman" w:hAnsi="Times New Roman" w:eastAsia="黑体"/>
         <w:sz w:val="18"/>
         <w:rFonts w:eastAsia="黑体"/>
         <w:rFonts w:eastAsia="黑体"/>
@@ -2432,7 +2712,7 @@
 </file>
 
 <file path=word/numbering.xml><?xml version="1.0" encoding="utf-8"?>
-<w:numbering xmlns:m="http://schemas.openxmlformats.org/officeDocument/2006/math" xmlns:mc="http://schemas.openxmlformats.org/markup-compatibility/2006" xmlns:mo="http://schemas.microsoft.com/office/mac/office/2008/main" xmlns:mv="urn:schemas-microsoft-com:mac:vml" xmlns:o="urn:schemas-microsoft-com:office:office" xmlns:r="http://schemas.openxmlformats.org/officeDocument/2006/relationships" xmlns:v="urn:schemas-microsoft-com:vml" xmlns:w="http://schemas.openxmlformats.org/wordprocessingml/2006/main" xmlns:w10="urn:schemas-microsoft-com:office:word" xmlns:w14="http://schemas.microsoft.com/office/word/2010/wordml" xmlns:wne="http://schemas.microsoft.com/office/word/2006/wordml" xmlns:wp="http://schemas.openxmlformats.org/drawingml/2006/wordprocessingDrawing" xmlns:wp14="http://schemas.microsoft.com/office/word/2010/wordprocessingDrawing" xmlns:wpc="http://schemas.microsoft.com/office/word/2010/wordprocessingCanvas" xmlns:wpg="http://schemas.microsoft.com/office/word/2010/wordprocessingGroup" xmlns:wpi="http://schemas.microsoft.com/office/word/2010/wordprocessingInk" xmlns:wps="http://schemas.microsoft.com/office/word/2010/wordprocessingShape" mc:Ignorable="w14 wp14">
+<w:numbering xmlns:mc="http://schemas.openxmlformats.org/markup-compatibility/2006" xmlns:w="http://schemas.openxmlformats.org/wordprocessingml/2006/main" xmlns:m="http://schemas.openxmlformats.org/officeDocument/2006/math" xmlns:mo="http://schemas.microsoft.com/office/mac/office/2008/main" xmlns:mv="urn:schemas-microsoft-com:mac:vml" xmlns:o="urn:schemas-microsoft-com:office:office" xmlns:r="http://schemas.openxmlformats.org/officeDocument/2006/relationships" xmlns:v="urn:schemas-microsoft-com:vml" xmlns:w10="urn:schemas-microsoft-com:office:word" xmlns:w14="http://schemas.microsoft.com/office/word/2010/wordml" xmlns:wne="http://schemas.microsoft.com/office/word/2006/wordml" xmlns:wp="http://schemas.openxmlformats.org/drawingml/2006/wordprocessingDrawing" xmlns:wp14="http://schemas.microsoft.com/office/word/2010/wordprocessingDrawing" xmlns:wpc="http://schemas.microsoft.com/office/word/2010/wordprocessingCanvas" xmlns:wpg="http://schemas.microsoft.com/office/word/2010/wordprocessingGroup" xmlns:wpi="http://schemas.microsoft.com/office/word/2010/wordprocessingInk" xmlns:wps="http://schemas.microsoft.com/office/word/2010/wordprocessingShape" mc:Ignorable="w14 wp14">
   <w:abstractNum w:abstractNumId="0">
     <w:nsid w:val="FFFFFF7C"/>
     <w:multiLevelType w:val="singleLevel"/>
@@ -2519,7 +2799,7 @@
         <w:ind w:hanging="360" w:left="1440"/>
       </w:pPr>
       <w:rPr>
-        <w:rFonts w:ascii="Symbol" w:hAnsi="Symbol" w:hint="default"/>
+        <w:rFonts w:ascii="Symbol" w:hAnsi="Symbol" w:hint="default" w:eastAsia="黑体"/>
       </w:rPr>
     </w:lvl>
   </w:abstractNum>
@@ -2540,7 +2820,7 @@
         <w:ind w:hanging="360" w:left="1080"/>
       </w:pPr>
       <w:rPr>
-        <w:rFonts w:ascii="Symbol" w:hAnsi="Symbol" w:hint="default"/>
+        <w:rFonts w:ascii="Symbol" w:hAnsi="Symbol" w:hint="default" w:eastAsia="黑体"/>
       </w:rPr>
     </w:lvl>
   </w:abstractNum>
@@ -2561,7 +2841,7 @@
         <w:ind w:hanging="360" w:left="720"/>
       </w:pPr>
       <w:rPr>
-        <w:rFonts w:ascii="Symbol" w:hAnsi="Symbol" w:hint="default"/>
+        <w:rFonts w:ascii="Symbol" w:hAnsi="Symbol" w:hint="default" w:eastAsia="黑体"/>
       </w:rPr>
     </w:lvl>
   </w:abstractNum>
@@ -2600,7 +2880,7 @@
         <w:ind w:hanging="360" w:left="360"/>
       </w:pPr>
       <w:rPr>
-        <w:rFonts w:ascii="Symbol" w:hAnsi="Symbol" w:hint="default"/>
+        <w:rFonts w:ascii="Symbol" w:hAnsi="Symbol" w:hint="default" w:eastAsia="黑体"/>
       </w:rPr>
     </w:lvl>
   </w:abstractNum>
@@ -2691,7 +2971,7 @@
         <w:ind w:left="720" w:hanging="360"/>
       </w:pPr>
       <w:rPr>
-        <w:rFonts w:ascii="Symbol" w:hAnsi="Symbol" w:cs="Symbol" w:hint="default"/>
+        <w:rFonts w:ascii="Symbol" w:hAnsi="Symbol" w:cs="Symbol" w:hint="default" w:eastAsia="黑体"/>
       </w:rPr>
     </w:lvl>
     <w:lvl w:ilvl="1">
@@ -2702,7 +2982,7 @@
         <w:ind w:left="1440" w:hanging="360"/>
       </w:pPr>
       <w:rPr>
-        <w:rFonts w:ascii="Courier New" w:hAnsi="Courier New" w:cs="Courier New" w:hint="default"/>
+        <w:rFonts w:ascii="Courier New" w:hAnsi="Courier New" w:cs="Courier New" w:hint="default" w:eastAsia="黑体"/>
       </w:rPr>
     </w:lvl>
     <w:lvl w:ilvl="2">
@@ -2713,7 +2993,7 @@
         <w:ind w:left="2160" w:hanging="360"/>
       </w:pPr>
       <w:rPr>
-        <w:rFonts w:ascii="Wingdings" w:hAnsi="Wingdings" w:cs="Wingdings" w:hint="default"/>
+        <w:rFonts w:ascii="Wingdings" w:hAnsi="Wingdings" w:cs="Wingdings" w:hint="default" w:eastAsia="黑体"/>
       </w:rPr>
     </w:lvl>
     <w:lvl w:ilvl="3">
@@ -2724,7 +3004,7 @@
         <w:ind w:left="2880" w:hanging="360"/>
       </w:pPr>
       <w:rPr>
-        <w:rFonts w:ascii="Symbol" w:hAnsi="Symbol" w:cs="Symbol" w:hint="default"/>
+        <w:rFonts w:ascii="Symbol" w:hAnsi="Symbol" w:cs="Symbol" w:hint="default" w:eastAsia="黑体"/>
       </w:rPr>
     </w:lvl>
     <w:lvl w:ilvl="4">
@@ -2735,7 +3015,7 @@
         <w:ind w:left="3600" w:hanging="360"/>
       </w:pPr>
       <w:rPr>
-        <w:rFonts w:ascii="Courier New" w:hAnsi="Courier New" w:cs="Courier New" w:hint="default"/>
+        <w:rFonts w:ascii="Courier New" w:hAnsi="Courier New" w:cs="Courier New" w:hint="default" w:eastAsia="黑体"/>
       </w:rPr>
     </w:lvl>
     <w:lvl w:ilvl="5">
@@ -2746,7 +3026,7 @@
         <w:ind w:left="4320" w:hanging="360"/>
       </w:pPr>
       <w:rPr>
-        <w:rFonts w:ascii="Wingdings" w:hAnsi="Wingdings" w:cs="Wingdings" w:hint="default"/>
+        <w:rFonts w:ascii="Wingdings" w:hAnsi="Wingdings" w:cs="Wingdings" w:hint="default" w:eastAsia="黑体"/>
       </w:rPr>
     </w:lvl>
     <w:lvl w:ilvl="6">
@@ -2757,7 +3037,7 @@
         <w:ind w:left="5040" w:hanging="360"/>
       </w:pPr>
       <w:rPr>
-        <w:rFonts w:ascii="Symbol" w:hAnsi="Symbol" w:cs="Symbol" w:hint="default"/>
+        <w:rFonts w:ascii="Symbol" w:hAnsi="Symbol" w:cs="Symbol" w:hint="default" w:eastAsia="黑体"/>
       </w:rPr>
     </w:lvl>
     <w:lvl w:ilvl="7">
@@ -2768,7 +3048,7 @@
         <w:ind w:left="5760" w:hanging="360"/>
       </w:pPr>
       <w:rPr>
-        <w:rFonts w:ascii="Courier New" w:hAnsi="Courier New" w:cs="Courier New" w:hint="default"/>
+        <w:rFonts w:ascii="Courier New" w:hAnsi="Courier New" w:cs="Courier New" w:hint="default" w:eastAsia="黑体"/>
       </w:rPr>
     </w:lvl>
     <w:lvl w:ilvl="8">
@@ -2779,7 +3059,7 @@
         <w:ind w:left="6480" w:hanging="360"/>
       </w:pPr>
       <w:rPr>
-        <w:rFonts w:ascii="Wingdings" w:hAnsi="Wingdings" w:cs="Wingdings" w:hint="default"/>
+        <w:rFonts w:ascii="Wingdings" w:hAnsi="Wingdings" w:cs="Wingdings" w:hint="default" w:eastAsia="黑体"/>
       </w:rPr>
     </w:lvl>
   </w:abstractNum>
@@ -2835,11 +3115,11 @@
 </file>
 
 <file path=word/styles.xml><?xml version="1.0" encoding="utf-8"?>
-<w:styles xmlns:mc="http://schemas.openxmlformats.org/markup-compatibility/2006" xmlns:r="http://schemas.openxmlformats.org/officeDocument/2006/relationships" xmlns:w="http://schemas.openxmlformats.org/wordprocessingml/2006/main" xmlns:w14="http://schemas.microsoft.com/office/word/2010/wordml" mc:Ignorable="w14">
+<w:styles xmlns:mc="http://schemas.openxmlformats.org/markup-compatibility/2006" xmlns:w="http://schemas.openxmlformats.org/wordprocessingml/2006/main" xmlns:r="http://schemas.openxmlformats.org/officeDocument/2006/relationships" xmlns:w14="http://schemas.microsoft.com/office/word/2010/wordml" mc:Ignorable="w14">
   <w:docDefaults>
     <w:rPrDefault>
       <w:rPr>
-        <w:rFonts w:asciiTheme="minorHAnsi" w:cstheme="minorBidi" w:eastAsiaTheme="minorEastAsia" w:hAnsiTheme="minorHAnsi"/>
+        <w:rFonts w:asciiTheme="minorHAnsi" w:cstheme="minorBidi" w:hAnsiTheme="minorHAnsi" w:eastAsia="黑体"/>
         <w:sz w:val="22"/>
         <w:szCs w:val="22"/>
         <w:lang w:bidi="ar-SA" w:eastAsia="en-US" w:val="en-US"/>
@@ -3061,7 +3341,7 @@
       <w:outlineLvl w:val="0"/>
     </w:pPr>
     <w:rPr>
-      <w:rFonts w:ascii="Times New Roman" w:asciiTheme="majorHAnsi" w:cstheme="majorBidi" w:eastAsia="黑体" w:eastAsiaTheme="majorEastAsia" w:hAnsi="Times New Roman" w:hAnsiTheme="majorHAnsi"/>
+      <w:rFonts w:ascii="Times New Roman" w:asciiTheme="majorHAnsi" w:cstheme="majorBidi" w:eastAsia="黑体" w:hAnsi="Times New Roman" w:hAnsiTheme="majorHAnsi"/>
       <w:b/>
       <w:bCs/>
       <w:color w:val="1F3864"/>
@@ -3085,7 +3365,7 @@
       <w:outlineLvl w:val="1"/>
     </w:pPr>
     <w:rPr>
-      <w:rFonts w:ascii="Times New Roman" w:asciiTheme="majorHAnsi" w:cstheme="majorBidi" w:eastAsia="黑体" w:eastAsiaTheme="majorEastAsia" w:hAnsi="Times New Roman" w:hAnsiTheme="majorHAnsi"/>
+      <w:rFonts w:ascii="Times New Roman" w:asciiTheme="majorHAnsi" w:cstheme="majorBidi" w:eastAsia="黑体" w:hAnsi="Times New Roman" w:hAnsiTheme="majorHAnsi"/>
       <w:b/>
       <w:bCs/>
       <w:color w:val="2E4E7E"/>
@@ -3109,7 +3389,7 @@
       <w:outlineLvl w:val="2"/>
     </w:pPr>
     <w:rPr>
-      <w:rFonts w:ascii="Times New Roman" w:asciiTheme="majorHAnsi" w:cstheme="majorBidi" w:eastAsia="黑体" w:eastAsiaTheme="majorEastAsia" w:hAnsi="Times New Roman" w:hAnsiTheme="majorHAnsi"/>
+      <w:rFonts w:ascii="Times New Roman" w:asciiTheme="majorHAnsi" w:cstheme="majorBidi" w:eastAsia="黑体" w:hAnsi="Times New Roman" w:hAnsiTheme="majorHAnsi"/>
       <w:b/>
       <w:bCs/>
       <w:color w:val="2E4E7E"/>
@@ -3133,7 +3413,7 @@
       <w:outlineLvl w:val="3"/>
     </w:pPr>
     <w:rPr>
-      <w:rFonts w:ascii="Times New Roman" w:asciiTheme="majorHAnsi" w:cstheme="majorBidi" w:eastAsia="黑体" w:eastAsiaTheme="majorEastAsia" w:hAnsi="Times New Roman" w:hAnsiTheme="majorHAnsi"/>
+      <w:rFonts w:ascii="Times New Roman" w:asciiTheme="majorHAnsi" w:cstheme="majorBidi" w:eastAsia="黑体" w:hAnsi="Times New Roman" w:hAnsiTheme="majorHAnsi"/>
       <w:b/>
       <w:bCs/>
       <w:i/>
@@ -3159,7 +3439,7 @@
       <w:outlineLvl w:val="4"/>
     </w:pPr>
     <w:rPr>
-      <w:rFonts w:ascii="Times New Roman" w:asciiTheme="majorHAnsi" w:cstheme="majorBidi" w:eastAsia="黑体" w:eastAsiaTheme="majorEastAsia" w:hAnsi="Times New Roman" w:hAnsiTheme="majorHAnsi"/>
+      <w:rFonts w:ascii="Times New Roman" w:asciiTheme="majorHAnsi" w:cstheme="majorBidi" w:eastAsia="黑体" w:hAnsi="Times New Roman" w:hAnsiTheme="majorHAnsi"/>
       <w:b/>
       <w:color w:val="333333"/>
       <w:sz w:val="22"/>
@@ -3182,7 +3462,7 @@
       <w:outlineLvl w:val="5"/>
     </w:pPr>
     <w:rPr>
-      <w:rFonts w:asciiTheme="majorHAnsi" w:cstheme="majorBidi" w:eastAsiaTheme="majorEastAsia" w:hAnsiTheme="majorHAnsi"/>
+      <w:rFonts w:asciiTheme="majorHAnsi" w:cstheme="majorBidi" w:hAnsiTheme="majorHAnsi" w:eastAsia="黑体"/>
       <w:i/>
       <w:iCs/>
       <w:color w:themeColor="accent1" w:themeShade="7F" w:val="243F60"/>
@@ -3205,7 +3485,7 @@
       <w:outlineLvl w:val="6"/>
     </w:pPr>
     <w:rPr>
-      <w:rFonts w:asciiTheme="majorHAnsi" w:cstheme="majorBidi" w:eastAsiaTheme="majorEastAsia" w:hAnsiTheme="majorHAnsi"/>
+      <w:rFonts w:asciiTheme="majorHAnsi" w:cstheme="majorBidi" w:hAnsiTheme="majorHAnsi" w:eastAsia="黑体"/>
       <w:i/>
       <w:iCs/>
       <w:color w:themeColor="text1" w:themeTint="BF" w:val="404040"/>
@@ -3228,7 +3508,7 @@
       <w:outlineLvl w:val="7"/>
     </w:pPr>
     <w:rPr>
-      <w:rFonts w:asciiTheme="majorHAnsi" w:cstheme="majorBidi" w:eastAsiaTheme="majorEastAsia" w:hAnsiTheme="majorHAnsi"/>
+      <w:rFonts w:asciiTheme="majorHAnsi" w:cstheme="majorBidi" w:hAnsiTheme="majorHAnsi" w:eastAsia="黑体"/>
       <w:color w:themeColor="accent1" w:val="4F81BD"/>
       <w:sz w:val="20"/>
       <w:szCs w:val="20"/>
@@ -3251,7 +3531,7 @@
       <w:outlineLvl w:val="8"/>
     </w:pPr>
     <w:rPr>
-      <w:rFonts w:asciiTheme="majorHAnsi" w:cstheme="majorBidi" w:eastAsiaTheme="majorEastAsia" w:hAnsiTheme="majorHAnsi"/>
+      <w:rFonts w:asciiTheme="majorHAnsi" w:cstheme="majorBidi" w:hAnsiTheme="majorHAnsi" w:eastAsia="黑体"/>
       <w:i/>
       <w:iCs/>
       <w:color w:themeColor="text1" w:themeTint="BF" w:val="404040"/>
@@ -3302,7 +3582,7 @@
     <w:uiPriority w:val="9"/>
     <w:rsid w:val="00FC693F"/>
     <w:rPr>
-      <w:rFonts w:asciiTheme="majorHAnsi" w:cstheme="majorBidi" w:eastAsiaTheme="majorEastAsia" w:hAnsiTheme="majorHAnsi"/>
+      <w:rFonts w:asciiTheme="majorHAnsi" w:cstheme="majorBidi" w:hAnsiTheme="majorHAnsi" w:eastAsia="黑体"/>
       <w:b/>
       <w:bCs/>
       <w:color w:themeColor="accent1" w:themeShade="BF" w:val="365F91"/>
@@ -3317,7 +3597,7 @@
     <w:uiPriority w:val="9"/>
     <w:rsid w:val="00FC693F"/>
     <w:rPr>
-      <w:rFonts w:asciiTheme="majorHAnsi" w:cstheme="majorBidi" w:eastAsiaTheme="majorEastAsia" w:hAnsiTheme="majorHAnsi"/>
+      <w:rFonts w:asciiTheme="majorHAnsi" w:cstheme="majorBidi" w:hAnsiTheme="majorHAnsi" w:eastAsia="黑体"/>
       <w:b/>
       <w:bCs/>
       <w:color w:themeColor="accent1" w:val="4F81BD"/>
@@ -3332,7 +3612,7 @@
     <w:uiPriority w:val="9"/>
     <w:rsid w:val="00FC693F"/>
     <w:rPr>
-      <w:rFonts w:asciiTheme="majorHAnsi" w:cstheme="majorBidi" w:eastAsiaTheme="majorEastAsia" w:hAnsiTheme="majorHAnsi"/>
+      <w:rFonts w:asciiTheme="majorHAnsi" w:cstheme="majorBidi" w:hAnsiTheme="majorHAnsi" w:eastAsia="黑体"/>
       <w:b/>
       <w:bCs/>
       <w:color w:themeColor="accent1" w:val="4F81BD"/>
@@ -3355,7 +3635,7 @@
       <w:contextualSpacing/>
     </w:pPr>
     <w:rPr>
-      <w:rFonts w:ascii="Times New Roman" w:asciiTheme="majorHAnsi" w:cstheme="majorBidi" w:eastAsia="黑体" w:eastAsiaTheme="majorEastAsia" w:hAnsi="Times New Roman" w:hAnsiTheme="majorHAnsi"/>
+      <w:rFonts w:ascii="Times New Roman" w:asciiTheme="majorHAnsi" w:cstheme="majorBidi" w:eastAsia="黑体" w:hAnsi="Times New Roman" w:hAnsiTheme="majorHAnsi"/>
       <w:b/>
       <w:color w:val="1F3864"/>
       <w:spacing w:val="5"/>
@@ -3371,7 +3651,7 @@
     <w:uiPriority w:val="10"/>
     <w:rsid w:val="00FC693F"/>
     <w:rPr>
-      <w:rFonts w:asciiTheme="majorHAnsi" w:cstheme="majorBidi" w:eastAsiaTheme="majorEastAsia" w:hAnsiTheme="majorHAnsi"/>
+      <w:rFonts w:asciiTheme="majorHAnsi" w:cstheme="majorBidi" w:hAnsiTheme="majorHAnsi" w:eastAsia="黑体"/>
       <w:color w:themeColor="text2" w:themeShade="BF" w:val="17365D"/>
       <w:spacing w:val="5"/>
       <w:kern w:val="28"/>
@@ -3393,7 +3673,7 @@
       </w:numPr>
     </w:pPr>
     <w:rPr>
-      <w:rFonts w:asciiTheme="majorHAnsi" w:cstheme="majorBidi" w:eastAsiaTheme="majorEastAsia" w:hAnsiTheme="majorHAnsi"/>
+      <w:rFonts w:asciiTheme="majorHAnsi" w:cstheme="majorBidi" w:hAnsiTheme="majorHAnsi" w:eastAsia="黑体"/>
       <w:i/>
       <w:iCs/>
       <w:color w:themeColor="accent1" w:val="4F81BD"/>
@@ -3409,7 +3689,7 @@
     <w:uiPriority w:val="11"/>
     <w:rsid w:val="00FC693F"/>
     <w:rPr>
-      <w:rFonts w:asciiTheme="majorHAnsi" w:cstheme="majorBidi" w:eastAsiaTheme="majorEastAsia" w:hAnsiTheme="majorHAnsi"/>
+      <w:rFonts w:asciiTheme="majorHAnsi" w:cstheme="majorBidi" w:hAnsiTheme="majorHAnsi" w:eastAsia="黑体"/>
       <w:i/>
       <w:iCs/>
       <w:color w:themeColor="accent1" w:val="4F81BD"/>
@@ -3476,6 +3756,7 @@
       <w:spacing w:after="120"/>
     </w:pPr>
     <w:rPr>
+      <w:rFonts w:eastAsia="黑体"/>
       <w:sz w:val="16"/>
       <w:szCs w:val="16"/>
     </w:rPr>
@@ -3487,6 +3768,7 @@
     <w:uiPriority w:val="99"/>
     <w:rsid w:val="00AA1D8D"/>
     <w:rPr>
+      <w:rFonts w:eastAsia="黑体"/>
       <w:sz w:val="16"/>
       <w:szCs w:val="16"/>
     </w:rPr>
@@ -3656,7 +3938,7 @@
       </w:tabs>
     </w:pPr>
     <w:rPr>
-      <w:rFonts w:ascii="Courier" w:hAnsi="Courier"/>
+      <w:rFonts w:ascii="Courier" w:hAnsi="Courier" w:eastAsia="黑体"/>
       <w:sz w:val="20"/>
       <w:szCs w:val="20"/>
     </w:rPr>
@@ -3668,7 +3950,7 @@
     <w:uiPriority w:val="99"/>
     <w:rsid w:val="0029639D"/>
     <w:rPr>
-      <w:rFonts w:ascii="Courier" w:hAnsi="Courier"/>
+      <w:rFonts w:ascii="Courier" w:hAnsi="Courier" w:eastAsia="黑体"/>
       <w:sz w:val="20"/>
       <w:szCs w:val="20"/>
     </w:rPr>
@@ -3704,6 +3986,7 @@
     <w:uiPriority w:val="29"/>
     <w:rsid w:val="00FC693F"/>
     <w:rPr>
+      <w:rFonts w:eastAsia="黑体"/>
       <w:i/>
       <w:iCs/>
       <w:color w:themeColor="text1" w:val="000000"/>
@@ -3717,7 +4000,7 @@
     <w:semiHidden/>
     <w:rsid w:val="00FC693F"/>
     <w:rPr>
-      <w:rFonts w:asciiTheme="majorHAnsi" w:cstheme="majorBidi" w:eastAsiaTheme="majorEastAsia" w:hAnsiTheme="majorHAnsi"/>
+      <w:rFonts w:asciiTheme="majorHAnsi" w:cstheme="majorBidi" w:hAnsiTheme="majorHAnsi" w:eastAsia="黑体"/>
       <w:b/>
       <w:bCs/>
       <w:i/>
@@ -3733,7 +4016,7 @@
     <w:semiHidden/>
     <w:rsid w:val="00FC693F"/>
     <w:rPr>
-      <w:rFonts w:asciiTheme="majorHAnsi" w:cstheme="majorBidi" w:eastAsiaTheme="majorEastAsia" w:hAnsiTheme="majorHAnsi"/>
+      <w:rFonts w:asciiTheme="majorHAnsi" w:cstheme="majorBidi" w:hAnsiTheme="majorHAnsi" w:eastAsia="黑体"/>
       <w:color w:themeColor="accent1" w:themeShade="7F" w:val="243F60"/>
     </w:rPr>
   </w:style>
@@ -3745,7 +4028,7 @@
     <w:semiHidden/>
     <w:rsid w:val="00FC693F"/>
     <w:rPr>
-      <w:rFonts w:asciiTheme="majorHAnsi" w:cstheme="majorBidi" w:eastAsiaTheme="majorEastAsia" w:hAnsiTheme="majorHAnsi"/>
+      <w:rFonts w:asciiTheme="majorHAnsi" w:cstheme="majorBidi" w:hAnsiTheme="majorHAnsi" w:eastAsia="黑体"/>
       <w:i/>
       <w:iCs/>
       <w:color w:themeColor="accent1" w:themeShade="7F" w:val="243F60"/>
@@ -3759,7 +4042,7 @@
     <w:semiHidden/>
     <w:rsid w:val="00FC693F"/>
     <w:rPr>
-      <w:rFonts w:asciiTheme="majorHAnsi" w:cstheme="majorBidi" w:eastAsiaTheme="majorEastAsia" w:hAnsiTheme="majorHAnsi"/>
+      <w:rFonts w:asciiTheme="majorHAnsi" w:cstheme="majorBidi" w:hAnsiTheme="majorHAnsi" w:eastAsia="黑体"/>
       <w:i/>
       <w:iCs/>
       <w:color w:themeColor="text1" w:themeTint="BF" w:val="404040"/>
@@ -3773,7 +4056,7 @@
     <w:semiHidden/>
     <w:rsid w:val="00FC693F"/>
     <w:rPr>
-      <w:rFonts w:asciiTheme="majorHAnsi" w:cstheme="majorBidi" w:eastAsiaTheme="majorEastAsia" w:hAnsiTheme="majorHAnsi"/>
+      <w:rFonts w:asciiTheme="majorHAnsi" w:cstheme="majorBidi" w:hAnsiTheme="majorHAnsi" w:eastAsia="黑体"/>
       <w:color w:themeColor="accent1" w:val="4F81BD"/>
       <w:sz w:val="20"/>
       <w:szCs w:val="20"/>
@@ -3787,7 +4070,7 @@
     <w:semiHidden/>
     <w:rsid w:val="00FC693F"/>
     <w:rPr>
-      <w:rFonts w:asciiTheme="majorHAnsi" w:cstheme="majorBidi" w:eastAsiaTheme="majorEastAsia" w:hAnsiTheme="majorHAnsi"/>
+      <w:rFonts w:asciiTheme="majorHAnsi" w:cstheme="majorBidi" w:hAnsiTheme="majorHAnsi" w:eastAsia="黑体"/>
       <w:i/>
       <w:iCs/>
       <w:color w:themeColor="text1" w:themeTint="BF" w:val="404040"/>
@@ -3808,6 +4091,7 @@
       <w:spacing w:line="240" w:lineRule="auto"/>
     </w:pPr>
     <w:rPr>
+      <w:rFonts w:eastAsia="黑体"/>
       <w:b/>
       <w:bCs/>
       <w:color w:themeColor="accent1" w:val="4F81BD"/>
@@ -3822,6 +4106,7 @@
     <w:qFormat/>
     <w:rsid w:val="00FC693F"/>
     <w:rPr>
+      <w:rFonts w:eastAsia="黑体"/>
       <w:b/>
       <w:bCs/>
     </w:rPr>
@@ -3833,6 +4118,7 @@
     <w:qFormat/>
     <w:rsid w:val="00FC693F"/>
     <w:rPr>
+      <w:rFonts w:eastAsia="黑体"/>
       <w:i/>
       <w:iCs/>
     </w:rPr>
@@ -3853,6 +4139,7 @@
       <w:ind w:left="936" w:right="936"/>
     </w:pPr>
     <w:rPr>
+      <w:rFonts w:eastAsia="黑体"/>
       <w:b/>
       <w:bCs/>
       <w:i/>
@@ -3867,6 +4154,7 @@
     <w:uiPriority w:val="30"/>
     <w:rsid w:val="00FC693F"/>
     <w:rPr>
+      <w:rFonts w:eastAsia="黑体"/>
       <w:b/>
       <w:bCs/>
       <w:i/>
@@ -3881,6 +4169,7 @@
     <w:qFormat/>
     <w:rsid w:val="00FC693F"/>
     <w:rPr>
+      <w:rFonts w:eastAsia="黑体"/>
       <w:i/>
       <w:iCs/>
       <w:color w:themeColor="text1" w:themeTint="7F" w:val="808080"/>
@@ -3893,6 +4182,7 @@
     <w:qFormat/>
     <w:rsid w:val="00FC693F"/>
     <w:rPr>
+      <w:rFonts w:eastAsia="黑体"/>
       <w:b/>
       <w:bCs/>
       <w:i/>
@@ -3907,6 +4197,7 @@
     <w:qFormat/>
     <w:rsid w:val="00FC693F"/>
     <w:rPr>
+      <w:rFonts w:eastAsia="黑体"/>
       <w:smallCaps/>
       <w:color w:themeColor="accent2" w:val="C0504D"/>
       <w:u w:val="single"/>
@@ -3919,6 +4210,7 @@
     <w:qFormat/>
     <w:rsid w:val="00FC693F"/>
     <w:rPr>
+      <w:rFonts w:eastAsia="黑体"/>
       <w:b/>
       <w:bCs/>
       <w:smallCaps/>
@@ -3934,6 +4226,7 @@
     <w:qFormat/>
     <w:rsid w:val="00FC693F"/>
     <w:rPr>
+      <w:rFonts w:eastAsia="黑体"/>
       <w:b/>
       <w:bCs/>
       <w:smallCaps/>
@@ -3988,6 +4281,7 @@
       <w:spacing w:after="0" w:line="240" w:lineRule="auto"/>
     </w:pPr>
     <w:rPr>
+      <w:rFonts w:eastAsia="黑体"/>
       <w:color w:themeColor="text1" w:themeShade="BF" w:val="000000"/>
     </w:rPr>
     <w:tblPr>
@@ -4010,6 +4304,7 @@
         <w:spacing w:after="0" w:before="0" w:line="240" w:lineRule="auto"/>
       </w:pPr>
       <w:rPr>
+        <w:rFonts w:eastAsia="黑体"/>
         <w:b/>
         <w:bCs/>
       </w:rPr>
@@ -4030,6 +4325,7 @@
         <w:spacing w:after="0" w:before="0" w:line="240" w:lineRule="auto"/>
       </w:pPr>
       <w:rPr>
+        <w:rFonts w:eastAsia="黑体"/>
         <w:b/>
         <w:bCs/>
       </w:rPr>
@@ -4047,12 +4343,14 @@
     </w:tblStylePr>
     <w:tblStylePr w:type="firstCol">
       <w:rPr>
+        <w:rFonts w:eastAsia="黑体"/>
         <w:b/>
         <w:bCs/>
       </w:rPr>
     </w:tblStylePr>
     <w:tblStylePr w:type="lastCol">
       <w:rPr>
+        <w:rFonts w:eastAsia="黑体"/>
         <w:b/>
         <w:bCs/>
       </w:rPr>
@@ -4091,6 +4389,7 @@
       <w:spacing w:after="0" w:line="240" w:lineRule="auto"/>
     </w:pPr>
     <w:rPr>
+      <w:rFonts w:eastAsia="黑体"/>
       <w:color w:themeColor="accent1" w:themeShade="BF" w:val="365F91"/>
     </w:rPr>
     <w:tblPr>
@@ -4113,6 +4412,7 @@
         <w:spacing w:after="0" w:before="0" w:line="240" w:lineRule="auto"/>
       </w:pPr>
       <w:rPr>
+        <w:rFonts w:eastAsia="黑体"/>
         <w:b/>
         <w:bCs/>
       </w:rPr>
@@ -4133,6 +4433,7 @@
         <w:spacing w:after="0" w:before="0" w:line="240" w:lineRule="auto"/>
       </w:pPr>
       <w:rPr>
+        <w:rFonts w:eastAsia="黑体"/>
         <w:b/>
         <w:bCs/>
       </w:rPr>
@@ -4150,12 +4451,14 @@
     </w:tblStylePr>
     <w:tblStylePr w:type="firstCol">
       <w:rPr>
+        <w:rFonts w:eastAsia="黑体"/>
         <w:b/>
         <w:bCs/>
       </w:rPr>
     </w:tblStylePr>
     <w:tblStylePr w:type="lastCol">
       <w:rPr>
+        <w:rFonts w:eastAsia="黑体"/>
         <w:b/>
         <w:bCs/>
       </w:rPr>
@@ -4194,6 +4497,7 @@
       <w:spacing w:after="0" w:line="240" w:lineRule="auto"/>
     </w:pPr>
     <w:rPr>
+      <w:rFonts w:eastAsia="黑体"/>
       <w:color w:themeColor="accent2" w:themeShade="BF" w:val="943634"/>
     </w:rPr>
     <w:tblPr>
@@ -4216,6 +4520,7 @@
         <w:spacing w:after="0" w:before="0" w:line="240" w:lineRule="auto"/>
       </w:pPr>
       <w:rPr>
+        <w:rFonts w:eastAsia="黑体"/>
         <w:b/>
         <w:bCs/>
       </w:rPr>
@@ -4236,6 +4541,7 @@
         <w:spacing w:after="0" w:before="0" w:line="240" w:lineRule="auto"/>
       </w:pPr>
       <w:rPr>
+        <w:rFonts w:eastAsia="黑体"/>
         <w:b/>
         <w:bCs/>
       </w:rPr>
@@ -4253,12 +4559,14 @@
     </w:tblStylePr>
     <w:tblStylePr w:type="firstCol">
       <w:rPr>
+        <w:rFonts w:eastAsia="黑体"/>
         <w:b/>
         <w:bCs/>
       </w:rPr>
     </w:tblStylePr>
     <w:tblStylePr w:type="lastCol">
       <w:rPr>
+        <w:rFonts w:eastAsia="黑体"/>
         <w:b/>
         <w:bCs/>
       </w:rPr>
@@ -4297,6 +4605,7 @@
       <w:spacing w:after="0" w:line="240" w:lineRule="auto"/>
     </w:pPr>
     <w:rPr>
+      <w:rFonts w:eastAsia="黑体"/>
       <w:color w:themeColor="accent3" w:themeShade="BF" w:val="76923C"/>
     </w:rPr>
     <w:tblPr>
@@ -4319,6 +4628,7 @@
         <w:spacing w:after="0" w:before="0" w:line="240" w:lineRule="auto"/>
       </w:pPr>
       <w:rPr>
+        <w:rFonts w:eastAsia="黑体"/>
         <w:b/>
         <w:bCs/>
       </w:rPr>
@@ -4339,6 +4649,7 @@
         <w:spacing w:after="0" w:before="0" w:line="240" w:lineRule="auto"/>
       </w:pPr>
       <w:rPr>
+        <w:rFonts w:eastAsia="黑体"/>
         <w:b/>
         <w:bCs/>
       </w:rPr>
@@ -4356,12 +4667,14 @@
     </w:tblStylePr>
     <w:tblStylePr w:type="firstCol">
       <w:rPr>
+        <w:rFonts w:eastAsia="黑体"/>
         <w:b/>
         <w:bCs/>
       </w:rPr>
     </w:tblStylePr>
     <w:tblStylePr w:type="lastCol">
       <w:rPr>
+        <w:rFonts w:eastAsia="黑体"/>
         <w:b/>
         <w:bCs/>
       </w:rPr>
@@ -4400,6 +4713,7 @@
       <w:spacing w:after="0" w:line="240" w:lineRule="auto"/>
     </w:pPr>
     <w:rPr>
+      <w:rFonts w:eastAsia="黑体"/>
       <w:color w:themeColor="accent4" w:themeShade="BF" w:val="5F497A"/>
     </w:rPr>
     <w:tblPr>
@@ -4422,6 +4736,7 @@
         <w:spacing w:after="0" w:before="0" w:line="240" w:lineRule="auto"/>
       </w:pPr>
       <w:rPr>
+        <w:rFonts w:eastAsia="黑体"/>
         <w:b/>
         <w:bCs/>
       </w:rPr>
@@ -4442,6 +4757,7 @@
         <w:spacing w:after="0" w:before="0" w:line="240" w:lineRule="auto"/>
       </w:pPr>
       <w:rPr>
+        <w:rFonts w:eastAsia="黑体"/>
         <w:b/>
         <w:bCs/>
       </w:rPr>
@@ -4459,12 +4775,14 @@
     </w:tblStylePr>
     <w:tblStylePr w:type="firstCol">
       <w:rPr>
+        <w:rFonts w:eastAsia="黑体"/>
         <w:b/>
         <w:bCs/>
       </w:rPr>
     </w:tblStylePr>
     <w:tblStylePr w:type="lastCol">
       <w:rPr>
+        <w:rFonts w:eastAsia="黑体"/>
         <w:b/>
         <w:bCs/>
       </w:rPr>
@@ -4503,6 +4821,7 @@
       <w:spacing w:after="0" w:line="240" w:lineRule="auto"/>
     </w:pPr>
     <w:rPr>
+      <w:rFonts w:eastAsia="黑体"/>
       <w:color w:themeColor="accent5" w:themeShade="BF" w:val="31849B"/>
     </w:rPr>
     <w:tblPr>
@@ -4525,6 +4844,7 @@
         <w:spacing w:after="0" w:before="0" w:line="240" w:lineRule="auto"/>
       </w:pPr>
       <w:rPr>
+        <w:rFonts w:eastAsia="黑体"/>
         <w:b/>
         <w:bCs/>
       </w:rPr>
@@ -4545,6 +4865,7 @@
         <w:spacing w:after="0" w:before="0" w:line="240" w:lineRule="auto"/>
       </w:pPr>
       <w:rPr>
+        <w:rFonts w:eastAsia="黑体"/>
         <w:b/>
         <w:bCs/>
       </w:rPr>
@@ -4562,12 +4883,14 @@
     </w:tblStylePr>
     <w:tblStylePr w:type="firstCol">
       <w:rPr>
+        <w:rFonts w:eastAsia="黑体"/>
         <w:b/>
         <w:bCs/>
       </w:rPr>
     </w:tblStylePr>
     <w:tblStylePr w:type="lastCol">
       <w:rPr>
+        <w:rFonts w:eastAsia="黑体"/>
         <w:b/>
         <w:bCs/>
       </w:rPr>
@@ -4606,6 +4929,7 @@
       <w:spacing w:after="0" w:line="240" w:lineRule="auto"/>
     </w:pPr>
     <w:rPr>
+      <w:rFonts w:eastAsia="黑体"/>
       <w:color w:themeColor="accent6" w:themeShade="BF" w:val="E36C0A"/>
     </w:rPr>
     <w:tblPr>
@@ -4628,6 +4952,7 @@
         <w:spacing w:after="0" w:before="0" w:line="240" w:lineRule="auto"/>
       </w:pPr>
       <w:rPr>
+        <w:rFonts w:eastAsia="黑体"/>
         <w:b/>
         <w:bCs/>
       </w:rPr>
@@ -4648,6 +4973,7 @@
         <w:spacing w:after="0" w:before="0" w:line="240" w:lineRule="auto"/>
       </w:pPr>
       <w:rPr>
+        <w:rFonts w:eastAsia="黑体"/>
         <w:b/>
         <w:bCs/>
       </w:rPr>
@@ -4665,12 +4991,14 @@
     </w:tblStylePr>
     <w:tblStylePr w:type="firstCol">
       <w:rPr>
+        <w:rFonts w:eastAsia="黑体"/>
         <w:b/>
         <w:bCs/>
       </w:rPr>
     </w:tblStylePr>
     <w:tblStylePr w:type="lastCol">
       <w:rPr>
+        <w:rFonts w:eastAsia="黑体"/>
         <w:b/>
         <w:bCs/>
       </w:rPr>
@@ -4730,6 +5058,7 @@
         <w:spacing w:after="0" w:before="0" w:line="240" w:lineRule="auto"/>
       </w:pPr>
       <w:rPr>
+        <w:rFonts w:eastAsia="黑体"/>
         <w:b/>
         <w:bCs/>
         <w:color w:themeColor="background1" w:val="FFFFFF"/>
@@ -4744,6 +5073,7 @@
         <w:spacing w:after="0" w:before="0" w:line="240" w:lineRule="auto"/>
       </w:pPr>
       <w:rPr>
+        <w:rFonts w:eastAsia="黑体"/>
         <w:b/>
         <w:bCs/>
       </w:rPr>
@@ -4759,12 +5089,14 @@
     </w:tblStylePr>
     <w:tblStylePr w:type="firstCol">
       <w:rPr>
+        <w:rFonts w:eastAsia="黑体"/>
         <w:b/>
         <w:bCs/>
       </w:rPr>
     </w:tblStylePr>
     <w:tblStylePr w:type="lastCol">
       <w:rPr>
+        <w:rFonts w:eastAsia="黑体"/>
         <w:b/>
         <w:bCs/>
       </w:rPr>
@@ -4822,6 +5154,7 @@
         <w:spacing w:after="0" w:before="0" w:line="240" w:lineRule="auto"/>
       </w:pPr>
       <w:rPr>
+        <w:rFonts w:eastAsia="黑体"/>
         <w:b/>
         <w:bCs/>
         <w:color w:themeColor="background1" w:val="FFFFFF"/>
@@ -4836,6 +5169,7 @@
         <w:spacing w:after="0" w:before="0" w:line="240" w:lineRule="auto"/>
       </w:pPr>
       <w:rPr>
+        <w:rFonts w:eastAsia="黑体"/>
         <w:b/>
         <w:bCs/>
       </w:rPr>
@@ -4851,12 +5185,14 @@
     </w:tblStylePr>
     <w:tblStylePr w:type="firstCol">
       <w:rPr>
+        <w:rFonts w:eastAsia="黑体"/>
         <w:b/>
         <w:bCs/>
       </w:rPr>
     </w:tblStylePr>
     <w:tblStylePr w:type="lastCol">
       <w:rPr>
+        <w:rFonts w:eastAsia="黑体"/>
         <w:b/>
         <w:bCs/>
       </w:rPr>
@@ -4914,6 +5250,7 @@
         <w:spacing w:after="0" w:before="0" w:line="240" w:lineRule="auto"/>
       </w:pPr>
       <w:rPr>
+        <w:rFonts w:eastAsia="黑体"/>
         <w:b/>
         <w:bCs/>
         <w:color w:themeColor="background1" w:val="FFFFFF"/>
@@ -4928,6 +5265,7 @@
         <w:spacing w:after="0" w:before="0" w:line="240" w:lineRule="auto"/>
       </w:pPr>
       <w:rPr>
+        <w:rFonts w:eastAsia="黑体"/>
         <w:b/>
         <w:bCs/>
       </w:rPr>
@@ -4943,12 +5281,14 @@
     </w:tblStylePr>
     <w:tblStylePr w:type="firstCol">
       <w:rPr>
+        <w:rFonts w:eastAsia="黑体"/>
         <w:b/>
         <w:bCs/>
       </w:rPr>
     </w:tblStylePr>
     <w:tblStylePr w:type="lastCol">
       <w:rPr>
+        <w:rFonts w:eastAsia="黑体"/>
         <w:b/>
         <w:bCs/>
       </w:rPr>
@@ -5006,6 +5346,7 @@
         <w:spacing w:after="0" w:before="0" w:line="240" w:lineRule="auto"/>
       </w:pPr>
       <w:rPr>
+        <w:rFonts w:eastAsia="黑体"/>
         <w:b/>
         <w:bCs/>
         <w:color w:themeColor="background1" w:val="FFFFFF"/>
@@ -5020,6 +5361,7 @@
         <w:spacing w:after="0" w:before="0" w:line="240" w:lineRule="auto"/>
       </w:pPr>
       <w:rPr>
+        <w:rFonts w:eastAsia="黑体"/>
         <w:b/>
         <w:bCs/>
       </w:rPr>
@@ -5035,12 +5377,14 @@
     </w:tblStylePr>
     <w:tblStylePr w:type="firstCol">
       <w:rPr>
+        <w:rFonts w:eastAsia="黑体"/>
         <w:b/>
         <w:bCs/>
       </w:rPr>
     </w:tblStylePr>
     <w:tblStylePr w:type="lastCol">
       <w:rPr>
+        <w:rFonts w:eastAsia="黑体"/>
         <w:b/>
         <w:bCs/>
       </w:rPr>
@@ -5098,6 +5442,7 @@
         <w:spacing w:after="0" w:before="0" w:line="240" w:lineRule="auto"/>
       </w:pPr>
       <w:rPr>
+        <w:rFonts w:eastAsia="黑体"/>
         <w:b/>
         <w:bCs/>
         <w:color w:themeColor="background1" w:val="FFFFFF"/>
@@ -5112,6 +5457,7 @@
         <w:spacing w:after="0" w:before="0" w:line="240" w:lineRule="auto"/>
       </w:pPr>
       <w:rPr>
+        <w:rFonts w:eastAsia="黑体"/>
         <w:b/>
         <w:bCs/>
       </w:rPr>
@@ -5127,12 +5473,14 @@
     </w:tblStylePr>
     <w:tblStylePr w:type="firstCol">
       <w:rPr>
+        <w:rFonts w:eastAsia="黑体"/>
         <w:b/>
         <w:bCs/>
       </w:rPr>
     </w:tblStylePr>
     <w:tblStylePr w:type="lastCol">
       <w:rPr>
+        <w:rFonts w:eastAsia="黑体"/>
         <w:b/>
         <w:bCs/>
       </w:rPr>
@@ -5190,6 +5538,7 @@
         <w:spacing w:after="0" w:before="0" w:line="240" w:lineRule="auto"/>
       </w:pPr>
       <w:rPr>
+        <w:rFonts w:eastAsia="黑体"/>
         <w:b/>
         <w:bCs/>
         <w:color w:themeColor="background1" w:val="FFFFFF"/>
@@ -5204,6 +5553,7 @@
         <w:spacing w:after="0" w:before="0" w:line="240" w:lineRule="auto"/>
       </w:pPr>
       <w:rPr>
+        <w:rFonts w:eastAsia="黑体"/>
         <w:b/>
         <w:bCs/>
       </w:rPr>
@@ -5219,12 +5569,14 @@
     </w:tblStylePr>
     <w:tblStylePr w:type="firstCol">
       <w:rPr>
+        <w:rFonts w:eastAsia="黑体"/>
         <w:b/>
         <w:bCs/>
       </w:rPr>
     </w:tblStylePr>
     <w:tblStylePr w:type="lastCol">
       <w:rPr>
+        <w:rFonts w:eastAsia="黑体"/>
         <w:b/>
         <w:bCs/>
       </w:rPr>
@@ -5282,6 +5634,7 @@
         <w:spacing w:after="0" w:before="0" w:line="240" w:lineRule="auto"/>
       </w:pPr>
       <w:rPr>
+        <w:rFonts w:eastAsia="黑体"/>
         <w:b/>
         <w:bCs/>
         <w:color w:themeColor="background1" w:val="FFFFFF"/>
@@ -5296,6 +5649,7 @@
         <w:spacing w:after="0" w:before="0" w:line="240" w:lineRule="auto"/>
       </w:pPr>
       <w:rPr>
+        <w:rFonts w:eastAsia="黑体"/>
         <w:b/>
         <w:bCs/>
       </w:rPr>
@@ -5311,12 +5665,14 @@
     </w:tblStylePr>
     <w:tblStylePr w:type="firstCol">
       <w:rPr>
+        <w:rFonts w:eastAsia="黑体"/>
         <w:b/>
         <w:bCs/>
       </w:rPr>
     </w:tblStylePr>
     <w:tblStylePr w:type="lastCol">
       <w:rPr>
+        <w:rFonts w:eastAsia="黑体"/>
         <w:b/>
         <w:bCs/>
       </w:rPr>
@@ -5376,7 +5732,7 @@
         <w:spacing w:after="0" w:before="0" w:line="240" w:lineRule="auto"/>
       </w:pPr>
       <w:rPr>
-        <w:rFonts w:asciiTheme="majorHAnsi" w:cstheme="majorBidi" w:eastAsiaTheme="majorEastAsia" w:hAnsiTheme="majorHAnsi"/>
+        <w:rFonts w:asciiTheme="majorHAnsi" w:cstheme="majorBidi" w:hAnsiTheme="majorHAnsi" w:eastAsia="黑体"/>
         <w:b/>
         <w:bCs/>
       </w:rPr>
@@ -5397,7 +5753,7 @@
         <w:spacing w:after="0" w:before="0" w:line="240" w:lineRule="auto"/>
       </w:pPr>
       <w:rPr>
-        <w:rFonts w:asciiTheme="majorHAnsi" w:cstheme="majorBidi" w:eastAsiaTheme="majorEastAsia" w:hAnsiTheme="majorHAnsi"/>
+        <w:rFonts w:asciiTheme="majorHAnsi" w:cstheme="majorBidi" w:hAnsiTheme="majorHAnsi" w:eastAsia="黑体"/>
         <w:b/>
         <w:bCs/>
       </w:rPr>
@@ -5415,14 +5771,14 @@
     </w:tblStylePr>
     <w:tblStylePr w:type="firstCol">
       <w:rPr>
-        <w:rFonts w:asciiTheme="majorHAnsi" w:cstheme="majorBidi" w:eastAsiaTheme="majorEastAsia" w:hAnsiTheme="majorHAnsi"/>
+        <w:rFonts w:asciiTheme="majorHAnsi" w:cstheme="majorBidi" w:hAnsiTheme="majorHAnsi" w:eastAsia="黑体"/>
         <w:b/>
         <w:bCs/>
       </w:rPr>
     </w:tblStylePr>
     <w:tblStylePr w:type="lastCol">
       <w:rPr>
-        <w:rFonts w:asciiTheme="majorHAnsi" w:cstheme="majorBidi" w:eastAsiaTheme="majorEastAsia" w:hAnsiTheme="majorHAnsi"/>
+        <w:rFonts w:asciiTheme="majorHAnsi" w:cstheme="majorBidi" w:hAnsiTheme="majorHAnsi" w:eastAsia="黑体"/>
         <w:b/>
         <w:bCs/>
       </w:rPr>
@@ -5506,7 +5862,7 @@
         <w:spacing w:after="0" w:before="0" w:line="240" w:lineRule="auto"/>
       </w:pPr>
       <w:rPr>
-        <w:rFonts w:asciiTheme="majorHAnsi" w:cstheme="majorBidi" w:eastAsiaTheme="majorEastAsia" w:hAnsiTheme="majorHAnsi"/>
+        <w:rFonts w:asciiTheme="majorHAnsi" w:cstheme="majorBidi" w:hAnsiTheme="majorHAnsi" w:eastAsia="黑体"/>
         <w:b/>
         <w:bCs/>
       </w:rPr>
@@ -5527,7 +5883,7 @@
         <w:spacing w:after="0" w:before="0" w:line="240" w:lineRule="auto"/>
       </w:pPr>
       <w:rPr>
-        <w:rFonts w:asciiTheme="majorHAnsi" w:cstheme="majorBidi" w:eastAsiaTheme="majorEastAsia" w:hAnsiTheme="majorHAnsi"/>
+        <w:rFonts w:asciiTheme="majorHAnsi" w:cstheme="majorBidi" w:hAnsiTheme="majorHAnsi" w:eastAsia="黑体"/>
         <w:b/>
         <w:bCs/>
       </w:rPr>
@@ -5545,14 +5901,14 @@
     </w:tblStylePr>
     <w:tblStylePr w:type="firstCol">
       <w:rPr>
-        <w:rFonts w:asciiTheme="majorHAnsi" w:cstheme="majorBidi" w:eastAsiaTheme="majorEastAsia" w:hAnsiTheme="majorHAnsi"/>
+        <w:rFonts w:asciiTheme="majorHAnsi" w:cstheme="majorBidi" w:hAnsiTheme="majorHAnsi" w:eastAsia="黑体"/>
         <w:b/>
         <w:bCs/>
       </w:rPr>
     </w:tblStylePr>
     <w:tblStylePr w:type="lastCol">
       <w:rPr>
-        <w:rFonts w:asciiTheme="majorHAnsi" w:cstheme="majorBidi" w:eastAsiaTheme="majorEastAsia" w:hAnsiTheme="majorHAnsi"/>
+        <w:rFonts w:asciiTheme="majorHAnsi" w:cstheme="majorBidi" w:hAnsiTheme="majorHAnsi" w:eastAsia="黑体"/>
         <w:b/>
         <w:bCs/>
       </w:rPr>
@@ -5636,7 +5992,7 @@
         <w:spacing w:after="0" w:before="0" w:line="240" w:lineRule="auto"/>
       </w:pPr>
       <w:rPr>
-        <w:rFonts w:asciiTheme="majorHAnsi" w:cstheme="majorBidi" w:eastAsiaTheme="majorEastAsia" w:hAnsiTheme="majorHAnsi"/>
+        <w:rFonts w:asciiTheme="majorHAnsi" w:cstheme="majorBidi" w:hAnsiTheme="majorHAnsi" w:eastAsia="黑体"/>
         <w:b/>
         <w:bCs/>
       </w:rPr>
@@ -5657,7 +6013,7 @@
         <w:spacing w:after="0" w:before="0" w:line="240" w:lineRule="auto"/>
       </w:pPr>
       <w:rPr>
-        <w:rFonts w:asciiTheme="majorHAnsi" w:cstheme="majorBidi" w:eastAsiaTheme="majorEastAsia" w:hAnsiTheme="majorHAnsi"/>
+        <w:rFonts w:asciiTheme="majorHAnsi" w:cstheme="majorBidi" w:hAnsiTheme="majorHAnsi" w:eastAsia="黑体"/>
         <w:b/>
         <w:bCs/>
       </w:rPr>
@@ -5675,14 +6031,14 @@
     </w:tblStylePr>
     <w:tblStylePr w:type="firstCol">
       <w:rPr>
-        <w:rFonts w:asciiTheme="majorHAnsi" w:cstheme="majorBidi" w:eastAsiaTheme="majorEastAsia" w:hAnsiTheme="majorHAnsi"/>
+        <w:rFonts w:asciiTheme="majorHAnsi" w:cstheme="majorBidi" w:hAnsiTheme="majorHAnsi" w:eastAsia="黑体"/>
         <w:b/>
         <w:bCs/>
       </w:rPr>
     </w:tblStylePr>
     <w:tblStylePr w:type="lastCol">
       <w:rPr>
-        <w:rFonts w:asciiTheme="majorHAnsi" w:cstheme="majorBidi" w:eastAsiaTheme="majorEastAsia" w:hAnsiTheme="majorHAnsi"/>
+        <w:rFonts w:asciiTheme="majorHAnsi" w:cstheme="majorBidi" w:hAnsiTheme="majorHAnsi" w:eastAsia="黑体"/>
         <w:b/>
         <w:bCs/>
       </w:rPr>
@@ -5766,7 +6122,7 @@
         <w:spacing w:after="0" w:before="0" w:line="240" w:lineRule="auto"/>
       </w:pPr>
       <w:rPr>
-        <w:rFonts w:asciiTheme="majorHAnsi" w:cstheme="majorBidi" w:eastAsiaTheme="majorEastAsia" w:hAnsiTheme="majorHAnsi"/>
+        <w:rFonts w:asciiTheme="majorHAnsi" w:cstheme="majorBidi" w:hAnsiTheme="majorHAnsi" w:eastAsia="黑体"/>
         <w:b/>
         <w:bCs/>
       </w:rPr>
@@ -5787,7 +6143,7 @@
         <w:spacing w:after="0" w:before="0" w:line="240" w:lineRule="auto"/>
       </w:pPr>
       <w:rPr>
-        <w:rFonts w:asciiTheme="majorHAnsi" w:cstheme="majorBidi" w:eastAsiaTheme="majorEastAsia" w:hAnsiTheme="majorHAnsi"/>
+        <w:rFonts w:asciiTheme="majorHAnsi" w:cstheme="majorBidi" w:hAnsiTheme="majorHAnsi" w:eastAsia="黑体"/>
         <w:b/>
         <w:bCs/>
       </w:rPr>
@@ -5805,14 +6161,14 @@
     </w:tblStylePr>
     <w:tblStylePr w:type="firstCol">
       <w:rPr>
-        <w:rFonts w:asciiTheme="majorHAnsi" w:cstheme="majorBidi" w:eastAsiaTheme="majorEastAsia" w:hAnsiTheme="majorHAnsi"/>
+        <w:rFonts w:asciiTheme="majorHAnsi" w:cstheme="majorBidi" w:hAnsiTheme="majorHAnsi" w:eastAsia="黑体"/>
         <w:b/>
         <w:bCs/>
       </w:rPr>
     </w:tblStylePr>
     <w:tblStylePr w:type="lastCol">
       <w:rPr>
-        <w:rFonts w:asciiTheme="majorHAnsi" w:cstheme="majorBidi" w:eastAsiaTheme="majorEastAsia" w:hAnsiTheme="majorHAnsi"/>
+        <w:rFonts w:asciiTheme="majorHAnsi" w:cstheme="majorBidi" w:hAnsiTheme="majorHAnsi" w:eastAsia="黑体"/>
         <w:b/>
         <w:bCs/>
       </w:rPr>
@@ -5896,7 +6252,7 @@
         <w:spacing w:after="0" w:before="0" w:line="240" w:lineRule="auto"/>
       </w:pPr>
       <w:rPr>
-        <w:rFonts w:asciiTheme="majorHAnsi" w:cstheme="majorBidi" w:eastAsiaTheme="majorEastAsia" w:hAnsiTheme="majorHAnsi"/>
+        <w:rFonts w:asciiTheme="majorHAnsi" w:cstheme="majorBidi" w:hAnsiTheme="majorHAnsi" w:eastAsia="黑体"/>
         <w:b/>
         <w:bCs/>
       </w:rPr>
@@ -5917,7 +6273,7 @@
         <w:spacing w:after="0" w:before="0" w:line="240" w:lineRule="auto"/>
       </w:pPr>
       <w:rPr>
-        <w:rFonts w:asciiTheme="majorHAnsi" w:cstheme="majorBidi" w:eastAsiaTheme="majorEastAsia" w:hAnsiTheme="majorHAnsi"/>
+        <w:rFonts w:asciiTheme="majorHAnsi" w:cstheme="majorBidi" w:hAnsiTheme="majorHAnsi" w:eastAsia="黑体"/>
         <w:b/>
         <w:bCs/>
       </w:rPr>
@@ -5935,14 +6291,14 @@
     </w:tblStylePr>
     <w:tblStylePr w:type="firstCol">
       <w:rPr>
-        <w:rFonts w:asciiTheme="majorHAnsi" w:cstheme="majorBidi" w:eastAsiaTheme="majorEastAsia" w:hAnsiTheme="majorHAnsi"/>
+        <w:rFonts w:asciiTheme="majorHAnsi" w:cstheme="majorBidi" w:hAnsiTheme="majorHAnsi" w:eastAsia="黑体"/>
         <w:b/>
         <w:bCs/>
       </w:rPr>
     </w:tblStylePr>
     <w:tblStylePr w:type="lastCol">
       <w:rPr>
-        <w:rFonts w:asciiTheme="majorHAnsi" w:cstheme="majorBidi" w:eastAsiaTheme="majorEastAsia" w:hAnsiTheme="majorHAnsi"/>
+        <w:rFonts w:asciiTheme="majorHAnsi" w:cstheme="majorBidi" w:hAnsiTheme="majorHAnsi" w:eastAsia="黑体"/>
         <w:b/>
         <w:bCs/>
       </w:rPr>
@@ -6026,7 +6382,7 @@
         <w:spacing w:after="0" w:before="0" w:line="240" w:lineRule="auto"/>
       </w:pPr>
       <w:rPr>
-        <w:rFonts w:asciiTheme="majorHAnsi" w:cstheme="majorBidi" w:eastAsiaTheme="majorEastAsia" w:hAnsiTheme="majorHAnsi"/>
+        <w:rFonts w:asciiTheme="majorHAnsi" w:cstheme="majorBidi" w:hAnsiTheme="majorHAnsi" w:eastAsia="黑体"/>
         <w:b/>
         <w:bCs/>
       </w:rPr>
@@ -6047,7 +6403,7 @@
         <w:spacing w:after="0" w:before="0" w:line="240" w:lineRule="auto"/>
       </w:pPr>
       <w:rPr>
-        <w:rFonts w:asciiTheme="majorHAnsi" w:cstheme="majorBidi" w:eastAsiaTheme="majorEastAsia" w:hAnsiTheme="majorHAnsi"/>
+        <w:rFonts w:asciiTheme="majorHAnsi" w:cstheme="majorBidi" w:hAnsiTheme="majorHAnsi" w:eastAsia="黑体"/>
         <w:b/>
         <w:bCs/>
       </w:rPr>
@@ -6065,14 +6421,14 @@
     </w:tblStylePr>
     <w:tblStylePr w:type="firstCol">
       <w:rPr>
-        <w:rFonts w:asciiTheme="majorHAnsi" w:cstheme="majorBidi" w:eastAsiaTheme="majorEastAsia" w:hAnsiTheme="majorHAnsi"/>
+        <w:rFonts w:asciiTheme="majorHAnsi" w:cstheme="majorBidi" w:hAnsiTheme="majorHAnsi" w:eastAsia="黑体"/>
         <w:b/>
         <w:bCs/>
       </w:rPr>
     </w:tblStylePr>
     <w:tblStylePr w:type="lastCol">
       <w:rPr>
-        <w:rFonts w:asciiTheme="majorHAnsi" w:cstheme="majorBidi" w:eastAsiaTheme="majorEastAsia" w:hAnsiTheme="majorHAnsi"/>
+        <w:rFonts w:asciiTheme="majorHAnsi" w:cstheme="majorBidi" w:hAnsiTheme="majorHAnsi" w:eastAsia="黑体"/>
         <w:b/>
         <w:bCs/>
       </w:rPr>
@@ -6156,7 +6512,7 @@
         <w:spacing w:after="0" w:before="0" w:line="240" w:lineRule="auto"/>
       </w:pPr>
       <w:rPr>
-        <w:rFonts w:asciiTheme="majorHAnsi" w:cstheme="majorBidi" w:eastAsiaTheme="majorEastAsia" w:hAnsiTheme="majorHAnsi"/>
+        <w:rFonts w:asciiTheme="majorHAnsi" w:cstheme="majorBidi" w:hAnsiTheme="majorHAnsi" w:eastAsia="黑体"/>
         <w:b/>
         <w:bCs/>
       </w:rPr>
@@ -6177,7 +6533,7 @@
         <w:spacing w:after="0" w:before="0" w:line="240" w:lineRule="auto"/>
       </w:pPr>
       <w:rPr>
-        <w:rFonts w:asciiTheme="majorHAnsi" w:cstheme="majorBidi" w:eastAsiaTheme="majorEastAsia" w:hAnsiTheme="majorHAnsi"/>
+        <w:rFonts w:asciiTheme="majorHAnsi" w:cstheme="majorBidi" w:hAnsiTheme="majorHAnsi" w:eastAsia="黑体"/>
         <w:b/>
         <w:bCs/>
       </w:rPr>
@@ -6195,14 +6551,14 @@
     </w:tblStylePr>
     <w:tblStylePr w:type="firstCol">
       <w:rPr>
-        <w:rFonts w:asciiTheme="majorHAnsi" w:cstheme="majorBidi" w:eastAsiaTheme="majorEastAsia" w:hAnsiTheme="majorHAnsi"/>
+        <w:rFonts w:asciiTheme="majorHAnsi" w:cstheme="majorBidi" w:hAnsiTheme="majorHAnsi" w:eastAsia="黑体"/>
         <w:b/>
         <w:bCs/>
       </w:rPr>
     </w:tblStylePr>
     <w:tblStylePr w:type="lastCol">
       <w:rPr>
-        <w:rFonts w:asciiTheme="majorHAnsi" w:cstheme="majorBidi" w:eastAsiaTheme="majorEastAsia" w:hAnsiTheme="majorHAnsi"/>
+        <w:rFonts w:asciiTheme="majorHAnsi" w:cstheme="majorBidi" w:hAnsiTheme="majorHAnsi" w:eastAsia="黑体"/>
         <w:b/>
         <w:bCs/>
       </w:rPr>
@@ -6285,6 +6641,7 @@
         <w:spacing w:after="0" w:before="0" w:line="240" w:lineRule="auto"/>
       </w:pPr>
       <w:rPr>
+        <w:rFonts w:eastAsia="黑体"/>
         <w:b/>
         <w:bCs/>
         <w:color w:themeColor="background1" w:val="FFFFFF"/>
@@ -6307,6 +6664,7 @@
         <w:spacing w:after="0" w:before="0" w:line="240" w:lineRule="auto"/>
       </w:pPr>
       <w:rPr>
+        <w:rFonts w:eastAsia="黑体"/>
         <w:b/>
         <w:bCs/>
       </w:rPr>
@@ -6324,12 +6682,14 @@
     </w:tblStylePr>
     <w:tblStylePr w:type="firstCol">
       <w:rPr>
+        <w:rFonts w:eastAsia="黑体"/>
         <w:b/>
         <w:bCs/>
       </w:rPr>
     </w:tblStylePr>
     <w:tblStylePr w:type="lastCol">
       <w:rPr>
+        <w:rFonts w:eastAsia="黑体"/>
         <w:b/>
         <w:bCs/>
       </w:rPr>
@@ -6391,6 +6751,7 @@
         <w:spacing w:after="0" w:before="0" w:line="240" w:lineRule="auto"/>
       </w:pPr>
       <w:rPr>
+        <w:rFonts w:eastAsia="黑体"/>
         <w:b/>
         <w:bCs/>
         <w:color w:themeColor="background1" w:val="FFFFFF"/>
@@ -6413,6 +6774,7 @@
         <w:spacing w:after="0" w:before="0" w:line="240" w:lineRule="auto"/>
       </w:pPr>
       <w:rPr>
+        <w:rFonts w:eastAsia="黑体"/>
         <w:b/>
         <w:bCs/>
       </w:rPr>
@@ -6430,12 +6792,14 @@
     </w:tblStylePr>
     <w:tblStylePr w:type="firstCol">
       <w:rPr>
+        <w:rFonts w:eastAsia="黑体"/>
         <w:b/>
         <w:bCs/>
       </w:rPr>
     </w:tblStylePr>
     <w:tblStylePr w:type="lastCol">
       <w:rPr>
+        <w:rFonts w:eastAsia="黑体"/>
         <w:b/>
         <w:bCs/>
       </w:rPr>
@@ -6497,6 +6861,7 @@
         <w:spacing w:after="0" w:before="0" w:line="240" w:lineRule="auto"/>
       </w:pPr>
       <w:rPr>
+        <w:rFonts w:eastAsia="黑体"/>
         <w:b/>
         <w:bCs/>
         <w:color w:themeColor="background1" w:val="FFFFFF"/>
@@ -6519,6 +6884,7 @@
         <w:spacing w:after="0" w:before="0" w:line="240" w:lineRule="auto"/>
       </w:pPr>
       <w:rPr>
+        <w:rFonts w:eastAsia="黑体"/>
         <w:b/>
         <w:bCs/>
       </w:rPr>
@@ -6536,12 +6902,14 @@
     </w:tblStylePr>
     <w:tblStylePr w:type="firstCol">
       <w:rPr>
+        <w:rFonts w:eastAsia="黑体"/>
         <w:b/>
         <w:bCs/>
       </w:rPr>
     </w:tblStylePr>
     <w:tblStylePr w:type="lastCol">
       <w:rPr>
+        <w:rFonts w:eastAsia="黑体"/>
         <w:b/>
         <w:bCs/>
       </w:rPr>
@@ -6603,6 +6971,7 @@
         <w:spacing w:after="0" w:before="0" w:line="240" w:lineRule="auto"/>
       </w:pPr>
       <w:rPr>
+        <w:rFonts w:eastAsia="黑体"/>
         <w:b/>
         <w:bCs/>
         <w:color w:themeColor="background1" w:val="FFFFFF"/>
@@ -6625,6 +6994,7 @@
         <w:spacing w:after="0" w:before="0" w:line="240" w:lineRule="auto"/>
       </w:pPr>
       <w:rPr>
+        <w:rFonts w:eastAsia="黑体"/>
         <w:b/>
         <w:bCs/>
       </w:rPr>
@@ -6642,12 +7012,14 @@
     </w:tblStylePr>
     <w:tblStylePr w:type="firstCol">
       <w:rPr>
+        <w:rFonts w:eastAsia="黑体"/>
         <w:b/>
         <w:bCs/>
       </w:rPr>
     </w:tblStylePr>
     <w:tblStylePr w:type="lastCol">
       <w:rPr>
+        <w:rFonts w:eastAsia="黑体"/>
         <w:b/>
         <w:bCs/>
       </w:rPr>
@@ -6709,6 +7081,7 @@
         <w:spacing w:after="0" w:before="0" w:line="240" w:lineRule="auto"/>
       </w:pPr>
       <w:rPr>
+        <w:rFonts w:eastAsia="黑体"/>
         <w:b/>
         <w:bCs/>
         <w:color w:themeColor="background1" w:val="FFFFFF"/>
@@ -6731,6 +7104,7 @@
         <w:spacing w:after="0" w:before="0" w:line="240" w:lineRule="auto"/>
       </w:pPr>
       <w:rPr>
+        <w:rFonts w:eastAsia="黑体"/>
         <w:b/>
         <w:bCs/>
       </w:rPr>
@@ -6748,12 +7122,14 @@
     </w:tblStylePr>
     <w:tblStylePr w:type="firstCol">
       <w:rPr>
+        <w:rFonts w:eastAsia="黑体"/>
         <w:b/>
         <w:bCs/>
       </w:rPr>
     </w:tblStylePr>
     <w:tblStylePr w:type="lastCol">
       <w:rPr>
+        <w:rFonts w:eastAsia="黑体"/>
         <w:b/>
         <w:bCs/>
       </w:rPr>
@@ -6815,6 +7191,7 @@
         <w:spacing w:after="0" w:before="0" w:line="240" w:lineRule="auto"/>
       </w:pPr>
       <w:rPr>
+        <w:rFonts w:eastAsia="黑体"/>
         <w:b/>
         <w:bCs/>
         <w:color w:themeColor="background1" w:val="FFFFFF"/>
@@ -6837,6 +7214,7 @@
         <w:spacing w:after="0" w:before="0" w:line="240" w:lineRule="auto"/>
       </w:pPr>
       <w:rPr>
+        <w:rFonts w:eastAsia="黑体"/>
         <w:b/>
         <w:bCs/>
       </w:rPr>
@@ -6854,12 +7232,14 @@
     </w:tblStylePr>
     <w:tblStylePr w:type="firstCol">
       <w:rPr>
+        <w:rFonts w:eastAsia="黑体"/>
         <w:b/>
         <w:bCs/>
       </w:rPr>
     </w:tblStylePr>
     <w:tblStylePr w:type="lastCol">
       <w:rPr>
+        <w:rFonts w:eastAsia="黑体"/>
         <w:b/>
         <w:bCs/>
       </w:rPr>
@@ -6921,6 +7301,7 @@
         <w:spacing w:after="0" w:before="0" w:line="240" w:lineRule="auto"/>
       </w:pPr>
       <w:rPr>
+        <w:rFonts w:eastAsia="黑体"/>
         <w:b/>
         <w:bCs/>
         <w:color w:themeColor="background1" w:val="FFFFFF"/>
@@ -6943,6 +7324,7 @@
         <w:spacing w:after="0" w:before="0" w:line="240" w:lineRule="auto"/>
       </w:pPr>
       <w:rPr>
+        <w:rFonts w:eastAsia="黑体"/>
         <w:b/>
         <w:bCs/>
       </w:rPr>
@@ -6960,12 +7342,14 @@
     </w:tblStylePr>
     <w:tblStylePr w:type="firstCol">
       <w:rPr>
+        <w:rFonts w:eastAsia="黑体"/>
         <w:b/>
         <w:bCs/>
       </w:rPr>
     </w:tblStylePr>
     <w:tblStylePr w:type="lastCol">
       <w:rPr>
+        <w:rFonts w:eastAsia="黑体"/>
         <w:b/>
         <w:bCs/>
       </w:rPr>
@@ -7024,6 +7408,7 @@
         <w:spacing w:after="0" w:before="0" w:line="240" w:lineRule="auto"/>
       </w:pPr>
       <w:rPr>
+        <w:rFonts w:eastAsia="黑体"/>
         <w:b/>
         <w:bCs/>
         <w:color w:themeColor="background1" w:val="FFFFFF"/>
@@ -7046,6 +7431,7 @@
         <w:spacing w:after="0" w:before="0" w:line="240" w:lineRule="auto"/>
       </w:pPr>
       <w:rPr>
+        <w:rFonts w:eastAsia="黑体"/>
         <w:color w:val="auto"/>
       </w:rPr>
       <w:tblPr/>
@@ -7063,6 +7449,7 @@
     </w:tblStylePr>
     <w:tblStylePr w:type="firstCol">
       <w:rPr>
+        <w:rFonts w:eastAsia="黑体"/>
         <w:b/>
         <w:bCs/>
         <w:color w:themeColor="background1" w:val="FFFFFF"/>
@@ -7082,6 +7469,7 @@
     </w:tblStylePr>
     <w:tblStylePr w:type="lastCol">
       <w:rPr>
+        <w:rFonts w:eastAsia="黑体"/>
         <w:b/>
         <w:bCs/>
         <w:color w:themeColor="background1" w:val="FFFFFF"/>
@@ -7130,6 +7518,7 @@
     </w:tblStylePr>
     <w:tblStylePr w:type="nwCell">
       <w:rPr>
+        <w:rFonts w:eastAsia="黑体"/>
         <w:color w:themeColor="background1" w:val="FFFFFF"/>
       </w:rPr>
       <w:tblPr/>
@@ -7173,6 +7562,7 @@
         <w:spacing w:after="0" w:before="0" w:line="240" w:lineRule="auto"/>
       </w:pPr>
       <w:rPr>
+        <w:rFonts w:eastAsia="黑体"/>
         <w:b/>
         <w:bCs/>
         <w:color w:themeColor="background1" w:val="FFFFFF"/>
@@ -7195,6 +7585,7 @@
         <w:spacing w:after="0" w:before="0" w:line="240" w:lineRule="auto"/>
       </w:pPr>
       <w:rPr>
+        <w:rFonts w:eastAsia="黑体"/>
         <w:color w:val="auto"/>
       </w:rPr>
       <w:tblPr/>
@@ -7212,6 +7603,7 @@
     </w:tblStylePr>
     <w:tblStylePr w:type="firstCol">
       <w:rPr>
+        <w:rFonts w:eastAsia="黑体"/>
         <w:b/>
         <w:bCs/>
         <w:color w:themeColor="background1" w:val="FFFFFF"/>
@@ -7231,6 +7623,7 @@
     </w:tblStylePr>
     <w:tblStylePr w:type="lastCol">
       <w:rPr>
+        <w:rFonts w:eastAsia="黑体"/>
         <w:b/>
         <w:bCs/>
         <w:color w:themeColor="background1" w:val="FFFFFF"/>
@@ -7279,6 +7672,7 @@
     </w:tblStylePr>
     <w:tblStylePr w:type="nwCell">
       <w:rPr>
+        <w:rFonts w:eastAsia="黑体"/>
         <w:color w:themeColor="background1" w:val="FFFFFF"/>
       </w:rPr>
       <w:tblPr/>
@@ -7322,6 +7716,7 @@
         <w:spacing w:after="0" w:before="0" w:line="240" w:lineRule="auto"/>
       </w:pPr>
       <w:rPr>
+        <w:rFonts w:eastAsia="黑体"/>
         <w:b/>
         <w:bCs/>
         <w:color w:themeColor="background1" w:val="FFFFFF"/>
@@ -7344,6 +7739,7 @@
         <w:spacing w:after="0" w:before="0" w:line="240" w:lineRule="auto"/>
       </w:pPr>
       <w:rPr>
+        <w:rFonts w:eastAsia="黑体"/>
         <w:color w:val="auto"/>
       </w:rPr>
       <w:tblPr/>
@@ -7361,6 +7757,7 @@
     </w:tblStylePr>
     <w:tblStylePr w:type="firstCol">
       <w:rPr>
+        <w:rFonts w:eastAsia="黑体"/>
         <w:b/>
         <w:bCs/>
         <w:color w:themeColor="background1" w:val="FFFFFF"/>
@@ -7380,6 +7777,7 @@
     </w:tblStylePr>
     <w:tblStylePr w:type="lastCol">
       <w:rPr>
+        <w:rFonts w:eastAsia="黑体"/>
         <w:b/>
         <w:bCs/>
         <w:color w:themeColor="background1" w:val="FFFFFF"/>
@@ -7428,6 +7826,7 @@
     </w:tblStylePr>
     <w:tblStylePr w:type="nwCell">
       <w:rPr>
+        <w:rFonts w:eastAsia="黑体"/>
         <w:color w:themeColor="background1" w:val="FFFFFF"/>
       </w:rPr>
       <w:tblPr/>
@@ -7471,6 +7870,7 @@
         <w:spacing w:after="0" w:before="0" w:line="240" w:lineRule="auto"/>
       </w:pPr>
       <w:rPr>
+        <w:rFonts w:eastAsia="黑体"/>
         <w:b/>
         <w:bCs/>
         <w:color w:themeColor="background1" w:val="FFFFFF"/>
@@ -7493,6 +7893,7 @@
         <w:spacing w:after="0" w:before="0" w:line="240" w:lineRule="auto"/>
       </w:pPr>
       <w:rPr>
+        <w:rFonts w:eastAsia="黑体"/>
         <w:color w:val="auto"/>
       </w:rPr>
       <w:tblPr/>
@@ -7510,6 +7911,7 @@
     </w:tblStylePr>
     <w:tblStylePr w:type="firstCol">
       <w:rPr>
+        <w:rFonts w:eastAsia="黑体"/>
         <w:b/>
         <w:bCs/>
         <w:color w:themeColor="background1" w:val="FFFFFF"/>
@@ -7529,6 +7931,7 @@
     </w:tblStylePr>
     <w:tblStylePr w:type="lastCol">
       <w:rPr>
+        <w:rFonts w:eastAsia="黑体"/>
         <w:b/>
         <w:bCs/>
         <w:color w:themeColor="background1" w:val="FFFFFF"/>
@@ -7577,6 +7980,7 @@
     </w:tblStylePr>
     <w:tblStylePr w:type="nwCell">
       <w:rPr>
+        <w:rFonts w:eastAsia="黑体"/>
         <w:color w:themeColor="background1" w:val="FFFFFF"/>
       </w:rPr>
       <w:tblPr/>
@@ -7620,6 +8024,7 @@
         <w:spacing w:after="0" w:before="0" w:line="240" w:lineRule="auto"/>
       </w:pPr>
       <w:rPr>
+        <w:rFonts w:eastAsia="黑体"/>
         <w:b/>
         <w:bCs/>
         <w:color w:themeColor="background1" w:val="FFFFFF"/>
@@ -7642,6 +8047,7 @@
         <w:spacing w:after="0" w:before="0" w:line="240" w:lineRule="auto"/>
       </w:pPr>
       <w:rPr>
+        <w:rFonts w:eastAsia="黑体"/>
         <w:color w:val="auto"/>
       </w:rPr>
       <w:tblPr/>
@@ -7659,6 +8065,7 @@
     </w:tblStylePr>
     <w:tblStylePr w:type="firstCol">
       <w:rPr>
+        <w:rFonts w:eastAsia="黑体"/>
         <w:b/>
         <w:bCs/>
         <w:color w:themeColor="background1" w:val="FFFFFF"/>
@@ -7678,6 +8085,7 @@
     </w:tblStylePr>
     <w:tblStylePr w:type="lastCol">
       <w:rPr>
+        <w:rFonts w:eastAsia="黑体"/>
         <w:b/>
         <w:bCs/>
         <w:color w:themeColor="background1" w:val="FFFFFF"/>
@@ -7726,6 +8134,7 @@
     </w:tblStylePr>
     <w:tblStylePr w:type="nwCell">
       <w:rPr>
+        <w:rFonts w:eastAsia="黑体"/>
         <w:color w:themeColor="background1" w:val="FFFFFF"/>
       </w:rPr>
       <w:tblPr/>
@@ -7769,6 +8178,7 @@
         <w:spacing w:after="0" w:before="0" w:line="240" w:lineRule="auto"/>
       </w:pPr>
       <w:rPr>
+        <w:rFonts w:eastAsia="黑体"/>
         <w:b/>
         <w:bCs/>
         <w:color w:themeColor="background1" w:val="FFFFFF"/>
@@ -7791,6 +8201,7 @@
         <w:spacing w:after="0" w:before="0" w:line="240" w:lineRule="auto"/>
       </w:pPr>
       <w:rPr>
+        <w:rFonts w:eastAsia="黑体"/>
         <w:color w:val="auto"/>
       </w:rPr>
       <w:tblPr/>
@@ -7808,6 +8219,7 @@
     </w:tblStylePr>
     <w:tblStylePr w:type="firstCol">
       <w:rPr>
+        <w:rFonts w:eastAsia="黑体"/>
         <w:b/>
         <w:bCs/>
         <w:color w:themeColor="background1" w:val="FFFFFF"/>
@@ -7827,6 +8239,7 @@
     </w:tblStylePr>
     <w:tblStylePr w:type="lastCol">
       <w:rPr>
+        <w:rFonts w:eastAsia="黑体"/>
         <w:b/>
         <w:bCs/>
         <w:color w:themeColor="background1" w:val="FFFFFF"/>
@@ -7875,6 +8288,7 @@
     </w:tblStylePr>
     <w:tblStylePr w:type="nwCell">
       <w:rPr>
+        <w:rFonts w:eastAsia="黑体"/>
         <w:color w:themeColor="background1" w:val="FFFFFF"/>
       </w:rPr>
       <w:tblPr/>
@@ -7918,6 +8332,7 @@
         <w:spacing w:after="0" w:before="0" w:line="240" w:lineRule="auto"/>
       </w:pPr>
       <w:rPr>
+        <w:rFonts w:eastAsia="黑体"/>
         <w:b/>
         <w:bCs/>
         <w:color w:themeColor="background1" w:val="FFFFFF"/>
@@ -7940,6 +8355,7 @@
         <w:spacing w:after="0" w:before="0" w:line="240" w:lineRule="auto"/>
       </w:pPr>
       <w:rPr>
+        <w:rFonts w:eastAsia="黑体"/>
         <w:color w:val="auto"/>
       </w:rPr>
       <w:tblPr/>
@@ -7957,6 +8373,7 @@
     </w:tblStylePr>
     <w:tblStylePr w:type="firstCol">
       <w:rPr>
+        <w:rFonts w:eastAsia="黑体"/>
         <w:b/>
         <w:bCs/>
         <w:color w:themeColor="background1" w:val="FFFFFF"/>
@@ -7976,6 +8393,7 @@
     </w:tblStylePr>
     <w:tblStylePr w:type="lastCol">
       <w:rPr>
+        <w:rFonts w:eastAsia="黑体"/>
         <w:b/>
         <w:bCs/>
         <w:color w:themeColor="background1" w:val="FFFFFF"/>
@@ -8024,6 +8442,7 @@
     </w:tblStylePr>
     <w:tblStylePr w:type="nwCell">
       <w:rPr>
+        <w:rFonts w:eastAsia="黑体"/>
         <w:color w:themeColor="background1" w:val="FFFFFF"/>
       </w:rPr>
       <w:tblPr/>
@@ -8048,6 +8467,7 @@
       <w:spacing w:after="0" w:line="240" w:lineRule="auto"/>
     </w:pPr>
     <w:rPr>
+      <w:rFonts w:eastAsia="黑体"/>
       <w:color w:themeColor="text1" w:val="000000"/>
     </w:rPr>
     <w:tblPr>
@@ -8067,7 +8487,7 @@
     </w:tblPr>
     <w:tblStylePr w:type="firstRow">
       <w:rPr>
-        <w:rFonts w:asciiTheme="majorHAnsi" w:cstheme="majorBidi" w:eastAsiaTheme="majorEastAsia" w:hAnsiTheme="majorHAnsi"/>
+        <w:rFonts w:asciiTheme="majorHAnsi" w:cstheme="majorBidi" w:hAnsiTheme="majorHAnsi" w:eastAsia="黑体"/>
       </w:rPr>
       <w:tblPr/>
       <w:tcPr>
@@ -8079,6 +8499,7 @@
     </w:tblStylePr>
     <w:tblStylePr w:type="lastRow">
       <w:rPr>
+        <w:rFonts w:eastAsia="黑体"/>
         <w:b/>
         <w:bCs/>
         <w:color w:themeColor="text2" w:val="1F497D"/>
@@ -8093,12 +8514,14 @@
     </w:tblStylePr>
     <w:tblStylePr w:type="firstCol">
       <w:rPr>
+        <w:rFonts w:eastAsia="黑体"/>
         <w:b/>
         <w:bCs/>
       </w:rPr>
     </w:tblStylePr>
     <w:tblStylePr w:type="lastCol">
       <w:rPr>
+        <w:rFonts w:eastAsia="黑体"/>
         <w:b/>
         <w:bCs/>
       </w:rPr>
@@ -8132,6 +8555,7 @@
       <w:spacing w:after="0" w:line="240" w:lineRule="auto"/>
     </w:pPr>
     <w:rPr>
+      <w:rFonts w:eastAsia="黑体"/>
       <w:color w:themeColor="text1" w:val="000000"/>
     </w:rPr>
     <w:tblPr>
@@ -8151,7 +8575,7 @@
     </w:tblPr>
     <w:tblStylePr w:type="firstRow">
       <w:rPr>
-        <w:rFonts w:asciiTheme="majorHAnsi" w:cstheme="majorBidi" w:eastAsiaTheme="majorEastAsia" w:hAnsiTheme="majorHAnsi"/>
+        <w:rFonts w:asciiTheme="majorHAnsi" w:cstheme="majorBidi" w:hAnsiTheme="majorHAnsi" w:eastAsia="黑体"/>
       </w:rPr>
       <w:tblPr/>
       <w:tcPr>
@@ -8163,6 +8587,7 @@
     </w:tblStylePr>
     <w:tblStylePr w:type="lastRow">
       <w:rPr>
+        <w:rFonts w:eastAsia="黑体"/>
         <w:b/>
         <w:bCs/>
         <w:color w:themeColor="text2" w:val="1F497D"/>
@@ -8177,12 +8602,14 @@
     </w:tblStylePr>
     <w:tblStylePr w:type="firstCol">
       <w:rPr>
+        <w:rFonts w:eastAsia="黑体"/>
         <w:b/>
         <w:bCs/>
       </w:rPr>
     </w:tblStylePr>
     <w:tblStylePr w:type="lastCol">
       <w:rPr>
+        <w:rFonts w:eastAsia="黑体"/>
         <w:b/>
         <w:bCs/>
       </w:rPr>
@@ -8216,6 +8643,7 @@
       <w:spacing w:after="0" w:line="240" w:lineRule="auto"/>
     </w:pPr>
     <w:rPr>
+      <w:rFonts w:eastAsia="黑体"/>
       <w:color w:themeColor="text1" w:val="000000"/>
     </w:rPr>
     <w:tblPr>
@@ -8235,7 +8663,7 @@
     </w:tblPr>
     <w:tblStylePr w:type="firstRow">
       <w:rPr>
-        <w:rFonts w:asciiTheme="majorHAnsi" w:cstheme="majorBidi" w:eastAsiaTheme="majorEastAsia" w:hAnsiTheme="majorHAnsi"/>
+        <w:rFonts w:asciiTheme="majorHAnsi" w:cstheme="majorBidi" w:hAnsiTheme="majorHAnsi" w:eastAsia="黑体"/>
       </w:rPr>
       <w:tblPr/>
       <w:tcPr>
@@ -8247,6 +8675,7 @@
     </w:tblStylePr>
     <w:tblStylePr w:type="lastRow">
       <w:rPr>
+        <w:rFonts w:eastAsia="黑体"/>
         <w:b/>
         <w:bCs/>
         <w:color w:themeColor="text2" w:val="1F497D"/>
@@ -8261,12 +8690,14 @@
     </w:tblStylePr>
     <w:tblStylePr w:type="firstCol">
       <w:rPr>
+        <w:rFonts w:eastAsia="黑体"/>
         <w:b/>
         <w:bCs/>
       </w:rPr>
     </w:tblStylePr>
     <w:tblStylePr w:type="lastCol">
       <w:rPr>
+        <w:rFonts w:eastAsia="黑体"/>
         <w:b/>
         <w:bCs/>
       </w:rPr>
@@ -8300,6 +8731,7 @@
       <w:spacing w:after="0" w:line="240" w:lineRule="auto"/>
     </w:pPr>
     <w:rPr>
+      <w:rFonts w:eastAsia="黑体"/>
       <w:color w:themeColor="text1" w:val="000000"/>
     </w:rPr>
     <w:tblPr>
@@ -8319,7 +8751,7 @@
     </w:tblPr>
     <w:tblStylePr w:type="firstRow">
       <w:rPr>
-        <w:rFonts w:asciiTheme="majorHAnsi" w:cstheme="majorBidi" w:eastAsiaTheme="majorEastAsia" w:hAnsiTheme="majorHAnsi"/>
+        <w:rFonts w:asciiTheme="majorHAnsi" w:cstheme="majorBidi" w:hAnsiTheme="majorHAnsi" w:eastAsia="黑体"/>
       </w:rPr>
       <w:tblPr/>
       <w:tcPr>
@@ -8331,6 +8763,7 @@
     </w:tblStylePr>
     <w:tblStylePr w:type="lastRow">
       <w:rPr>
+        <w:rFonts w:eastAsia="黑体"/>
         <w:b/>
         <w:bCs/>
         <w:color w:themeColor="text2" w:val="1F497D"/>
@@ -8345,12 +8778,14 @@
     </w:tblStylePr>
     <w:tblStylePr w:type="firstCol">
       <w:rPr>
+        <w:rFonts w:eastAsia="黑体"/>
         <w:b/>
         <w:bCs/>
       </w:rPr>
     </w:tblStylePr>
     <w:tblStylePr w:type="lastCol">
       <w:rPr>
+        <w:rFonts w:eastAsia="黑体"/>
         <w:b/>
         <w:bCs/>
       </w:rPr>
@@ -8384,6 +8819,7 @@
       <w:spacing w:after="0" w:line="240" w:lineRule="auto"/>
     </w:pPr>
     <w:rPr>
+      <w:rFonts w:eastAsia="黑体"/>
       <w:color w:themeColor="text1" w:val="000000"/>
     </w:rPr>
     <w:tblPr>
@@ -8403,7 +8839,7 @@
     </w:tblPr>
     <w:tblStylePr w:type="firstRow">
       <w:rPr>
-        <w:rFonts w:asciiTheme="majorHAnsi" w:cstheme="majorBidi" w:eastAsiaTheme="majorEastAsia" w:hAnsiTheme="majorHAnsi"/>
+        <w:rFonts w:asciiTheme="majorHAnsi" w:cstheme="majorBidi" w:hAnsiTheme="majorHAnsi" w:eastAsia="黑体"/>
       </w:rPr>
       <w:tblPr/>
       <w:tcPr>
@@ -8415,6 +8851,7 @@
     </w:tblStylePr>
     <w:tblStylePr w:type="lastRow">
       <w:rPr>
+        <w:rFonts w:eastAsia="黑体"/>
         <w:b/>
         <w:bCs/>
         <w:color w:themeColor="text2" w:val="1F497D"/>
@@ -8429,12 +8866,14 @@
     </w:tblStylePr>
     <w:tblStylePr w:type="firstCol">
       <w:rPr>
+        <w:rFonts w:eastAsia="黑体"/>
         <w:b/>
         <w:bCs/>
       </w:rPr>
     </w:tblStylePr>
     <w:tblStylePr w:type="lastCol">
       <w:rPr>
+        <w:rFonts w:eastAsia="黑体"/>
         <w:b/>
         <w:bCs/>
       </w:rPr>
@@ -8468,6 +8907,7 @@
       <w:spacing w:after="0" w:line="240" w:lineRule="auto"/>
     </w:pPr>
     <w:rPr>
+      <w:rFonts w:eastAsia="黑体"/>
       <w:color w:themeColor="text1" w:val="000000"/>
     </w:rPr>
     <w:tblPr>
@@ -8487,7 +8927,7 @@
     </w:tblPr>
     <w:tblStylePr w:type="firstRow">
       <w:rPr>
-        <w:rFonts w:asciiTheme="majorHAnsi" w:cstheme="majorBidi" w:eastAsiaTheme="majorEastAsia" w:hAnsiTheme="majorHAnsi"/>
+        <w:rFonts w:asciiTheme="majorHAnsi" w:cstheme="majorBidi" w:hAnsiTheme="majorHAnsi" w:eastAsia="黑体"/>
       </w:rPr>
       <w:tblPr/>
       <w:tcPr>
@@ -8499,6 +8939,7 @@
     </w:tblStylePr>
     <w:tblStylePr w:type="lastRow">
       <w:rPr>
+        <w:rFonts w:eastAsia="黑体"/>
         <w:b/>
         <w:bCs/>
         <w:color w:themeColor="text2" w:val="1F497D"/>
@@ -8513,12 +8954,14 @@
     </w:tblStylePr>
     <w:tblStylePr w:type="firstCol">
       <w:rPr>
+        <w:rFonts w:eastAsia="黑体"/>
         <w:b/>
         <w:bCs/>
       </w:rPr>
     </w:tblStylePr>
     <w:tblStylePr w:type="lastCol">
       <w:rPr>
+        <w:rFonts w:eastAsia="黑体"/>
         <w:b/>
         <w:bCs/>
       </w:rPr>
@@ -8552,6 +8995,7 @@
       <w:spacing w:after="0" w:line="240" w:lineRule="auto"/>
     </w:pPr>
     <w:rPr>
+      <w:rFonts w:eastAsia="黑体"/>
       <w:color w:themeColor="text1" w:val="000000"/>
     </w:rPr>
     <w:tblPr>
@@ -8571,7 +9015,7 @@
     </w:tblPr>
     <w:tblStylePr w:type="firstRow">
       <w:rPr>
-        <w:rFonts w:asciiTheme="majorHAnsi" w:cstheme="majorBidi" w:eastAsiaTheme="majorEastAsia" w:hAnsiTheme="majorHAnsi"/>
+        <w:rFonts w:asciiTheme="majorHAnsi" w:cstheme="majorBidi" w:hAnsiTheme="majorHAnsi" w:eastAsia="黑体"/>
       </w:rPr>
       <w:tblPr/>
       <w:tcPr>
@@ -8583,6 +9027,7 @@
     </w:tblStylePr>
     <w:tblStylePr w:type="lastRow">
       <w:rPr>
+        <w:rFonts w:eastAsia="黑体"/>
         <w:b/>
         <w:bCs/>
         <w:color w:themeColor="text2" w:val="1F497D"/>
@@ -8597,12 +9042,14 @@
     </w:tblStylePr>
     <w:tblStylePr w:type="firstCol">
       <w:rPr>
+        <w:rFonts w:eastAsia="黑体"/>
         <w:b/>
         <w:bCs/>
       </w:rPr>
     </w:tblStylePr>
     <w:tblStylePr w:type="lastCol">
       <w:rPr>
+        <w:rFonts w:eastAsia="黑体"/>
         <w:b/>
         <w:bCs/>
       </w:rPr>
@@ -8636,7 +9083,7 @@
       <w:spacing w:after="0" w:line="240" w:lineRule="auto"/>
     </w:pPr>
     <w:rPr>
-      <w:rFonts w:asciiTheme="majorHAnsi" w:cstheme="majorBidi" w:eastAsiaTheme="majorEastAsia" w:hAnsiTheme="majorHAnsi"/>
+      <w:rFonts w:asciiTheme="majorHAnsi" w:cstheme="majorBidi" w:hAnsiTheme="majorHAnsi" w:eastAsia="黑体"/>
       <w:color w:themeColor="text1" w:val="000000"/>
     </w:rPr>
     <w:tblPr>
@@ -8658,6 +9105,7 @@
     </w:tblPr>
     <w:tblStylePr w:type="firstRow">
       <w:rPr>
+        <w:rFonts w:eastAsia="黑体"/>
         <w:sz w:val="24"/>
         <w:szCs w:val="24"/>
       </w:rPr>
@@ -8764,7 +9212,7 @@
       <w:spacing w:after="0" w:line="240" w:lineRule="auto"/>
     </w:pPr>
     <w:rPr>
-      <w:rFonts w:asciiTheme="majorHAnsi" w:cstheme="majorBidi" w:eastAsiaTheme="majorEastAsia" w:hAnsiTheme="majorHAnsi"/>
+      <w:rFonts w:asciiTheme="majorHAnsi" w:cstheme="majorBidi" w:hAnsiTheme="majorHAnsi" w:eastAsia="黑体"/>
       <w:color w:themeColor="text1" w:val="000000"/>
     </w:rPr>
     <w:tblPr>
@@ -8786,6 +9234,7 @@
     </w:tblPr>
     <w:tblStylePr w:type="firstRow">
       <w:rPr>
+        <w:rFonts w:eastAsia="黑体"/>
         <w:sz w:val="24"/>
         <w:szCs w:val="24"/>
       </w:rPr>
@@ -8892,7 +9341,7 @@
       <w:spacing w:after="0" w:line="240" w:lineRule="auto"/>
     </w:pPr>
     <w:rPr>
-      <w:rFonts w:asciiTheme="majorHAnsi" w:cstheme="majorBidi" w:eastAsiaTheme="majorEastAsia" w:hAnsiTheme="majorHAnsi"/>
+      <w:rFonts w:asciiTheme="majorHAnsi" w:cstheme="majorBidi" w:hAnsiTheme="majorHAnsi" w:eastAsia="黑体"/>
       <w:color w:themeColor="text1" w:val="000000"/>
     </w:rPr>
     <w:tblPr>
@@ -8914,6 +9363,7 @@
     </w:tblPr>
     <w:tblStylePr w:type="firstRow">
       <w:rPr>
+        <w:rFonts w:eastAsia="黑体"/>
         <w:sz w:val="24"/>
         <w:szCs w:val="24"/>
       </w:rPr>
@@ -9020,7 +9470,7 @@
       <w:spacing w:after="0" w:line="240" w:lineRule="auto"/>
     </w:pPr>
     <w:rPr>
-      <w:rFonts w:asciiTheme="majorHAnsi" w:cstheme="majorBidi" w:eastAsiaTheme="majorEastAsia" w:hAnsiTheme="majorHAnsi"/>
+      <w:rFonts w:asciiTheme="majorHAnsi" w:cstheme="majorBidi" w:hAnsiTheme="majorHAnsi" w:eastAsia="黑体"/>
       <w:color w:themeColor="text1" w:val="000000"/>
     </w:rPr>
     <w:tblPr>
@@ -9042,6 +9492,7 @@
     </w:tblPr>
     <w:tblStylePr w:type="firstRow">
       <w:rPr>
+        <w:rFonts w:eastAsia="黑体"/>
         <w:sz w:val="24"/>
         <w:szCs w:val="24"/>
       </w:rPr>
@@ -9148,7 +9599,7 @@
       <w:spacing w:after="0" w:line="240" w:lineRule="auto"/>
     </w:pPr>
     <w:rPr>
-      <w:rFonts w:asciiTheme="majorHAnsi" w:cstheme="majorBidi" w:eastAsiaTheme="majorEastAsia" w:hAnsiTheme="majorHAnsi"/>
+      <w:rFonts w:asciiTheme="majorHAnsi" w:cstheme="majorBidi" w:hAnsiTheme="majorHAnsi" w:eastAsia="黑体"/>
       <w:color w:themeColor="text1" w:val="000000"/>
     </w:rPr>
     <w:tblPr>
@@ -9170,6 +9621,7 @@
     </w:tblPr>
     <w:tblStylePr w:type="firstRow">
       <w:rPr>
+        <w:rFonts w:eastAsia="黑体"/>
         <w:sz w:val="24"/>
         <w:szCs w:val="24"/>
       </w:rPr>
@@ -9276,7 +9728,7 @@
       <w:spacing w:after="0" w:line="240" w:lineRule="auto"/>
     </w:pPr>
     <w:rPr>
-      <w:rFonts w:asciiTheme="majorHAnsi" w:cstheme="majorBidi" w:eastAsiaTheme="majorEastAsia" w:hAnsiTheme="majorHAnsi"/>
+      <w:rFonts w:asciiTheme="majorHAnsi" w:cstheme="majorBidi" w:hAnsiTheme="majorHAnsi" w:eastAsia="黑体"/>
       <w:color w:themeColor="text1" w:val="000000"/>
     </w:rPr>
     <w:tblPr>
@@ -9298,6 +9750,7 @@
     </w:tblPr>
     <w:tblStylePr w:type="firstRow">
       <w:rPr>
+        <w:rFonts w:eastAsia="黑体"/>
         <w:sz w:val="24"/>
         <w:szCs w:val="24"/>
       </w:rPr>
@@ -9404,7 +9857,7 @@
       <w:spacing w:after="0" w:line="240" w:lineRule="auto"/>
     </w:pPr>
     <w:rPr>
-      <w:rFonts w:asciiTheme="majorHAnsi" w:cstheme="majorBidi" w:eastAsiaTheme="majorEastAsia" w:hAnsiTheme="majorHAnsi"/>
+      <w:rFonts w:asciiTheme="majorHAnsi" w:cstheme="majorBidi" w:hAnsiTheme="majorHAnsi" w:eastAsia="黑体"/>
       <w:color w:themeColor="text1" w:val="000000"/>
     </w:rPr>
     <w:tblPr>
@@ -9426,6 +9879,7 @@
     </w:tblPr>
     <w:tblStylePr w:type="firstRow">
       <w:rPr>
+        <w:rFonts w:eastAsia="黑体"/>
         <w:sz w:val="24"/>
         <w:szCs w:val="24"/>
       </w:rPr>
@@ -9555,12 +10009,14 @@
     </w:tcPr>
     <w:tblStylePr w:type="firstRow">
       <w:rPr>
+        <w:rFonts w:eastAsia="黑体"/>
         <w:b/>
         <w:bCs/>
       </w:rPr>
     </w:tblStylePr>
     <w:tblStylePr w:type="lastRow">
       <w:rPr>
+        <w:rFonts w:eastAsia="黑体"/>
         <w:b/>
         <w:bCs/>
       </w:rPr>
@@ -9573,12 +10029,14 @@
     </w:tblStylePr>
     <w:tblStylePr w:type="firstCol">
       <w:rPr>
+        <w:rFonts w:eastAsia="黑体"/>
         <w:b/>
         <w:bCs/>
       </w:rPr>
     </w:tblStylePr>
     <w:tblStylePr w:type="lastCol">
       <w:rPr>
+        <w:rFonts w:eastAsia="黑体"/>
         <w:b/>
         <w:bCs/>
       </w:rPr>
@@ -9628,12 +10086,14 @@
     </w:tcPr>
     <w:tblStylePr w:type="firstRow">
       <w:rPr>
+        <w:rFonts w:eastAsia="黑体"/>
         <w:b/>
         <w:bCs/>
       </w:rPr>
     </w:tblStylePr>
     <w:tblStylePr w:type="lastRow">
       <w:rPr>
+        <w:rFonts w:eastAsia="黑体"/>
         <w:b/>
         <w:bCs/>
       </w:rPr>
@@ -9646,12 +10106,14 @@
     </w:tblStylePr>
     <w:tblStylePr w:type="firstCol">
       <w:rPr>
+        <w:rFonts w:eastAsia="黑体"/>
         <w:b/>
         <w:bCs/>
       </w:rPr>
     </w:tblStylePr>
     <w:tblStylePr w:type="lastCol">
       <w:rPr>
+        <w:rFonts w:eastAsia="黑体"/>
         <w:b/>
         <w:bCs/>
       </w:rPr>
@@ -9701,12 +10163,14 @@
     </w:tcPr>
     <w:tblStylePr w:type="firstRow">
       <w:rPr>
+        <w:rFonts w:eastAsia="黑体"/>
         <w:b/>
         <w:bCs/>
       </w:rPr>
     </w:tblStylePr>
     <w:tblStylePr w:type="lastRow">
       <w:rPr>
+        <w:rFonts w:eastAsia="黑体"/>
         <w:b/>
         <w:bCs/>
       </w:rPr>
@@ -9719,12 +10183,14 @@
     </w:tblStylePr>
     <w:tblStylePr w:type="firstCol">
       <w:rPr>
+        <w:rFonts w:eastAsia="黑体"/>
         <w:b/>
         <w:bCs/>
       </w:rPr>
     </w:tblStylePr>
     <w:tblStylePr w:type="lastCol">
       <w:rPr>
+        <w:rFonts w:eastAsia="黑体"/>
         <w:b/>
         <w:bCs/>
       </w:rPr>
@@ -9774,12 +10240,14 @@
     </w:tcPr>
     <w:tblStylePr w:type="firstRow">
       <w:rPr>
+        <w:rFonts w:eastAsia="黑体"/>
         <w:b/>
         <w:bCs/>
       </w:rPr>
     </w:tblStylePr>
     <w:tblStylePr w:type="lastRow">
       <w:rPr>
+        <w:rFonts w:eastAsia="黑体"/>
         <w:b/>
         <w:bCs/>
       </w:rPr>
@@ -9792,12 +10260,14 @@
     </w:tblStylePr>
     <w:tblStylePr w:type="firstCol">
       <w:rPr>
+        <w:rFonts w:eastAsia="黑体"/>
         <w:b/>
         <w:bCs/>
       </w:rPr>
     </w:tblStylePr>
     <w:tblStylePr w:type="lastCol">
       <w:rPr>
+        <w:rFonts w:eastAsia="黑体"/>
         <w:b/>
         <w:bCs/>
       </w:rPr>
@@ -9847,12 +10317,14 @@
     </w:tcPr>
     <w:tblStylePr w:type="firstRow">
       <w:rPr>
+        <w:rFonts w:eastAsia="黑体"/>
         <w:b/>
         <w:bCs/>
       </w:rPr>
     </w:tblStylePr>
     <w:tblStylePr w:type="lastRow">
       <w:rPr>
+        <w:rFonts w:eastAsia="黑体"/>
         <w:b/>
         <w:bCs/>
       </w:rPr>
@@ -9865,12 +10337,14 @@
     </w:tblStylePr>
     <w:tblStylePr w:type="firstCol">
       <w:rPr>
+        <w:rFonts w:eastAsia="黑体"/>
         <w:b/>
         <w:bCs/>
       </w:rPr>
     </w:tblStylePr>
     <w:tblStylePr w:type="lastCol">
       <w:rPr>
+        <w:rFonts w:eastAsia="黑体"/>
         <w:b/>
         <w:bCs/>
       </w:rPr>
@@ -9920,12 +10394,14 @@
     </w:tcPr>
     <w:tblStylePr w:type="firstRow">
       <w:rPr>
+        <w:rFonts w:eastAsia="黑体"/>
         <w:b/>
         <w:bCs/>
       </w:rPr>
     </w:tblStylePr>
     <w:tblStylePr w:type="lastRow">
       <w:rPr>
+        <w:rFonts w:eastAsia="黑体"/>
         <w:b/>
         <w:bCs/>
       </w:rPr>
@@ -9938,12 +10414,14 @@
     </w:tblStylePr>
     <w:tblStylePr w:type="firstCol">
       <w:rPr>
+        <w:rFonts w:eastAsia="黑体"/>
         <w:b/>
         <w:bCs/>
       </w:rPr>
     </w:tblStylePr>
     <w:tblStylePr w:type="lastCol">
       <w:rPr>
+        <w:rFonts w:eastAsia="黑体"/>
         <w:b/>
         <w:bCs/>
       </w:rPr>
@@ -9993,12 +10471,14 @@
     </w:tcPr>
     <w:tblStylePr w:type="firstRow">
       <w:rPr>
+        <w:rFonts w:eastAsia="黑体"/>
         <w:b/>
         <w:bCs/>
       </w:rPr>
     </w:tblStylePr>
     <w:tblStylePr w:type="lastRow">
       <w:rPr>
+        <w:rFonts w:eastAsia="黑体"/>
         <w:b/>
         <w:bCs/>
       </w:rPr>
@@ -10011,12 +10491,14 @@
     </w:tblStylePr>
     <w:tblStylePr w:type="firstCol">
       <w:rPr>
+        <w:rFonts w:eastAsia="黑体"/>
         <w:b/>
         <w:bCs/>
       </w:rPr>
     </w:tblStylePr>
     <w:tblStylePr w:type="lastCol">
       <w:rPr>
+        <w:rFonts w:eastAsia="黑体"/>
         <w:b/>
         <w:bCs/>
       </w:rPr>
@@ -10043,7 +10525,7 @@
       <w:spacing w:after="0" w:line="240" w:lineRule="auto"/>
     </w:pPr>
     <w:rPr>
-      <w:rFonts w:asciiTheme="majorHAnsi" w:cstheme="majorBidi" w:eastAsiaTheme="majorEastAsia" w:hAnsiTheme="majorHAnsi"/>
+      <w:rFonts w:asciiTheme="majorHAnsi" w:cstheme="majorBidi" w:hAnsiTheme="majorHAnsi" w:eastAsia="黑体"/>
       <w:color w:themeColor="text1" w:val="000000"/>
     </w:rPr>
     <w:tblPr>
@@ -10070,6 +10552,7 @@
     </w:tcPr>
     <w:tblStylePr w:type="firstRow">
       <w:rPr>
+        <w:rFonts w:eastAsia="黑体"/>
         <w:b/>
         <w:bCs/>
         <w:color w:themeColor="text1" w:val="000000"/>
@@ -10081,6 +10564,7 @@
     </w:tblStylePr>
     <w:tblStylePr w:type="lastRow">
       <w:rPr>
+        <w:rFonts w:eastAsia="黑体"/>
         <w:b/>
         <w:bCs/>
         <w:color w:themeColor="text1" w:val="000000"/>
@@ -10100,6 +10584,7 @@
     </w:tblStylePr>
     <w:tblStylePr w:type="firstCol">
       <w:rPr>
+        <w:rFonts w:eastAsia="黑体"/>
         <w:b/>
         <w:bCs/>
         <w:color w:themeColor="text1" w:val="000000"/>
@@ -10119,6 +10604,7 @@
     </w:tblStylePr>
     <w:tblStylePr w:type="lastCol">
       <w:rPr>
+        <w:rFonts w:eastAsia="黑体"/>
         <w:b w:val="0"/>
         <w:bCs w:val="0"/>
         <w:color w:themeColor="text1" w:val="000000"/>
@@ -10168,7 +10654,7 @@
       <w:spacing w:after="0" w:line="240" w:lineRule="auto"/>
     </w:pPr>
     <w:rPr>
-      <w:rFonts w:asciiTheme="majorHAnsi" w:cstheme="majorBidi" w:eastAsiaTheme="majorEastAsia" w:hAnsiTheme="majorHAnsi"/>
+      <w:rFonts w:asciiTheme="majorHAnsi" w:cstheme="majorBidi" w:hAnsiTheme="majorHAnsi" w:eastAsia="黑体"/>
       <w:color w:themeColor="text1" w:val="000000"/>
     </w:rPr>
     <w:tblPr>
@@ -10195,6 +10681,7 @@
     </w:tcPr>
     <w:tblStylePr w:type="firstRow">
       <w:rPr>
+        <w:rFonts w:eastAsia="黑体"/>
         <w:b/>
         <w:bCs/>
         <w:color w:themeColor="text1" w:val="000000"/>
@@ -10206,6 +10693,7 @@
     </w:tblStylePr>
     <w:tblStylePr w:type="lastRow">
       <w:rPr>
+        <w:rFonts w:eastAsia="黑体"/>
         <w:b/>
         <w:bCs/>
         <w:color w:themeColor="text1" w:val="000000"/>
@@ -10225,6 +10713,7 @@
     </w:tblStylePr>
     <w:tblStylePr w:type="firstCol">
       <w:rPr>
+        <w:rFonts w:eastAsia="黑体"/>
         <w:b/>
         <w:bCs/>
         <w:color w:themeColor="text1" w:val="000000"/>
@@ -10244,6 +10733,7 @@
     </w:tblStylePr>
     <w:tblStylePr w:type="lastCol">
       <w:rPr>
+        <w:rFonts w:eastAsia="黑体"/>
         <w:b w:val="0"/>
         <w:bCs w:val="0"/>
         <w:color w:themeColor="text1" w:val="000000"/>
@@ -10293,7 +10783,7 @@
       <w:spacing w:after="0" w:line="240" w:lineRule="auto"/>
     </w:pPr>
     <w:rPr>
-      <w:rFonts w:asciiTheme="majorHAnsi" w:cstheme="majorBidi" w:eastAsiaTheme="majorEastAsia" w:hAnsiTheme="majorHAnsi"/>
+      <w:rFonts w:asciiTheme="majorHAnsi" w:cstheme="majorBidi" w:hAnsiTheme="majorHAnsi" w:eastAsia="黑体"/>
       <w:color w:themeColor="text1" w:val="000000"/>
     </w:rPr>
     <w:tblPr>
@@ -10320,6 +10810,7 @@
     </w:tcPr>
     <w:tblStylePr w:type="firstRow">
       <w:rPr>
+        <w:rFonts w:eastAsia="黑体"/>
         <w:b/>
         <w:bCs/>
         <w:color w:themeColor="text1" w:val="000000"/>
@@ -10331,6 +10822,7 @@
     </w:tblStylePr>
     <w:tblStylePr w:type="lastRow">
       <w:rPr>
+        <w:rFonts w:eastAsia="黑体"/>
         <w:b/>
         <w:bCs/>
         <w:color w:themeColor="text1" w:val="000000"/>
@@ -10350,6 +10842,7 @@
     </w:tblStylePr>
     <w:tblStylePr w:type="firstCol">
       <w:rPr>
+        <w:rFonts w:eastAsia="黑体"/>
         <w:b/>
         <w:bCs/>
         <w:color w:themeColor="text1" w:val="000000"/>
@@ -10369,6 +10862,7 @@
     </w:tblStylePr>
     <w:tblStylePr w:type="lastCol">
       <w:rPr>
+        <w:rFonts w:eastAsia="黑体"/>
         <w:b w:val="0"/>
         <w:bCs w:val="0"/>
         <w:color w:themeColor="text1" w:val="000000"/>
@@ -10418,7 +10912,7 @@
       <w:spacing w:after="0" w:line="240" w:lineRule="auto"/>
     </w:pPr>
     <w:rPr>
-      <w:rFonts w:asciiTheme="majorHAnsi" w:cstheme="majorBidi" w:eastAsiaTheme="majorEastAsia" w:hAnsiTheme="majorHAnsi"/>
+      <w:rFonts w:asciiTheme="majorHAnsi" w:cstheme="majorBidi" w:hAnsiTheme="majorHAnsi" w:eastAsia="黑体"/>
       <w:color w:themeColor="text1" w:val="000000"/>
     </w:rPr>
     <w:tblPr>
@@ -10445,6 +10939,7 @@
     </w:tcPr>
     <w:tblStylePr w:type="firstRow">
       <w:rPr>
+        <w:rFonts w:eastAsia="黑体"/>
         <w:b/>
         <w:bCs/>
         <w:color w:themeColor="text1" w:val="000000"/>
@@ -10456,6 +10951,7 @@
     </w:tblStylePr>
     <w:tblStylePr w:type="lastRow">
       <w:rPr>
+        <w:rFonts w:eastAsia="黑体"/>
         <w:b/>
         <w:bCs/>
         <w:color w:themeColor="text1" w:val="000000"/>
@@ -10475,6 +10971,7 @@
     </w:tblStylePr>
     <w:tblStylePr w:type="firstCol">
       <w:rPr>
+        <w:rFonts w:eastAsia="黑体"/>
         <w:b/>
         <w:bCs/>
         <w:color w:themeColor="text1" w:val="000000"/>
@@ -10494,6 +10991,7 @@
     </w:tblStylePr>
     <w:tblStylePr w:type="lastCol">
       <w:rPr>
+        <w:rFonts w:eastAsia="黑体"/>
         <w:b w:val="0"/>
         <w:bCs w:val="0"/>
         <w:color w:themeColor="text1" w:val="000000"/>
@@ -10543,7 +11041,7 @@
       <w:spacing w:after="0" w:line="240" w:lineRule="auto"/>
     </w:pPr>
     <w:rPr>
-      <w:rFonts w:asciiTheme="majorHAnsi" w:cstheme="majorBidi" w:eastAsiaTheme="majorEastAsia" w:hAnsiTheme="majorHAnsi"/>
+      <w:rFonts w:asciiTheme="majorHAnsi" w:cstheme="majorBidi" w:hAnsiTheme="majorHAnsi" w:eastAsia="黑体"/>
       <w:color w:themeColor="text1" w:val="000000"/>
     </w:rPr>
     <w:tblPr>
@@ -10570,6 +11068,7 @@
     </w:tcPr>
     <w:tblStylePr w:type="firstRow">
       <w:rPr>
+        <w:rFonts w:eastAsia="黑体"/>
         <w:b/>
         <w:bCs/>
         <w:color w:themeColor="text1" w:val="000000"/>
@@ -10581,6 +11080,7 @@
     </w:tblStylePr>
     <w:tblStylePr w:type="lastRow">
       <w:rPr>
+        <w:rFonts w:eastAsia="黑体"/>
         <w:b/>
         <w:bCs/>
         <w:color w:themeColor="text1" w:val="000000"/>
@@ -10600,6 +11100,7 @@
     </w:tblStylePr>
     <w:tblStylePr w:type="firstCol">
       <w:rPr>
+        <w:rFonts w:eastAsia="黑体"/>
         <w:b/>
         <w:bCs/>
         <w:color w:themeColor="text1" w:val="000000"/>
@@ -10619,6 +11120,7 @@
     </w:tblStylePr>
     <w:tblStylePr w:type="lastCol">
       <w:rPr>
+        <w:rFonts w:eastAsia="黑体"/>
         <w:b w:val="0"/>
         <w:bCs w:val="0"/>
         <w:color w:themeColor="text1" w:val="000000"/>
@@ -10668,7 +11170,7 @@
       <w:spacing w:after="0" w:line="240" w:lineRule="auto"/>
     </w:pPr>
     <w:rPr>
-      <w:rFonts w:asciiTheme="majorHAnsi" w:cstheme="majorBidi" w:eastAsiaTheme="majorEastAsia" w:hAnsiTheme="majorHAnsi"/>
+      <w:rFonts w:asciiTheme="majorHAnsi" w:cstheme="majorBidi" w:hAnsiTheme="majorHAnsi" w:eastAsia="黑体"/>
       <w:color w:themeColor="text1" w:val="000000"/>
     </w:rPr>
     <w:tblPr>
@@ -10695,6 +11197,7 @@
     </w:tcPr>
     <w:tblStylePr w:type="firstRow">
       <w:rPr>
+        <w:rFonts w:eastAsia="黑体"/>
         <w:b/>
         <w:bCs/>
         <w:color w:themeColor="text1" w:val="000000"/>
@@ -10706,6 +11209,7 @@
     </w:tblStylePr>
     <w:tblStylePr w:type="lastRow">
       <w:rPr>
+        <w:rFonts w:eastAsia="黑体"/>
         <w:b/>
         <w:bCs/>
         <w:color w:themeColor="text1" w:val="000000"/>
@@ -10725,6 +11229,7 @@
     </w:tblStylePr>
     <w:tblStylePr w:type="firstCol">
       <w:rPr>
+        <w:rFonts w:eastAsia="黑体"/>
         <w:b/>
         <w:bCs/>
         <w:color w:themeColor="text1" w:val="000000"/>
@@ -10744,6 +11249,7 @@
     </w:tblStylePr>
     <w:tblStylePr w:type="lastCol">
       <w:rPr>
+        <w:rFonts w:eastAsia="黑体"/>
         <w:b w:val="0"/>
         <w:bCs w:val="0"/>
         <w:color w:themeColor="text1" w:val="000000"/>
@@ -10793,7 +11299,7 @@
       <w:spacing w:after="0" w:line="240" w:lineRule="auto"/>
     </w:pPr>
     <w:rPr>
-      <w:rFonts w:asciiTheme="majorHAnsi" w:cstheme="majorBidi" w:eastAsiaTheme="majorEastAsia" w:hAnsiTheme="majorHAnsi"/>
+      <w:rFonts w:asciiTheme="majorHAnsi" w:cstheme="majorBidi" w:hAnsiTheme="majorHAnsi" w:eastAsia="黑体"/>
       <w:color w:themeColor="text1" w:val="000000"/>
     </w:rPr>
     <w:tblPr>
@@ -10820,6 +11326,7 @@
     </w:tcPr>
     <w:tblStylePr w:type="firstRow">
       <w:rPr>
+        <w:rFonts w:eastAsia="黑体"/>
         <w:b/>
         <w:bCs/>
         <w:color w:themeColor="text1" w:val="000000"/>
@@ -10831,6 +11338,7 @@
     </w:tblStylePr>
     <w:tblStylePr w:type="lastRow">
       <w:rPr>
+        <w:rFonts w:eastAsia="黑体"/>
         <w:b/>
         <w:bCs/>
         <w:color w:themeColor="text1" w:val="000000"/>
@@ -10850,6 +11358,7 @@
     </w:tblStylePr>
     <w:tblStylePr w:type="firstCol">
       <w:rPr>
+        <w:rFonts w:eastAsia="黑体"/>
         <w:b/>
         <w:bCs/>
         <w:color w:themeColor="text1" w:val="000000"/>
@@ -10869,6 +11378,7 @@
     </w:tblStylePr>
     <w:tblStylePr w:type="lastCol">
       <w:rPr>
+        <w:rFonts w:eastAsia="黑体"/>
         <w:b w:val="0"/>
         <w:bCs w:val="0"/>
         <w:color w:themeColor="text1" w:val="000000"/>
@@ -10941,6 +11451,7 @@
     </w:tcPr>
     <w:tblStylePr w:type="firstRow">
       <w:rPr>
+        <w:rFonts w:eastAsia="黑体"/>
         <w:b/>
         <w:bCs/>
         <w:i w:val="0"/>
@@ -10962,6 +11473,7 @@
     </w:tblStylePr>
     <w:tblStylePr w:type="lastRow">
       <w:rPr>
+        <w:rFonts w:eastAsia="黑体"/>
         <w:b/>
         <w:bCs/>
         <w:i w:val="0"/>
@@ -10983,6 +11495,7 @@
     </w:tblStylePr>
     <w:tblStylePr w:type="firstCol">
       <w:rPr>
+        <w:rFonts w:eastAsia="黑体"/>
         <w:b/>
         <w:bCs/>
         <w:i w:val="0"/>
@@ -11002,6 +11515,7 @@
     </w:tblStylePr>
     <w:tblStylePr w:type="lastCol">
       <w:rPr>
+        <w:rFonts w:eastAsia="黑体"/>
         <w:b/>
         <w:bCs/>
         <w:i w:val="0"/>
@@ -11082,6 +11596,7 @@
     </w:tcPr>
     <w:tblStylePr w:type="firstRow">
       <w:rPr>
+        <w:rFonts w:eastAsia="黑体"/>
         <w:b/>
         <w:bCs/>
         <w:i w:val="0"/>
@@ -11103,6 +11618,7 @@
     </w:tblStylePr>
     <w:tblStylePr w:type="lastRow">
       <w:rPr>
+        <w:rFonts w:eastAsia="黑体"/>
         <w:b/>
         <w:bCs/>
         <w:i w:val="0"/>
@@ -11124,6 +11640,7 @@
     </w:tblStylePr>
     <w:tblStylePr w:type="firstCol">
       <w:rPr>
+        <w:rFonts w:eastAsia="黑体"/>
         <w:b/>
         <w:bCs/>
         <w:i w:val="0"/>
@@ -11143,6 +11660,7 @@
     </w:tblStylePr>
     <w:tblStylePr w:type="lastCol">
       <w:rPr>
+        <w:rFonts w:eastAsia="黑体"/>
         <w:b/>
         <w:bCs/>
         <w:i w:val="0"/>
@@ -11223,6 +11741,7 @@
     </w:tcPr>
     <w:tblStylePr w:type="firstRow">
       <w:rPr>
+        <w:rFonts w:eastAsia="黑体"/>
         <w:b/>
         <w:bCs/>
         <w:i w:val="0"/>
@@ -11244,6 +11763,7 @@
     </w:tblStylePr>
     <w:tblStylePr w:type="lastRow">
       <w:rPr>
+        <w:rFonts w:eastAsia="黑体"/>
         <w:b/>
         <w:bCs/>
         <w:i w:val="0"/>
@@ -11265,6 +11785,7 @@
     </w:tblStylePr>
     <w:tblStylePr w:type="firstCol">
       <w:rPr>
+        <w:rFonts w:eastAsia="黑体"/>
         <w:b/>
         <w:bCs/>
         <w:i w:val="0"/>
@@ -11284,6 +11805,7 @@
     </w:tblStylePr>
     <w:tblStylePr w:type="lastCol">
       <w:rPr>
+        <w:rFonts w:eastAsia="黑体"/>
         <w:b/>
         <w:bCs/>
         <w:i w:val="0"/>
@@ -11364,6 +11886,7 @@
     </w:tcPr>
     <w:tblStylePr w:type="firstRow">
       <w:rPr>
+        <w:rFonts w:eastAsia="黑体"/>
         <w:b/>
         <w:bCs/>
         <w:i w:val="0"/>
@@ -11385,6 +11908,7 @@
     </w:tblStylePr>
     <w:tblStylePr w:type="lastRow">
       <w:rPr>
+        <w:rFonts w:eastAsia="黑体"/>
         <w:b/>
         <w:bCs/>
         <w:i w:val="0"/>
@@ -11406,6 +11930,7 @@
     </w:tblStylePr>
     <w:tblStylePr w:type="firstCol">
       <w:rPr>
+        <w:rFonts w:eastAsia="黑体"/>
         <w:b/>
         <w:bCs/>
         <w:i w:val="0"/>
@@ -11425,6 +11950,7 @@
     </w:tblStylePr>
     <w:tblStylePr w:type="lastCol">
       <w:rPr>
+        <w:rFonts w:eastAsia="黑体"/>
         <w:b/>
         <w:bCs/>
         <w:i w:val="0"/>
@@ -11505,6 +12031,7 @@
     </w:tcPr>
     <w:tblStylePr w:type="firstRow">
       <w:rPr>
+        <w:rFonts w:eastAsia="黑体"/>
         <w:b/>
         <w:bCs/>
         <w:i w:val="0"/>
@@ -11526,6 +12053,7 @@
     </w:tblStylePr>
     <w:tblStylePr w:type="lastRow">
       <w:rPr>
+        <w:rFonts w:eastAsia="黑体"/>
         <w:b/>
         <w:bCs/>
         <w:i w:val="0"/>
@@ -11547,6 +12075,7 @@
     </w:tblStylePr>
     <w:tblStylePr w:type="firstCol">
       <w:rPr>
+        <w:rFonts w:eastAsia="黑体"/>
         <w:b/>
         <w:bCs/>
         <w:i w:val="0"/>
@@ -11566,6 +12095,7 @@
     </w:tblStylePr>
     <w:tblStylePr w:type="lastCol">
       <w:rPr>
+        <w:rFonts w:eastAsia="黑体"/>
         <w:b/>
         <w:bCs/>
         <w:i w:val="0"/>
@@ -11646,6 +12176,7 @@
     </w:tcPr>
     <w:tblStylePr w:type="firstRow">
       <w:rPr>
+        <w:rFonts w:eastAsia="黑体"/>
         <w:b/>
         <w:bCs/>
         <w:i w:val="0"/>
@@ -11667,6 +12198,7 @@
     </w:tblStylePr>
     <w:tblStylePr w:type="lastRow">
       <w:rPr>
+        <w:rFonts w:eastAsia="黑体"/>
         <w:b/>
         <w:bCs/>
         <w:i w:val="0"/>
@@ -11688,6 +12220,7 @@
     </w:tblStylePr>
     <w:tblStylePr w:type="firstCol">
       <w:rPr>
+        <w:rFonts w:eastAsia="黑体"/>
         <w:b/>
         <w:bCs/>
         <w:i w:val="0"/>
@@ -11707,6 +12240,7 @@
     </w:tblStylePr>
     <w:tblStylePr w:type="lastCol">
       <w:rPr>
+        <w:rFonts w:eastAsia="黑体"/>
         <w:b/>
         <w:bCs/>
         <w:i w:val="0"/>
@@ -11787,6 +12321,7 @@
     </w:tcPr>
     <w:tblStylePr w:type="firstRow">
       <w:rPr>
+        <w:rFonts w:eastAsia="黑体"/>
         <w:b/>
         <w:bCs/>
         <w:i w:val="0"/>
@@ -11808,6 +12343,7 @@
     </w:tblStylePr>
     <w:tblStylePr w:type="lastRow">
       <w:rPr>
+        <w:rFonts w:eastAsia="黑体"/>
         <w:b/>
         <w:bCs/>
         <w:i w:val="0"/>
@@ -11829,6 +12365,7 @@
     </w:tblStylePr>
     <w:tblStylePr w:type="firstCol">
       <w:rPr>
+        <w:rFonts w:eastAsia="黑体"/>
         <w:b/>
         <w:bCs/>
         <w:i w:val="0"/>
@@ -11848,6 +12385,7 @@
     </w:tblStylePr>
     <w:tblStylePr w:type="lastCol">
       <w:rPr>
+        <w:rFonts w:eastAsia="黑体"/>
         <w:b/>
         <w:bCs/>
         <w:i w:val="0"/>
@@ -11905,6 +12443,7 @@
       <w:spacing w:after="0" w:line="240" w:lineRule="auto"/>
     </w:pPr>
     <w:rPr>
+      <w:rFonts w:eastAsia="黑体"/>
       <w:color w:themeColor="background1" w:val="FFFFFF"/>
     </w:rPr>
     <w:tblPr>
@@ -11923,6 +12462,7 @@
     </w:tcPr>
     <w:tblStylePr w:type="firstRow">
       <w:rPr>
+        <w:rFonts w:eastAsia="黑体"/>
         <w:b/>
         <w:bCs/>
       </w:rPr>
@@ -12019,6 +12559,7 @@
       <w:spacing w:after="0" w:line="240" w:lineRule="auto"/>
     </w:pPr>
     <w:rPr>
+      <w:rFonts w:eastAsia="黑体"/>
       <w:color w:themeColor="background1" w:val="FFFFFF"/>
     </w:rPr>
     <w:tblPr>
@@ -12037,6 +12578,7 @@
     </w:tcPr>
     <w:tblStylePr w:type="firstRow">
       <w:rPr>
+        <w:rFonts w:eastAsia="黑体"/>
         <w:b/>
         <w:bCs/>
       </w:rPr>
@@ -12133,6 +12675,7 @@
       <w:spacing w:after="0" w:line="240" w:lineRule="auto"/>
     </w:pPr>
     <w:rPr>
+      <w:rFonts w:eastAsia="黑体"/>
       <w:color w:themeColor="background1" w:val="FFFFFF"/>
     </w:rPr>
     <w:tblPr>
@@ -12151,6 +12694,7 @@
     </w:tcPr>
     <w:tblStylePr w:type="firstRow">
       <w:rPr>
+        <w:rFonts w:eastAsia="黑体"/>
         <w:b/>
         <w:bCs/>
       </w:rPr>
@@ -12247,6 +12791,7 @@
       <w:spacing w:after="0" w:line="240" w:lineRule="auto"/>
     </w:pPr>
     <w:rPr>
+      <w:rFonts w:eastAsia="黑体"/>
       <w:color w:themeColor="background1" w:val="FFFFFF"/>
     </w:rPr>
     <w:tblPr>
@@ -12265,6 +12810,7 @@
     </w:tcPr>
     <w:tblStylePr w:type="firstRow">
       <w:rPr>
+        <w:rFonts w:eastAsia="黑体"/>
         <w:b/>
         <w:bCs/>
       </w:rPr>
@@ -12361,6 +12907,7 @@
       <w:spacing w:after="0" w:line="240" w:lineRule="auto"/>
     </w:pPr>
     <w:rPr>
+      <w:rFonts w:eastAsia="黑体"/>
       <w:color w:themeColor="background1" w:val="FFFFFF"/>
     </w:rPr>
     <w:tblPr>
@@ -12379,6 +12926,7 @@
     </w:tcPr>
     <w:tblStylePr w:type="firstRow">
       <w:rPr>
+        <w:rFonts w:eastAsia="黑体"/>
         <w:b/>
         <w:bCs/>
       </w:rPr>
@@ -12475,6 +13023,7 @@
       <w:spacing w:after="0" w:line="240" w:lineRule="auto"/>
     </w:pPr>
     <w:rPr>
+      <w:rFonts w:eastAsia="黑体"/>
       <w:color w:themeColor="background1" w:val="FFFFFF"/>
     </w:rPr>
     <w:tblPr>
@@ -12493,6 +13042,7 @@
     </w:tcPr>
     <w:tblStylePr w:type="firstRow">
       <w:rPr>
+        <w:rFonts w:eastAsia="黑体"/>
         <w:b/>
         <w:bCs/>
       </w:rPr>
@@ -12589,6 +13139,7 @@
       <w:spacing w:after="0" w:line="240" w:lineRule="auto"/>
     </w:pPr>
     <w:rPr>
+      <w:rFonts w:eastAsia="黑体"/>
       <w:color w:themeColor="background1" w:val="FFFFFF"/>
     </w:rPr>
     <w:tblPr>
@@ -12607,6 +13158,7 @@
     </w:tcPr>
     <w:tblStylePr w:type="firstRow">
       <w:rPr>
+        <w:rFonts w:eastAsia="黑体"/>
         <w:b/>
         <w:bCs/>
       </w:rPr>
@@ -12703,6 +13255,7 @@
       <w:spacing w:after="0" w:line="240" w:lineRule="auto"/>
     </w:pPr>
     <w:rPr>
+      <w:rFonts w:eastAsia="黑体"/>
       <w:color w:themeColor="text1" w:val="000000"/>
     </w:rPr>
     <w:tblPr>
@@ -12729,6 +13282,7 @@
     </w:tcPr>
     <w:tblStylePr w:type="firstRow">
       <w:rPr>
+        <w:rFonts w:eastAsia="黑体"/>
         <w:b/>
         <w:bCs/>
       </w:rPr>
@@ -12747,6 +13301,7 @@
     </w:tblStylePr>
     <w:tblStylePr w:type="lastRow">
       <w:rPr>
+        <w:rFonts w:eastAsia="黑体"/>
         <w:b/>
         <w:bCs/>
         <w:color w:themeColor="background1" w:val="FFFFFF"/>
@@ -12761,6 +13316,7 @@
     </w:tblStylePr>
     <w:tblStylePr w:type="firstCol">
       <w:rPr>
+        <w:rFonts w:eastAsia="黑体"/>
         <w:color w:themeColor="background1" w:val="FFFFFF"/>
       </w:rPr>
       <w:tblPr/>
@@ -12778,6 +13334,7 @@
     </w:tblStylePr>
     <w:tblStylePr w:type="lastCol">
       <w:rPr>
+        <w:rFonts w:eastAsia="黑体"/>
         <w:color w:themeColor="background1" w:val="FFFFFF"/>
       </w:rPr>
       <w:tblPr/>
@@ -12807,11 +13364,13 @@
     </w:tblStylePr>
     <w:tblStylePr w:type="neCell">
       <w:rPr>
+        <w:rFonts w:eastAsia="黑体"/>
         <w:color w:themeColor="text1" w:val="000000"/>
       </w:rPr>
     </w:tblStylePr>
     <w:tblStylePr w:type="nwCell">
       <w:rPr>
+        <w:rFonts w:eastAsia="黑体"/>
         <w:color w:themeColor="text1" w:val="000000"/>
       </w:rPr>
     </w:tblStylePr>
@@ -12825,6 +13384,7 @@
       <w:spacing w:after="0" w:line="240" w:lineRule="auto"/>
     </w:pPr>
     <w:rPr>
+      <w:rFonts w:eastAsia="黑体"/>
       <w:color w:themeColor="text1" w:val="000000"/>
     </w:rPr>
     <w:tblPr>
@@ -12851,6 +13411,7 @@
     </w:tcPr>
     <w:tblStylePr w:type="firstRow">
       <w:rPr>
+        <w:rFonts w:eastAsia="黑体"/>
         <w:b/>
         <w:bCs/>
       </w:rPr>
@@ -12869,6 +13430,7 @@
     </w:tblStylePr>
     <w:tblStylePr w:type="lastRow">
       <w:rPr>
+        <w:rFonts w:eastAsia="黑体"/>
         <w:b/>
         <w:bCs/>
         <w:color w:themeColor="background1" w:val="FFFFFF"/>
@@ -12883,6 +13445,7 @@
     </w:tblStylePr>
     <w:tblStylePr w:type="firstCol">
       <w:rPr>
+        <w:rFonts w:eastAsia="黑体"/>
         <w:color w:themeColor="background1" w:val="FFFFFF"/>
       </w:rPr>
       <w:tblPr/>
@@ -12900,6 +13463,7 @@
     </w:tblStylePr>
     <w:tblStylePr w:type="lastCol">
       <w:rPr>
+        <w:rFonts w:eastAsia="黑体"/>
         <w:color w:themeColor="background1" w:val="FFFFFF"/>
       </w:rPr>
       <w:tblPr/>
@@ -12929,11 +13493,13 @@
     </w:tblStylePr>
     <w:tblStylePr w:type="neCell">
       <w:rPr>
+        <w:rFonts w:eastAsia="黑体"/>
         <w:color w:themeColor="text1" w:val="000000"/>
       </w:rPr>
     </w:tblStylePr>
     <w:tblStylePr w:type="nwCell">
       <w:rPr>
+        <w:rFonts w:eastAsia="黑体"/>
         <w:color w:themeColor="text1" w:val="000000"/>
       </w:rPr>
     </w:tblStylePr>
@@ -12947,6 +13513,7 @@
       <w:spacing w:after="0" w:line="240" w:lineRule="auto"/>
     </w:pPr>
     <w:rPr>
+      <w:rFonts w:eastAsia="黑体"/>
       <w:color w:themeColor="text1" w:val="000000"/>
     </w:rPr>
     <w:tblPr>
@@ -12973,6 +13540,7 @@
     </w:tcPr>
     <w:tblStylePr w:type="firstRow">
       <w:rPr>
+        <w:rFonts w:eastAsia="黑体"/>
         <w:b/>
         <w:bCs/>
       </w:rPr>
@@ -12991,6 +13559,7 @@
     </w:tblStylePr>
     <w:tblStylePr w:type="lastRow">
       <w:rPr>
+        <w:rFonts w:eastAsia="黑体"/>
         <w:b/>
         <w:bCs/>
         <w:color w:themeColor="background1" w:val="FFFFFF"/>
@@ -13005,6 +13574,7 @@
     </w:tblStylePr>
     <w:tblStylePr w:type="firstCol">
       <w:rPr>
+        <w:rFonts w:eastAsia="黑体"/>
         <w:color w:themeColor="background1" w:val="FFFFFF"/>
       </w:rPr>
       <w:tblPr/>
@@ -13022,6 +13592,7 @@
     </w:tblStylePr>
     <w:tblStylePr w:type="lastCol">
       <w:rPr>
+        <w:rFonts w:eastAsia="黑体"/>
         <w:color w:themeColor="background1" w:val="FFFFFF"/>
       </w:rPr>
       <w:tblPr/>
@@ -13051,11 +13622,13 @@
     </w:tblStylePr>
     <w:tblStylePr w:type="neCell">
       <w:rPr>
+        <w:rFonts w:eastAsia="黑体"/>
         <w:color w:themeColor="text1" w:val="000000"/>
       </w:rPr>
     </w:tblStylePr>
     <w:tblStylePr w:type="nwCell">
       <w:rPr>
+        <w:rFonts w:eastAsia="黑体"/>
         <w:color w:themeColor="text1" w:val="000000"/>
       </w:rPr>
     </w:tblStylePr>
@@ -13069,6 +13642,7 @@
       <w:spacing w:after="0" w:line="240" w:lineRule="auto"/>
     </w:pPr>
     <w:rPr>
+      <w:rFonts w:eastAsia="黑体"/>
       <w:color w:themeColor="text1" w:val="000000"/>
     </w:rPr>
     <w:tblPr>
@@ -13095,6 +13669,7 @@
     </w:tcPr>
     <w:tblStylePr w:type="firstRow">
       <w:rPr>
+        <w:rFonts w:eastAsia="黑体"/>
         <w:b/>
         <w:bCs/>
       </w:rPr>
@@ -13113,6 +13688,7 @@
     </w:tblStylePr>
     <w:tblStylePr w:type="lastRow">
       <w:rPr>
+        <w:rFonts w:eastAsia="黑体"/>
         <w:b/>
         <w:bCs/>
         <w:color w:themeColor="background1" w:val="FFFFFF"/>
@@ -13127,6 +13703,7 @@
     </w:tblStylePr>
     <w:tblStylePr w:type="firstCol">
       <w:rPr>
+        <w:rFonts w:eastAsia="黑体"/>
         <w:color w:themeColor="background1" w:val="FFFFFF"/>
       </w:rPr>
       <w:tblPr/>
@@ -13144,6 +13721,7 @@
     </w:tblStylePr>
     <w:tblStylePr w:type="lastCol">
       <w:rPr>
+        <w:rFonts w:eastAsia="黑体"/>
         <w:color w:themeColor="background1" w:val="FFFFFF"/>
       </w:rPr>
       <w:tblPr/>
@@ -13181,6 +13759,7 @@
       <w:spacing w:after="0" w:line="240" w:lineRule="auto"/>
     </w:pPr>
     <w:rPr>
+      <w:rFonts w:eastAsia="黑体"/>
       <w:color w:themeColor="text1" w:val="000000"/>
     </w:rPr>
     <w:tblPr>
@@ -13207,6 +13786,7 @@
     </w:tcPr>
     <w:tblStylePr w:type="firstRow">
       <w:rPr>
+        <w:rFonts w:eastAsia="黑体"/>
         <w:b/>
         <w:bCs/>
       </w:rPr>
@@ -13225,6 +13805,7 @@
     </w:tblStylePr>
     <w:tblStylePr w:type="lastRow">
       <w:rPr>
+        <w:rFonts w:eastAsia="黑体"/>
         <w:b/>
         <w:bCs/>
         <w:color w:themeColor="background1" w:val="FFFFFF"/>
@@ -13239,6 +13820,7 @@
     </w:tblStylePr>
     <w:tblStylePr w:type="firstCol">
       <w:rPr>
+        <w:rFonts w:eastAsia="黑体"/>
         <w:color w:themeColor="background1" w:val="FFFFFF"/>
       </w:rPr>
       <w:tblPr/>
@@ -13256,6 +13838,7 @@
     </w:tblStylePr>
     <w:tblStylePr w:type="lastCol">
       <w:rPr>
+        <w:rFonts w:eastAsia="黑体"/>
         <w:color w:themeColor="background1" w:val="FFFFFF"/>
       </w:rPr>
       <w:tblPr/>
@@ -13285,11 +13868,13 @@
     </w:tblStylePr>
     <w:tblStylePr w:type="neCell">
       <w:rPr>
+        <w:rFonts w:eastAsia="黑体"/>
         <w:color w:themeColor="text1" w:val="000000"/>
       </w:rPr>
     </w:tblStylePr>
     <w:tblStylePr w:type="nwCell">
       <w:rPr>
+        <w:rFonts w:eastAsia="黑体"/>
         <w:color w:themeColor="text1" w:val="000000"/>
       </w:rPr>
     </w:tblStylePr>
@@ -13303,6 +13888,7 @@
       <w:spacing w:after="0" w:line="240" w:lineRule="auto"/>
     </w:pPr>
     <w:rPr>
+      <w:rFonts w:eastAsia="黑体"/>
       <w:color w:themeColor="text1" w:val="000000"/>
     </w:rPr>
     <w:tblPr>
@@ -13329,6 +13915,7 @@
     </w:tcPr>
     <w:tblStylePr w:type="firstRow">
       <w:rPr>
+        <w:rFonts w:eastAsia="黑体"/>
         <w:b/>
         <w:bCs/>
       </w:rPr>
@@ -13347,6 +13934,7 @@
     </w:tblStylePr>
     <w:tblStylePr w:type="lastRow">
       <w:rPr>
+        <w:rFonts w:eastAsia="黑体"/>
         <w:b/>
         <w:bCs/>
         <w:color w:themeColor="background1" w:val="FFFFFF"/>
@@ -13361,6 +13949,7 @@
     </w:tblStylePr>
     <w:tblStylePr w:type="firstCol">
       <w:rPr>
+        <w:rFonts w:eastAsia="黑体"/>
         <w:color w:themeColor="background1" w:val="FFFFFF"/>
       </w:rPr>
       <w:tblPr/>
@@ -13378,6 +13967,7 @@
     </w:tblStylePr>
     <w:tblStylePr w:type="lastCol">
       <w:rPr>
+        <w:rFonts w:eastAsia="黑体"/>
         <w:color w:themeColor="background1" w:val="FFFFFF"/>
       </w:rPr>
       <w:tblPr/>
@@ -13407,11 +13997,13 @@
     </w:tblStylePr>
     <w:tblStylePr w:type="neCell">
       <w:rPr>
+        <w:rFonts w:eastAsia="黑体"/>
         <w:color w:themeColor="text1" w:val="000000"/>
       </w:rPr>
     </w:tblStylePr>
     <w:tblStylePr w:type="nwCell">
       <w:rPr>
+        <w:rFonts w:eastAsia="黑体"/>
         <w:color w:themeColor="text1" w:val="000000"/>
       </w:rPr>
     </w:tblStylePr>
@@ -13425,6 +14017,7 @@
       <w:spacing w:after="0" w:line="240" w:lineRule="auto"/>
     </w:pPr>
     <w:rPr>
+      <w:rFonts w:eastAsia="黑体"/>
       <w:color w:themeColor="text1" w:val="000000"/>
     </w:rPr>
     <w:tblPr>
@@ -13451,6 +14044,7 @@
     </w:tcPr>
     <w:tblStylePr w:type="firstRow">
       <w:rPr>
+        <w:rFonts w:eastAsia="黑体"/>
         <w:b/>
         <w:bCs/>
       </w:rPr>
@@ -13469,6 +14063,7 @@
     </w:tblStylePr>
     <w:tblStylePr w:type="lastRow">
       <w:rPr>
+        <w:rFonts w:eastAsia="黑体"/>
         <w:b/>
         <w:bCs/>
         <w:color w:themeColor="background1" w:val="FFFFFF"/>
@@ -13483,6 +14078,7 @@
     </w:tblStylePr>
     <w:tblStylePr w:type="firstCol">
       <w:rPr>
+        <w:rFonts w:eastAsia="黑体"/>
         <w:color w:themeColor="background1" w:val="FFFFFF"/>
       </w:rPr>
       <w:tblPr/>
@@ -13500,6 +14096,7 @@
     </w:tblStylePr>
     <w:tblStylePr w:type="lastCol">
       <w:rPr>
+        <w:rFonts w:eastAsia="黑体"/>
         <w:color w:themeColor="background1" w:val="FFFFFF"/>
       </w:rPr>
       <w:tblPr/>
@@ -13529,11 +14126,13 @@
     </w:tblStylePr>
     <w:tblStylePr w:type="neCell">
       <w:rPr>
+        <w:rFonts w:eastAsia="黑体"/>
         <w:color w:themeColor="text1" w:val="000000"/>
       </w:rPr>
     </w:tblStylePr>
     <w:tblStylePr w:type="nwCell">
       <w:rPr>
+        <w:rFonts w:eastAsia="黑体"/>
         <w:color w:themeColor="text1" w:val="000000"/>
       </w:rPr>
     </w:tblStylePr>
@@ -13547,6 +14146,7 @@
       <w:spacing w:after="0" w:line="240" w:lineRule="auto"/>
     </w:pPr>
     <w:rPr>
+      <w:rFonts w:eastAsia="黑体"/>
       <w:color w:themeColor="text1" w:val="000000"/>
     </w:rPr>
     <w:tblPr>
@@ -13565,6 +14165,7 @@
     </w:tcPr>
     <w:tblStylePr w:type="firstRow">
       <w:rPr>
+        <w:rFonts w:eastAsia="黑体"/>
         <w:b/>
         <w:bCs/>
         <w:color w:themeColor="background1" w:val="FFFFFF"/>
@@ -13579,6 +14180,7 @@
     </w:tblStylePr>
     <w:tblStylePr w:type="lastRow">
       <w:rPr>
+        <w:rFonts w:eastAsia="黑体"/>
         <w:b/>
         <w:bCs/>
         <w:color w:themeColor="accent2" w:themeShade="CC" w:val="9E3A38"/>
@@ -13593,12 +14195,14 @@
     </w:tblStylePr>
     <w:tblStylePr w:type="firstCol">
       <w:rPr>
+        <w:rFonts w:eastAsia="黑体"/>
         <w:b/>
         <w:bCs/>
       </w:rPr>
     </w:tblStylePr>
     <w:tblStylePr w:type="lastCol">
       <w:rPr>
+        <w:rFonts w:eastAsia="黑体"/>
         <w:b/>
         <w:bCs/>
       </w:rPr>
@@ -13633,6 +14237,7 @@
       <w:spacing w:after="0" w:line="240" w:lineRule="auto"/>
     </w:pPr>
     <w:rPr>
+      <w:rFonts w:eastAsia="黑体"/>
       <w:color w:themeColor="text1" w:val="000000"/>
     </w:rPr>
     <w:tblPr>
@@ -13651,6 +14256,7 @@
     </w:tcPr>
     <w:tblStylePr w:type="firstRow">
       <w:rPr>
+        <w:rFonts w:eastAsia="黑体"/>
         <w:b/>
         <w:bCs/>
         <w:color w:themeColor="background1" w:val="FFFFFF"/>
@@ -13665,6 +14271,7 @@
     </w:tblStylePr>
     <w:tblStylePr w:type="lastRow">
       <w:rPr>
+        <w:rFonts w:eastAsia="黑体"/>
         <w:b/>
         <w:bCs/>
         <w:color w:themeColor="accent2" w:themeShade="CC" w:val="9E3A38"/>
@@ -13679,12 +14286,14 @@
     </w:tblStylePr>
     <w:tblStylePr w:type="firstCol">
       <w:rPr>
+        <w:rFonts w:eastAsia="黑体"/>
         <w:b/>
         <w:bCs/>
       </w:rPr>
     </w:tblStylePr>
     <w:tblStylePr w:type="lastCol">
       <w:rPr>
+        <w:rFonts w:eastAsia="黑体"/>
         <w:b/>
         <w:bCs/>
       </w:rPr>
@@ -13719,6 +14328,7 @@
       <w:spacing w:after="0" w:line="240" w:lineRule="auto"/>
     </w:pPr>
     <w:rPr>
+      <w:rFonts w:eastAsia="黑体"/>
       <w:color w:themeColor="text1" w:val="000000"/>
     </w:rPr>
     <w:tblPr>
@@ -13737,6 +14347,7 @@
     </w:tcPr>
     <w:tblStylePr w:type="firstRow">
       <w:rPr>
+        <w:rFonts w:eastAsia="黑体"/>
         <w:b/>
         <w:bCs/>
         <w:color w:themeColor="background1" w:val="FFFFFF"/>
@@ -13751,6 +14362,7 @@
     </w:tblStylePr>
     <w:tblStylePr w:type="lastRow">
       <w:rPr>
+        <w:rFonts w:eastAsia="黑体"/>
         <w:b/>
         <w:bCs/>
         <w:color w:themeColor="accent2" w:themeShade="CC" w:val="9E3A38"/>
@@ -13765,12 +14377,14 @@
     </w:tblStylePr>
     <w:tblStylePr w:type="firstCol">
       <w:rPr>
+        <w:rFonts w:eastAsia="黑体"/>
         <w:b/>
         <w:bCs/>
       </w:rPr>
     </w:tblStylePr>
     <w:tblStylePr w:type="lastCol">
       <w:rPr>
+        <w:rFonts w:eastAsia="黑体"/>
         <w:b/>
         <w:bCs/>
       </w:rPr>
@@ -13805,6 +14419,7 @@
       <w:spacing w:after="0" w:line="240" w:lineRule="auto"/>
     </w:pPr>
     <w:rPr>
+      <w:rFonts w:eastAsia="黑体"/>
       <w:color w:themeColor="text1" w:val="000000"/>
     </w:rPr>
     <w:tblPr>
@@ -13823,6 +14438,7 @@
     </w:tcPr>
     <w:tblStylePr w:type="firstRow">
       <w:rPr>
+        <w:rFonts w:eastAsia="黑体"/>
         <w:b/>
         <w:bCs/>
         <w:color w:themeColor="background1" w:val="FFFFFF"/>
@@ -13837,6 +14453,7 @@
     </w:tblStylePr>
     <w:tblStylePr w:type="lastRow">
       <w:rPr>
+        <w:rFonts w:eastAsia="黑体"/>
         <w:b/>
         <w:bCs/>
         <w:color w:themeColor="accent4" w:themeShade="CC" w:val="664E82"/>
@@ -13851,12 +14468,14 @@
     </w:tblStylePr>
     <w:tblStylePr w:type="firstCol">
       <w:rPr>
+        <w:rFonts w:eastAsia="黑体"/>
         <w:b/>
         <w:bCs/>
       </w:rPr>
     </w:tblStylePr>
     <w:tblStylePr w:type="lastCol">
       <w:rPr>
+        <w:rFonts w:eastAsia="黑体"/>
         <w:b/>
         <w:bCs/>
       </w:rPr>
@@ -13891,6 +14510,7 @@
       <w:spacing w:after="0" w:line="240" w:lineRule="auto"/>
     </w:pPr>
     <w:rPr>
+      <w:rFonts w:eastAsia="黑体"/>
       <w:color w:themeColor="text1" w:val="000000"/>
     </w:rPr>
     <w:tblPr>
@@ -13909,6 +14529,7 @@
     </w:tcPr>
     <w:tblStylePr w:type="firstRow">
       <w:rPr>
+        <w:rFonts w:eastAsia="黑体"/>
         <w:b/>
         <w:bCs/>
         <w:color w:themeColor="background1" w:val="FFFFFF"/>
@@ -13923,6 +14544,7 @@
     </w:tblStylePr>
     <w:tblStylePr w:type="lastRow">
       <w:rPr>
+        <w:rFonts w:eastAsia="黑体"/>
         <w:b/>
         <w:bCs/>
         <w:color w:themeColor="accent3" w:themeShade="CC" w:val="7E9C40"/>
@@ -13937,12 +14559,14 @@
     </w:tblStylePr>
     <w:tblStylePr w:type="firstCol">
       <w:rPr>
+        <w:rFonts w:eastAsia="黑体"/>
         <w:b/>
         <w:bCs/>
       </w:rPr>
     </w:tblStylePr>
     <w:tblStylePr w:type="lastCol">
       <w:rPr>
+        <w:rFonts w:eastAsia="黑体"/>
         <w:b/>
         <w:bCs/>
       </w:rPr>
@@ -13977,6 +14601,7 @@
       <w:spacing w:after="0" w:line="240" w:lineRule="auto"/>
     </w:pPr>
     <w:rPr>
+      <w:rFonts w:eastAsia="黑体"/>
       <w:color w:themeColor="text1" w:val="000000"/>
     </w:rPr>
     <w:tblPr>
@@ -13995,6 +14620,7 @@
     </w:tcPr>
     <w:tblStylePr w:type="firstRow">
       <w:rPr>
+        <w:rFonts w:eastAsia="黑体"/>
         <w:b/>
         <w:bCs/>
         <w:color w:themeColor="background1" w:val="FFFFFF"/>
@@ -14009,6 +14635,7 @@
     </w:tblStylePr>
     <w:tblStylePr w:type="lastRow">
       <w:rPr>
+        <w:rFonts w:eastAsia="黑体"/>
         <w:b/>
         <w:bCs/>
         <w:color w:themeColor="accent6" w:themeShade="CC" w:val="F2730A"/>
@@ -14023,12 +14650,14 @@
     </w:tblStylePr>
     <w:tblStylePr w:type="firstCol">
       <w:rPr>
+        <w:rFonts w:eastAsia="黑体"/>
         <w:b/>
         <w:bCs/>
       </w:rPr>
     </w:tblStylePr>
     <w:tblStylePr w:type="lastCol">
       <w:rPr>
+        <w:rFonts w:eastAsia="黑体"/>
         <w:b/>
         <w:bCs/>
       </w:rPr>
@@ -14063,6 +14692,7 @@
       <w:spacing w:after="0" w:line="240" w:lineRule="auto"/>
     </w:pPr>
     <w:rPr>
+      <w:rFonts w:eastAsia="黑体"/>
       <w:color w:themeColor="text1" w:val="000000"/>
     </w:rPr>
     <w:tblPr>
@@ -14081,6 +14711,7 @@
     </w:tcPr>
     <w:tblStylePr w:type="firstRow">
       <w:rPr>
+        <w:rFonts w:eastAsia="黑体"/>
         <w:b/>
         <w:bCs/>
         <w:color w:themeColor="background1" w:val="FFFFFF"/>
@@ -14095,6 +14726,7 @@
     </w:tblStylePr>
     <w:tblStylePr w:type="lastRow">
       <w:rPr>
+        <w:rFonts w:eastAsia="黑体"/>
         <w:b/>
         <w:bCs/>
         <w:color w:themeColor="accent5" w:themeShade="CC" w:val="348DA5"/>
@@ -14109,12 +14741,14 @@
     </w:tblStylePr>
     <w:tblStylePr w:type="firstCol">
       <w:rPr>
+        <w:rFonts w:eastAsia="黑体"/>
         <w:b/>
         <w:bCs/>
       </w:rPr>
     </w:tblStylePr>
     <w:tblStylePr w:type="lastCol">
       <w:rPr>
+        <w:rFonts w:eastAsia="黑体"/>
         <w:b/>
         <w:bCs/>
       </w:rPr>
@@ -14149,6 +14783,7 @@
       <w:spacing w:after="0" w:line="240" w:lineRule="auto"/>
     </w:pPr>
     <w:rPr>
+      <w:rFonts w:eastAsia="黑体"/>
       <w:color w:themeColor="text1" w:val="000000"/>
     </w:rPr>
     <w:tblPr>
@@ -14170,6 +14805,7 @@
     </w:tcPr>
     <w:tblStylePr w:type="firstRow">
       <w:rPr>
+        <w:rFonts w:eastAsia="黑体"/>
         <w:b/>
         <w:bCs/>
       </w:rPr>
@@ -14180,6 +14816,7 @@
     </w:tblStylePr>
     <w:tblStylePr w:type="lastRow">
       <w:rPr>
+        <w:rFonts w:eastAsia="黑体"/>
         <w:b/>
         <w:bCs/>
         <w:color w:themeColor="text1" w:val="000000"/>
@@ -14191,6 +14828,7 @@
     </w:tblStylePr>
     <w:tblStylePr w:type="firstCol">
       <w:rPr>
+        <w:rFonts w:eastAsia="黑体"/>
         <w:color w:themeColor="background1" w:val="FFFFFF"/>
       </w:rPr>
       <w:tblPr/>
@@ -14200,6 +14838,7 @@
     </w:tblStylePr>
     <w:tblStylePr w:type="lastCol">
       <w:rPr>
+        <w:rFonts w:eastAsia="黑体"/>
         <w:color w:themeColor="background1" w:val="FFFFFF"/>
       </w:rPr>
       <w:tblPr/>
@@ -14229,6 +14868,7 @@
       <w:spacing w:after="0" w:line="240" w:lineRule="auto"/>
     </w:pPr>
     <w:rPr>
+      <w:rFonts w:eastAsia="黑体"/>
       <w:color w:themeColor="text1" w:val="000000"/>
     </w:rPr>
     <w:tblPr>
@@ -14250,6 +14890,7 @@
     </w:tcPr>
     <w:tblStylePr w:type="firstRow">
       <w:rPr>
+        <w:rFonts w:eastAsia="黑体"/>
         <w:b/>
         <w:bCs/>
       </w:rPr>
@@ -14260,6 +14901,7 @@
     </w:tblStylePr>
     <w:tblStylePr w:type="lastRow">
       <w:rPr>
+        <w:rFonts w:eastAsia="黑体"/>
         <w:b/>
         <w:bCs/>
         <w:color w:themeColor="text1" w:val="000000"/>
@@ -14271,6 +14913,7 @@
     </w:tblStylePr>
     <w:tblStylePr w:type="firstCol">
       <w:rPr>
+        <w:rFonts w:eastAsia="黑体"/>
         <w:color w:themeColor="background1" w:val="FFFFFF"/>
       </w:rPr>
       <w:tblPr/>
@@ -14280,6 +14923,7 @@
     </w:tblStylePr>
     <w:tblStylePr w:type="lastCol">
       <w:rPr>
+        <w:rFonts w:eastAsia="黑体"/>
         <w:color w:themeColor="background1" w:val="FFFFFF"/>
       </w:rPr>
       <w:tblPr/>
@@ -14309,6 +14953,7 @@
       <w:spacing w:after="0" w:line="240" w:lineRule="auto"/>
     </w:pPr>
     <w:rPr>
+      <w:rFonts w:eastAsia="黑体"/>
       <w:color w:themeColor="text1" w:val="000000"/>
     </w:rPr>
     <w:tblPr>
@@ -14330,6 +14975,7 @@
     </w:tcPr>
     <w:tblStylePr w:type="firstRow">
       <w:rPr>
+        <w:rFonts w:eastAsia="黑体"/>
         <w:b/>
         <w:bCs/>
       </w:rPr>
@@ -14340,6 +14986,7 @@
     </w:tblStylePr>
     <w:tblStylePr w:type="lastRow">
       <w:rPr>
+        <w:rFonts w:eastAsia="黑体"/>
         <w:b/>
         <w:bCs/>
         <w:color w:themeColor="text1" w:val="000000"/>
@@ -14351,6 +14998,7 @@
     </w:tblStylePr>
     <w:tblStylePr w:type="firstCol">
       <w:rPr>
+        <w:rFonts w:eastAsia="黑体"/>
         <w:color w:themeColor="background1" w:val="FFFFFF"/>
       </w:rPr>
       <w:tblPr/>
@@ -14360,6 +15008,7 @@
     </w:tblStylePr>
     <w:tblStylePr w:type="lastCol">
       <w:rPr>
+        <w:rFonts w:eastAsia="黑体"/>
         <w:color w:themeColor="background1" w:val="FFFFFF"/>
       </w:rPr>
       <w:tblPr/>
@@ -14389,6 +15038,7 @@
       <w:spacing w:after="0" w:line="240" w:lineRule="auto"/>
     </w:pPr>
     <w:rPr>
+      <w:rFonts w:eastAsia="黑体"/>
       <w:color w:themeColor="text1" w:val="000000"/>
     </w:rPr>
     <w:tblPr>
@@ -14410,6 +15060,7 @@
     </w:tcPr>
     <w:tblStylePr w:type="firstRow">
       <w:rPr>
+        <w:rFonts w:eastAsia="黑体"/>
         <w:b/>
         <w:bCs/>
       </w:rPr>
@@ -14420,6 +15071,7 @@
     </w:tblStylePr>
     <w:tblStylePr w:type="lastRow">
       <w:rPr>
+        <w:rFonts w:eastAsia="黑体"/>
         <w:b/>
         <w:bCs/>
         <w:color w:themeColor="text1" w:val="000000"/>
@@ -14431,6 +15083,7 @@
     </w:tblStylePr>
     <w:tblStylePr w:type="firstCol">
       <w:rPr>
+        <w:rFonts w:eastAsia="黑体"/>
         <w:color w:themeColor="background1" w:val="FFFFFF"/>
       </w:rPr>
       <w:tblPr/>
@@ -14440,6 +15093,7 @@
     </w:tblStylePr>
     <w:tblStylePr w:type="lastCol">
       <w:rPr>
+        <w:rFonts w:eastAsia="黑体"/>
         <w:color w:themeColor="background1" w:val="FFFFFF"/>
       </w:rPr>
       <w:tblPr/>
@@ -14469,6 +15123,7 @@
       <w:spacing w:after="0" w:line="240" w:lineRule="auto"/>
     </w:pPr>
     <w:rPr>
+      <w:rFonts w:eastAsia="黑体"/>
       <w:color w:themeColor="text1" w:val="000000"/>
     </w:rPr>
     <w:tblPr>
@@ -14490,6 +15145,7 @@
     </w:tcPr>
     <w:tblStylePr w:type="firstRow">
       <w:rPr>
+        <w:rFonts w:eastAsia="黑体"/>
         <w:b/>
         <w:bCs/>
       </w:rPr>
@@ -14500,6 +15156,7 @@
     </w:tblStylePr>
     <w:tblStylePr w:type="lastRow">
       <w:rPr>
+        <w:rFonts w:eastAsia="黑体"/>
         <w:b/>
         <w:bCs/>
         <w:color w:themeColor="text1" w:val="000000"/>
@@ -14511,6 +15168,7 @@
     </w:tblStylePr>
     <w:tblStylePr w:type="firstCol">
       <w:rPr>
+        <w:rFonts w:eastAsia="黑体"/>
         <w:color w:themeColor="background1" w:val="FFFFFF"/>
       </w:rPr>
       <w:tblPr/>
@@ -14520,6 +15178,7 @@
     </w:tblStylePr>
     <w:tblStylePr w:type="lastCol">
       <w:rPr>
+        <w:rFonts w:eastAsia="黑体"/>
         <w:color w:themeColor="background1" w:val="FFFFFF"/>
       </w:rPr>
       <w:tblPr/>
@@ -14549,6 +15208,7 @@
       <w:spacing w:after="0" w:line="240" w:lineRule="auto"/>
     </w:pPr>
     <w:rPr>
+      <w:rFonts w:eastAsia="黑体"/>
       <w:color w:themeColor="text1" w:val="000000"/>
     </w:rPr>
     <w:tblPr>
@@ -14570,6 +15230,7 @@
     </w:tcPr>
     <w:tblStylePr w:type="firstRow">
       <w:rPr>
+        <w:rFonts w:eastAsia="黑体"/>
         <w:b/>
         <w:bCs/>
       </w:rPr>
@@ -14580,6 +15241,7 @@
     </w:tblStylePr>
     <w:tblStylePr w:type="lastRow">
       <w:rPr>
+        <w:rFonts w:eastAsia="黑体"/>
         <w:b/>
         <w:bCs/>
         <w:color w:themeColor="text1" w:val="000000"/>
@@ -14591,6 +15253,7 @@
     </w:tblStylePr>
     <w:tblStylePr w:type="firstCol">
       <w:rPr>
+        <w:rFonts w:eastAsia="黑体"/>
         <w:color w:themeColor="background1" w:val="FFFFFF"/>
       </w:rPr>
       <w:tblPr/>
@@ -14600,6 +15263,7 @@
     </w:tblStylePr>
     <w:tblStylePr w:type="lastCol">
       <w:rPr>
+        <w:rFonts w:eastAsia="黑体"/>
         <w:color w:themeColor="background1" w:val="FFFFFF"/>
       </w:rPr>
       <w:tblPr/>
@@ -14629,6 +15293,7 @@
       <w:spacing w:after="0" w:line="240" w:lineRule="auto"/>
     </w:pPr>
     <w:rPr>
+      <w:rFonts w:eastAsia="黑体"/>
       <w:color w:themeColor="text1" w:val="000000"/>
     </w:rPr>
     <w:tblPr>
@@ -14650,6 +15315,7 @@
     </w:tcPr>
     <w:tblStylePr w:type="firstRow">
       <w:rPr>
+        <w:rFonts w:eastAsia="黑体"/>
         <w:b/>
         <w:bCs/>
       </w:rPr>
@@ -14660,6 +15326,7 @@
     </w:tblStylePr>
     <w:tblStylePr w:type="lastRow">
       <w:rPr>
+        <w:rFonts w:eastAsia="黑体"/>
         <w:b/>
         <w:bCs/>
         <w:color w:themeColor="text1" w:val="000000"/>
@@ -14671,6 +15338,7 @@
     </w:tblStylePr>
     <w:tblStylePr w:type="firstCol">
       <w:rPr>
+        <w:rFonts w:eastAsia="黑体"/>
         <w:color w:themeColor="background1" w:val="FFFFFF"/>
       </w:rPr>
       <w:tblPr/>
@@ -14680,6 +15348,7 @@
     </w:tblStylePr>
     <w:tblStylePr w:type="lastCol">
       <w:rPr>
+        <w:rFonts w:eastAsia="黑体"/>
         <w:color w:themeColor="background1" w:val="FFFFFF"/>
       </w:rPr>
       <w:tblPr/>
@@ -14712,6 +15381,7 @@
     <w:name w:val="KeywordTok"/>
     <w:basedOn w:val="VerbatimChar"/>
     <w:rPr>
+      <w:rFonts w:eastAsia="黑体"/>
       <w:b/>
       <w:color w:val="007020"/>
     </w:rPr>
@@ -14720,6 +15390,7 @@
     <w:name w:val="DataTypeTok"/>
     <w:basedOn w:val="VerbatimChar"/>
     <w:rPr>
+      <w:rFonts w:eastAsia="黑体"/>
       <w:color w:val="902000"/>
     </w:rPr>
   </w:style>
@@ -14727,6 +15398,7 @@
     <w:name w:val="DecValTok"/>
     <w:basedOn w:val="VerbatimChar"/>
     <w:rPr>
+      <w:rFonts w:eastAsia="黑体"/>
       <w:color w:val="40a070"/>
     </w:rPr>
   </w:style>
@@ -14734,6 +15406,7 @@
     <w:name w:val="BaseNTok"/>
     <w:basedOn w:val="VerbatimChar"/>
     <w:rPr>
+      <w:rFonts w:eastAsia="黑体"/>
       <w:color w:val="40a070"/>
     </w:rPr>
   </w:style>
@@ -14741,6 +15414,7 @@
     <w:name w:val="FloatTok"/>
     <w:basedOn w:val="VerbatimChar"/>
     <w:rPr>
+      <w:rFonts w:eastAsia="黑体"/>
       <w:color w:val="40a070"/>
     </w:rPr>
   </w:style>
@@ -14748,6 +15422,7 @@
     <w:name w:val="ConstantTok"/>
     <w:basedOn w:val="VerbatimChar"/>
     <w:rPr>
+      <w:rFonts w:eastAsia="黑体"/>
       <w:color w:val="880000"/>
     </w:rPr>
   </w:style>
@@ -14755,6 +15430,7 @@
     <w:name w:val="CharTok"/>
     <w:basedOn w:val="VerbatimChar"/>
     <w:rPr>
+      <w:rFonts w:eastAsia="黑体"/>
       <w:color w:val="4070a0"/>
     </w:rPr>
   </w:style>
@@ -14762,6 +15438,7 @@
     <w:name w:val="SpecialCharTok"/>
     <w:basedOn w:val="VerbatimChar"/>
     <w:rPr>
+      <w:rFonts w:eastAsia="黑体"/>
       <w:color w:val="4070a0"/>
     </w:rPr>
   </w:style>
@@ -14769,6 +15446,7 @@
     <w:name w:val="StringTok"/>
     <w:basedOn w:val="VerbatimChar"/>
     <w:rPr>
+      <w:rFonts w:eastAsia="黑体"/>
       <w:color w:val="4070a0"/>
     </w:rPr>
   </w:style>
@@ -14776,6 +15454,7 @@
     <w:name w:val="VerbatimStringTok"/>
     <w:basedOn w:val="VerbatimChar"/>
     <w:rPr>
+      <w:rFonts w:eastAsia="黑体"/>
       <w:color w:val="4070a0"/>
     </w:rPr>
   </w:style>
@@ -14783,6 +15462,7 @@
     <w:name w:val="SpecialStringTok"/>
     <w:basedOn w:val="VerbatimChar"/>
     <w:rPr>
+      <w:rFonts w:eastAsia="黑体"/>
       <w:color w:val="bb6688"/>
     </w:rPr>
   </w:style>
@@ -14790,6 +15470,7 @@
     <w:name w:val="ImportTok"/>
     <w:basedOn w:val="VerbatimChar"/>
     <w:rPr>
+      <w:rFonts w:eastAsia="黑体"/>
       <w:b/>
       <w:color w:val="008000"/>
     </w:rPr>
@@ -14798,6 +15479,7 @@
     <w:name w:val="CommentTok"/>
     <w:basedOn w:val="VerbatimChar"/>
     <w:rPr>
+      <w:rFonts w:eastAsia="黑体"/>
       <w:i/>
       <w:color w:val="60a0b0"/>
     </w:rPr>
@@ -14806,6 +15488,7 @@
     <w:name w:val="DocumentationTok"/>
     <w:basedOn w:val="VerbatimChar"/>
     <w:rPr>
+      <w:rFonts w:eastAsia="黑体"/>
       <w:i/>
       <w:color w:val="ba2121"/>
     </w:rPr>
@@ -14814,6 +15497,7 @@
     <w:name w:val="AnnotationTok"/>
     <w:basedOn w:val="VerbatimChar"/>
     <w:rPr>
+      <w:rFonts w:eastAsia="黑体"/>
       <w:b/>
       <w:i/>
       <w:color w:val="60a0b0"/>
@@ -14823,6 +15507,7 @@
     <w:name w:val="CommentVarTok"/>
     <w:basedOn w:val="VerbatimChar"/>
     <w:rPr>
+      <w:rFonts w:eastAsia="黑体"/>
       <w:b/>
       <w:i/>
       <w:color w:val="60a0b0"/>
@@ -14832,6 +15517,7 @@
     <w:name w:val="OtherTok"/>
     <w:basedOn w:val="VerbatimChar"/>
     <w:rPr>
+      <w:rFonts w:eastAsia="黑体"/>
       <w:color w:val="007020"/>
     </w:rPr>
   </w:style>
@@ -14839,6 +15525,7 @@
     <w:name w:val="FunctionTok"/>
     <w:basedOn w:val="VerbatimChar"/>
     <w:rPr>
+      <w:rFonts w:eastAsia="黑体"/>
       <w:color w:val="06287e"/>
     </w:rPr>
   </w:style>
@@ -14846,6 +15533,7 @@
     <w:name w:val="VariableTok"/>
     <w:basedOn w:val="VerbatimChar"/>
     <w:rPr>
+      <w:rFonts w:eastAsia="黑体"/>
       <w:color w:val="19177c"/>
     </w:rPr>
   </w:style>
@@ -14853,6 +15541,7 @@
     <w:name w:val="ControlFlowTok"/>
     <w:basedOn w:val="VerbatimChar"/>
     <w:rPr>
+      <w:rFonts w:eastAsia="黑体"/>
       <w:b/>
       <w:color w:val="007020"/>
     </w:rPr>
@@ -14861,6 +15550,7 @@
     <w:name w:val="OperatorTok"/>
     <w:basedOn w:val="VerbatimChar"/>
     <w:rPr>
+      <w:rFonts w:eastAsia="黑体"/>
       <w:color w:val="666666"/>
     </w:rPr>
   </w:style>
@@ -14868,18 +15558,22 @@
     <w:name w:val="BuiltInTok"/>
     <w:basedOn w:val="VerbatimChar"/>
     <w:rPr>
+      <w:rFonts w:eastAsia="黑体"/>
       <w:color w:val="008000"/>
     </w:rPr>
   </w:style>
   <w:style w:type="character" w:customStyle="1" w:styleId="ExtensionTok">
     <w:name w:val="ExtensionTok"/>
     <w:basedOn w:val="VerbatimChar"/>
-    <w:rPr/>
+    <w:rPr>
+      <w:rFonts w:eastAsia="黑体"/>
+    </w:rPr>
   </w:style>
   <w:style w:type="character" w:customStyle="1" w:styleId="PreprocessorTok">
     <w:name w:val="PreprocessorTok"/>
     <w:basedOn w:val="VerbatimChar"/>
     <w:rPr>
+      <w:rFonts w:eastAsia="黑体"/>
       <w:color w:val="bc7a00"/>
     </w:rPr>
   </w:style>
@@ -14887,18 +15581,22 @@
     <w:name w:val="AttributeTok"/>
     <w:basedOn w:val="VerbatimChar"/>
     <w:rPr>
+      <w:rFonts w:eastAsia="黑体"/>
       <w:color w:val="7d9029"/>
     </w:rPr>
   </w:style>
   <w:style w:type="character" w:customStyle="1" w:styleId="RegionMarkerTok">
     <w:name w:val="RegionMarkerTok"/>
     <w:basedOn w:val="VerbatimChar"/>
-    <w:rPr/>
+    <w:rPr>
+      <w:rFonts w:eastAsia="黑体"/>
+    </w:rPr>
   </w:style>
   <w:style w:type="character" w:customStyle="1" w:styleId="InformationTok">
     <w:name w:val="InformationTok"/>
     <w:basedOn w:val="VerbatimChar"/>
     <w:rPr>
+      <w:rFonts w:eastAsia="黑体"/>
       <w:b/>
       <w:i/>
       <w:color w:val="60a0b0"/>
@@ -14908,6 +15606,7 @@
     <w:name w:val="WarningTok"/>
     <w:basedOn w:val="VerbatimChar"/>
     <w:rPr>
+      <w:rFonts w:eastAsia="黑体"/>
       <w:b/>
       <w:i/>
       <w:color w:val="60a0b0"/>
@@ -14917,6 +15616,7 @@
     <w:name w:val="AlertTok"/>
     <w:basedOn w:val="VerbatimChar"/>
     <w:rPr>
+      <w:rFonts w:eastAsia="黑体"/>
       <w:b/>
       <w:color w:val="ff0000"/>
     </w:rPr>
@@ -14925,6 +15625,7 @@
     <w:name w:val="ErrorTok"/>
     <w:basedOn w:val="VerbatimChar"/>
     <w:rPr>
+      <w:rFonts w:eastAsia="黑体"/>
       <w:b/>
       <w:color w:val="ff0000"/>
     </w:rPr>
@@ -14932,7 +15633,9 @@
   <w:style w:type="character" w:customStyle="1" w:styleId="NormalTok">
     <w:name w:val="NormalTok"/>
     <w:basedOn w:val="VerbatimChar"/>
-    <w:rPr/>
+    <w:rPr>
+      <w:rFonts w:eastAsia="黑体"/>
+    </w:rPr>
   </w:style>
 </w:styles>
 </file>
@@ -14981,12 +15684,12 @@
     <a:fontScheme name="Office">
       <a:majorFont>
         <a:latin typeface="Calibri"/>
-        <a:ea typeface=""/>
+        <a:ea typeface="黑体"/>
         <a:cs typeface=""/>
         <a:font script="Jpan" typeface="ＭＳ ゴシック"/>
         <a:font script="Hang" typeface="맑은 고딕"/>
-        <a:font script="Hans" typeface="宋体"/>
-        <a:font script="Hant" typeface="新細明體"/>
+        <a:font script="Hans" typeface="黑体"/>
+        <a:font script="Hant" typeface="黑体"/>
         <a:font script="Arab" typeface="Times New Roman"/>
         <a:font script="Hebr" typeface="Times New Roman"/>
         <a:font script="Thai" typeface="Angsana New"/>
@@ -15016,12 +15719,12 @@
       </a:majorFont>
       <a:minorFont>
         <a:latin typeface="Cambria"/>
-        <a:ea typeface=""/>
+        <a:ea typeface="黑体"/>
         <a:cs typeface=""/>
         <a:font script="Jpan" typeface="ＭＳ 明朝"/>
         <a:font script="Hang" typeface="맑은 고딕"/>
-        <a:font script="Hans" typeface="宋体"/>
-        <a:font script="Hant" typeface="新細明體"/>
+        <a:font script="Hans" typeface="黑体"/>
+        <a:font script="Hant" typeface="黑体"/>
         <a:font script="Arab" typeface="Arial"/>
         <a:font script="Hebr" typeface="Arial"/>
         <a:font script="Thai" typeface="Cordia New"/>

--- a/11-变流电路/03-变频电路/矩阵变换器电路/矩阵变换器电路.docx
+++ b/11-变流电路/03-变频电路/矩阵变换器电路/矩阵变换器电路.docx
@@ -2613,7 +2613,7 @@
           <w:color w:val="555555"/>
           <w:sz w:val="21"/>
         </w:rPr>
-        <w:t>材料收集者：杜文杰，WX手机：19519196569，QQ:3478827729</w:t>
+        <w:t>材料收集者：杜文杰，微信/手机：19519196569，QQ:3478827729</w:t>
       </w:r>
     </w:p>
     <w:sectPr>
